--- a/CHUYÊN ĐỀ TỐT NGHIỆP 2.docx
+++ b/CHUYÊN ĐỀ TỐT NGHIỆP 2.docx
@@ -1,6 +1,6 @@
 
 <file path=word/document.xml><?xml version="1.0" encoding="utf-8"?>
-<w:document xmlns:wpc="http://schemas.microsoft.com/office/word/2010/wordprocessingCanvas" xmlns:cx="http://schemas.microsoft.com/office/drawing/2014/chartex" xmlns:cx1="http://schemas.microsoft.com/office/drawing/2015/9/8/chartex" xmlns:cx2="http://schemas.microsoft.com/office/drawing/2015/10/21/chartex" xmlns:cx3="http://schemas.microsoft.com/office/drawing/2016/5/9/chartex" xmlns:cx4="http://schemas.microsoft.com/office/drawing/2016/5/10/chartex" xmlns:cx5="http://schemas.microsoft.com/office/drawing/2016/5/11/chartex" xmlns:cx6="http://schemas.microsoft.com/office/drawing/2016/5/12/chartex" xmlns:cx7="http://schemas.microsoft.com/office/drawing/2016/5/13/chartex" xmlns:cx8="http://schemas.microsoft.com/office/drawing/2016/5/14/chartex" xmlns:mc="http://schemas.openxmlformats.org/markup-compatibility/2006" xmlns:aink="http://schemas.microsoft.com/office/drawing/2016/ink" xmlns:am3d="http://schemas.microsoft.com/office/drawing/2017/model3d" xmlns:o="urn:schemas-microsoft-com:office:office" xmlns:r="http://schemas.openxmlformats.org/officeDocument/2006/relationships" xmlns:m="http://schemas.openxmlformats.org/officeDocument/2006/math" xmlns:v="urn:schemas-microsoft-com:vml" xmlns:wp14="http://schemas.microsoft.com/office/word/2010/wordprocessingDrawing" xmlns:wp="http://schemas.openxmlformats.org/drawingml/2006/wordprocessingDrawing" xmlns:w10="urn:schemas-microsoft-com:office:word" xmlns:w="http://schemas.openxmlformats.org/wordprocessingml/2006/main" xmlns:w14="http://schemas.microsoft.com/office/word/2010/wordml" xmlns:w15="http://schemas.microsoft.com/office/word/2012/wordml" xmlns:w16cex="http://schemas.microsoft.com/office/word/2018/wordml/cex" xmlns:w16cid="http://schemas.microsoft.com/office/word/2016/wordml/cid" xmlns:w16="http://schemas.microsoft.com/office/word/2018/wordml" xmlns:w16sdtdh="http://schemas.microsoft.com/office/word/2020/wordml/sdtdatahash" xmlns:w16se="http://schemas.microsoft.com/office/word/2015/wordml/symex" xmlns:wpg="http://schemas.microsoft.com/office/word/2010/wordprocessingGroup" xmlns:wpi="http://schemas.microsoft.com/office/word/2010/wordprocessingInk" xmlns:wne="http://schemas.microsoft.com/office/word/2006/wordml" xmlns:wps="http://schemas.microsoft.com/office/word/2010/wordprocessingShape" mc:Ignorable="w14 w15 w16se w16cid w16 w16cex w16sdtdh wp14">
+<w:document xmlns:wpc="http://schemas.microsoft.com/office/word/2010/wordprocessingCanvas" xmlns:cx="http://schemas.microsoft.com/office/drawing/2014/chartex" xmlns:cx1="http://schemas.microsoft.com/office/drawing/2015/9/8/chartex" xmlns:cx2="http://schemas.microsoft.com/office/drawing/2015/10/21/chartex" xmlns:cx3="http://schemas.microsoft.com/office/drawing/2016/5/9/chartex" xmlns:cx4="http://schemas.microsoft.com/office/drawing/2016/5/10/chartex" xmlns:cx5="http://schemas.microsoft.com/office/drawing/2016/5/11/chartex" xmlns:cx6="http://schemas.microsoft.com/office/drawing/2016/5/12/chartex" xmlns:cx7="http://schemas.microsoft.com/office/drawing/2016/5/13/chartex" xmlns:cx8="http://schemas.microsoft.com/office/drawing/2016/5/14/chartex" xmlns:mc="http://schemas.openxmlformats.org/markup-compatibility/2006" xmlns:aink="http://schemas.microsoft.com/office/drawing/2016/ink" xmlns:am3d="http://schemas.microsoft.com/office/drawing/2017/model3d" xmlns:o="urn:schemas-microsoft-com:office:office" xmlns:oel="http://schemas.microsoft.com/office/2019/extlst" xmlns:r="http://schemas.openxmlformats.org/officeDocument/2006/relationships" xmlns:m="http://schemas.openxmlformats.org/officeDocument/2006/math" xmlns:v="urn:schemas-microsoft-com:vml" xmlns:wp14="http://schemas.microsoft.com/office/word/2010/wordprocessingDrawing" xmlns:wp="http://schemas.openxmlformats.org/drawingml/2006/wordprocessingDrawing" xmlns:w10="urn:schemas-microsoft-com:office:word" xmlns:w="http://schemas.openxmlformats.org/wordprocessingml/2006/main" xmlns:w14="http://schemas.microsoft.com/office/word/2010/wordml" xmlns:w15="http://schemas.microsoft.com/office/word/2012/wordml" xmlns:w16cex="http://schemas.microsoft.com/office/word/2018/wordml/cex" xmlns:w16cid="http://schemas.microsoft.com/office/word/2016/wordml/cid" xmlns:w16="http://schemas.microsoft.com/office/word/2018/wordml" xmlns:w16du="http://schemas.microsoft.com/office/word/2023/wordml/word16du" xmlns:w16sdtdh="http://schemas.microsoft.com/office/word/2020/wordml/sdtdatahash" xmlns:w16sdtfl="http://schemas.microsoft.com/office/word/2024/wordml/sdtformatlock" xmlns:w16se="http://schemas.microsoft.com/office/word/2015/wordml/symex" xmlns:wpg="http://schemas.microsoft.com/office/word/2010/wordprocessingGroup" xmlns:wpi="http://schemas.microsoft.com/office/word/2010/wordprocessingInk" xmlns:wne="http://schemas.microsoft.com/office/word/2006/wordml" xmlns:wps="http://schemas.microsoft.com/office/word/2010/wordprocessingShape" mc:Ignorable="w14 w15 w16se w16cid w16 w16cex w16sdtdh w16sdtfl w16du wp14">
   <w:body>
     <w:p>
       <w:pPr>
@@ -194,7 +194,7 @@
           <w:color w:val="000000" w:themeColor="text1"/>
         </w:rPr>
         <w:drawing>
-          <wp:inline distT="0" distB="0" distL="0" distR="0" wp14:anchorId="29E18876" wp14:editId="53DC7989">
+          <wp:inline distT="0" distB="0" distL="0" distR="0" wp14:anchorId="29E18876" wp14:editId="5D1D0762">
             <wp:extent cx="1802130" cy="1804670"/>
             <wp:effectExtent l="0" t="0" r="7620" b="5080"/>
             <wp:docPr id="1895141473" name="Picture 1" descr="A blue and white circle with text and a star&#10;&#10;AI-generated content may be incorrect."/>
@@ -726,7 +726,7 @@
           <w:color w:val="000000" w:themeColor="text1"/>
         </w:rPr>
         <w:drawing>
-          <wp:inline distT="0" distB="0" distL="0" distR="0" wp14:anchorId="55590A8D" wp14:editId="3696D7AB">
+          <wp:inline distT="0" distB="0" distL="0" distR="0" wp14:anchorId="55590A8D" wp14:editId="580F46D4">
             <wp:extent cx="1802130" cy="1804670"/>
             <wp:effectExtent l="0" t="0" r="7620" b="5080"/>
             <wp:docPr id="104818083" name="Picture 1" descr="A blue and white circle with text and a star&#10;&#10;AI-generated content may be incorrect."/>
@@ -5306,25 +5306,394 @@
     <w:p>
       <w:pPr>
         <w:pStyle w:val="MCCP1"/>
+        <w:outlineLvl w:val="1"/>
+      </w:pPr>
+      <w:r>
+        <w:t xml:space="preserve">1.1. </w:t>
+      </w:r>
+      <w:r>
+        <w:t>Phân tích yêu cầu hệ thống</w:t>
+      </w:r>
+    </w:p>
+    <w:p>
+      <w:pPr>
+        <w:pStyle w:val="Nidungbi"/>
+      </w:pPr>
+      <w:r>
+        <w:t>Ngày nay, với sự</w:t>
+      </w:r>
+      <w:r>
+        <w:t xml:space="preserve"> phát triển mạnh mẽ của công nghệ Internet vạn vật (IoT), việc ứng dụng các giải pháp tự động hóa vào nông nghiệp đang trở thành xu hướng tất yếu nhằm nâng cao năng suất và tối ưu hóa tài nguyên. Một trong những bài toán quan trọng trong lĩnh vực này là xây dựng hệ thống tưới cây thông minh có khả năng tự động điều chỉnh lượng nước phù hợp với từng loại cây trồng, đồng thời cho phép giám sát và điều khiển từ xa. Do đó, việc phân tích yêu cầu hệ thống đóng vai trò nền tảng, giúp xác định rõ các chức năng cần thiết và định hướng cho quá trình thiết kế, triển khai.</w:t>
+      </w:r>
+    </w:p>
+    <w:p>
+      <w:pPr>
+        <w:pStyle w:val="Nidungbi"/>
+      </w:pPr>
+      <w:r>
+        <w:t>Hệ thống tưới cây thông minh cần đáp ứng các yêu cầu cơ bản bao gồm khả năng lựa chọn giống cây trồng, tự động điều chỉnh ngưỡng kích hoạt tưới dựa trên đặc tính của từng loại cây và hỗ trợ giám sát thông số thông qua nền tảng Cloud. Mỗi chức năng đều đóng vai trò quan trọng trong việc đảm bảo hệ thống hoạt động hiệu quả và ổn định. Việc lựa chọn giống cây giúp cá nhân hóa hệ thống, trong khi cơ chế điều chỉnh ngưỡng tưới giúp tối ưu hóa việc sử dụng nước. Bên cạnh đó, khả năng giám sát từ xa mang lại sự tiện lợi và nâng cao khả năng quản lý.</w:t>
+      </w:r>
+    </w:p>
+    <w:p>
+      <w:pPr>
+        <w:pStyle w:val="Nidungbi"/>
+      </w:pPr>
+      <w:r>
+        <w:t>Ngoài ra, hệ thống cũng cần đảm bảo tính linh hoạt và khả năng mở rộng trong tương lai. Điều này bao gồm việc cho phép cập nhật dữ liệu cây trồng, tích hợp thêm các cảm biến mới cũng như nâng cấp thuật toán điều khiển. Việc thiết kế hệ thống theo hướng mở sẽ giúp dễ dàng thích ứng với nhiều môi trường ứng dụng khác nhau, từ quy mô hộ gia đình đến sản xuất nông nghiệp quy mô lớn.</w:t>
+      </w:r>
+    </w:p>
+    <w:p>
+      <w:pPr>
+        <w:pStyle w:val="Style2"/>
+      </w:pPr>
+      <w:r>
+        <w:t xml:space="preserve">1.1.1. </w:t>
+      </w:r>
+      <w:r>
+        <w:t>Chọn giống cây từ danh mục sẵn có</w:t>
+      </w:r>
+    </w:p>
+    <w:p>
+      <w:pPr>
+        <w:pStyle w:val="Nidungbi"/>
+      </w:pPr>
+      <w:r>
+        <w:t>Hệ thống cần cung cấp một danh mục các loại cây trồng phổ biến để người dùng có thể dễ dàng lựa chọn loại cây phù hợp với nhu cầu thực tế. Mỗi loại cây trong danh mục sẽ được gắn với các thông số kỹ thuật cụ thể như độ ẩm đất tối ưu, ngưỡng kích hoạt tưới và điều kiện môi trường thích hợp. Việc xây dựng danh mục này giúp chuẩn hóa dữ liệu đầu vào và tạo tiền đề cho các chức năng tự động hóa phía sau hoạt động chính xác hơn.</w:t>
+      </w:r>
+    </w:p>
+    <w:p>
+      <w:pPr>
+        <w:pStyle w:val="Nidungbi"/>
+      </w:pPr>
+      <w:r>
+        <w:t xml:space="preserve">Khi người dùng lựa chọn một loại cây thông qua giao diện ứng dụng hoặc thiết bị, hệ thống sẽ tự động áp dụng các thông số tương ứng mà không cần cấu hình thủ công. Điều này giúp đơn giản hóa quá trình sử dụng, đặc biệt đối với những người không có </w:t>
+      </w:r>
+      <w:r>
+        <w:lastRenderedPageBreak/>
+        <w:t>nhiều kiến thức về kỹ thuật hoặc nông nghiệp. Ngoài ra, danh mục cây trồng có thể được cập nhật linh hoạt thông qua Cloud, cho phép bổ sung thêm các loại cây mới hoặc điều chỉnh thông số khi cần thiết, từ đó nâng cao khả năng mở rộng của hệ thống.</w:t>
+      </w:r>
+    </w:p>
+    <w:p>
+      <w:pPr>
+        <w:pStyle w:val="Style2"/>
+      </w:pPr>
+      <w:r>
+        <w:t xml:space="preserve">1.1.2. </w:t>
+      </w:r>
+      <w:r>
+        <w:t>Tự động điều chỉnh ngưỡng kích hoạt tưới theo giống cây đã chọn</w:t>
+      </w:r>
+    </w:p>
+    <w:p>
+      <w:pPr>
+        <w:pStyle w:val="Nidungbi"/>
+      </w:pPr>
+      <w:r>
+        <w:t>Sau khi người dùng lựa chọn giống cây, hệ thống sẽ tự động thiết lập các ngưỡng độ ẩm đất phù hợp để điều khiển hoạt động tưới. Cảm biến độ ẩm đất sẽ liên tục thu thập dữ liệu và gửi về bộ xử lý trung tâm. Dựa trên dữ liệu này, hệ thống sẽ so sánh với các giá trị ngưỡng đã được cấu hình sẵn cho từng loại cây để quyết định thời điểm bật hoặc tắt hệ thống tưới</w:t>
+      </w:r>
+    </w:p>
+    <w:p>
+      <w:pPr>
+        <w:pStyle w:val="Nidungbi"/>
+      </w:pPr>
+      <w:r>
+        <w:t>Cụ thể, khi độ ẩm đất giảm xuống dưới mức tối thiểu, hệ thống sẽ kích hoạt máy bơm để cung cấp nước cho cây. Ngược lại, khi độ ẩm đạt đến mức tối đa cho phép, hệ thống sẽ tự động ngắt tưới để tránh tình trạng dư nước gây ảnh hưởng xấu đến cây trồng. Ngoài ra, hệ thống có thể tích hợp thêm các cơ chế nâng cao như vùng trễ để hạn chế việc bật/tắt liên tục hoặc kết hợp thêm các yếu tố môi trường như nhiệt độ, độ ẩm không khí để điều chỉnh linh hoạt hơn. Nhờ đó, quá trình tưới cây trở nên thông minh, tiết kiệm tài nguyên và đảm bảo cây phát triển ổn định.</w:t>
+      </w:r>
+    </w:p>
+    <w:p>
+      <w:pPr>
+        <w:pStyle w:val="Style2"/>
+      </w:pPr>
+      <w:r>
+        <w:t xml:space="preserve">1.1.3. </w:t>
+      </w:r>
+      <w:r>
+        <w:t>Giám sát thông số qua Cloud</w:t>
+      </w:r>
+    </w:p>
+    <w:p>
+      <w:pPr>
+        <w:pStyle w:val="Nidungbi"/>
+      </w:pPr>
+      <w:r>
+        <w:t>Hệ thống cần thu thập các thông số quan trọng như độ ẩm đất… và trạng thái hoạt động của thiết bị, sau đó truyền dữ liệu lên máy chủ thông qua kết nối Internet. Dữ liệu này sẽ được lưu trữ và xử lý trên nền tảng Cloud, cho phép truy xuất và hiển thị thông qua ứng dụng di động hoặc giao diện web. Người dùng có thể theo dõi dữ liệu theo thời gian thực hoặc xem lại lịch sử để đánh giá hiệu quả hoạt động của hệ thống.</w:t>
+      </w:r>
+    </w:p>
+    <w:p>
+      <w:pPr>
+        <w:pStyle w:val="Nidungbi"/>
+      </w:pPr>
+      <w:r>
+        <w:t>Ngoài chức năng giám sát, hệ thống còn có thể tích hợp các tính năng cảnh báo khi phát hiện bất thường, chẳng hạn như độ ẩm đất quá thấp hoặc thiết bị gặp sự cố. Đồng thời, người dùng cũng có thể thực hiện các thao tác điều khiển từ xa như bật/tắt hệ thống tưới hoặc thay đổi cấu hình cây trồng. Việc kết hợp giữa giám sát và điều khiển giúp nâng cao tính chủ động và hiệu quả trong quá trình sử dụng hệ thống.</w:t>
+      </w:r>
+    </w:p>
+    <w:p>
+      <w:pPr>
+        <w:pStyle w:val="Nidungbi"/>
+      </w:pPr>
+      <w:r>
+        <w:t>Có thể thấy rằng, chức năng giám sát thông số qua Cloud không chỉ mang lại sự tiện lợi mà còn đóng vai trò quan trọng trong việc nâng cao khả năng quản lý và vận hành hệ thống. Đây là một thành phần không thể thiếu trong việc xây dựng một hệ thống tưới thông minh hiện đại và hiệu quả.</w:t>
+      </w:r>
+    </w:p>
+    <w:p>
+      <w:pPr>
+        <w:pStyle w:val="MCCP1"/>
+      </w:pPr>
+      <w:r>
+        <w:lastRenderedPageBreak/>
+        <w:t>1.2. Thiết kế cơ sở dữ liệu giống cây trồng (Plant Database)</w:t>
+      </w:r>
+    </w:p>
+    <w:p>
+      <w:pPr>
+        <w:pStyle w:val="Nidungbi"/>
+      </w:pPr>
+      <w:r>
+        <w:t xml:space="preserve">Trong hệ thống này, </w:t>
+      </w:r>
+      <w:r>
+        <w:t>c</w:t>
+      </w:r>
+      <w:r>
+        <w:t>ơ sở dữ liệu cây trồng không chỉ đóng vai trò lưu trữ thông tin tĩnh mà còn là Bộ quy tắc nghiệp vụ (Business Rules) giúp chuyển đổi dữ liệu từ cảm biến thành hành động điều khiển tự động. Việc thiết kế cơ sở dữ liệu này tập trung vào tính toàn vẹn, khả năng tùy biến cao và tối ưu hóa tài nguyên nước.</w:t>
+      </w:r>
+    </w:p>
+    <w:p>
+      <w:pPr>
+        <w:pStyle w:val="Style2"/>
+      </w:pPr>
+      <w:r>
+        <w:t xml:space="preserve">1.2.1. </w:t>
+      </w:r>
+      <w:r>
+        <w:t>Kiến trúc thực thể và Tham số hóa dữ liệu</w:t>
+      </w:r>
+    </w:p>
+    <w:p>
+      <w:pPr>
+        <w:pStyle w:val="Nidungbi"/>
+      </w:pPr>
+      <w:r>
+        <w:t>Cơ sở dữ liệu được xây dựng trên mô hình tham số hóa, cho phép hệ thống tự động điều chỉnh hành vi dựa trên thuộc tính của từng loại thực thể (giống cây). Các trường thông tin cốt lõi bao gồm:</w:t>
+      </w:r>
+    </w:p>
+    <w:p>
+      <w:pPr>
+        <w:pStyle w:val="Nidungbi"/>
+      </w:pPr>
+      <w:r>
+        <w:rPr>
+          <w:i/>
+          <w:iCs/>
+        </w:rPr>
+        <w:t>Plant ID (Primary Key):</w:t>
+      </w:r>
+      <w:r>
+        <w:t xml:space="preserve"> Mã định danh duy nhất cho từng loại cây (từ 1 đến 13), đóng vai trò là khóa chính để truy xuất các bộ thông số tương ứng trong mảng dữ liệu.</w:t>
+      </w:r>
+    </w:p>
+    <w:p>
+      <w:pPr>
+        <w:pStyle w:val="Nidungbi"/>
+        <w:rPr>
+          <w:i/>
+          <w:iCs/>
+        </w:rPr>
+      </w:pPr>
+      <w:r>
+        <w:rPr>
+          <w:i/>
+          <w:iCs/>
+        </w:rPr>
+        <w:t>Threshold Settings (</w:t>
+      </w:r>
+      <w:r>
+        <w:rPr>
+          <w:i/>
+          <w:iCs/>
+        </w:rPr>
+        <w:t>H</w:t>
+      </w:r>
+      <w:r>
+        <w:rPr>
+          <w:i/>
+          <w:iCs/>
+          <w:vertAlign w:val="subscript"/>
+        </w:rPr>
+        <w:t>min</w:t>
+      </w:r>
+      <w:r>
+        <w:rPr>
+          <w:i/>
+          <w:iCs/>
+        </w:rPr>
+        <w:t xml:space="preserve"> và </w:t>
+      </w:r>
+      <w:r>
+        <w:rPr>
+          <w:i/>
+          <w:iCs/>
+        </w:rPr>
+        <w:t>H</w:t>
+      </w:r>
+      <w:r>
+        <w:rPr>
+          <w:i/>
+          <w:iCs/>
+          <w:vertAlign w:val="subscript"/>
+        </w:rPr>
+        <w:t>max</w:t>
+      </w:r>
+      <w:r>
+        <w:rPr>
+          <w:i/>
+          <w:iCs/>
+        </w:rPr>
+        <w:t>):</w:t>
+      </w:r>
+    </w:p>
+    <w:p>
+      <w:pPr>
+        <w:pStyle w:val="Nidungbi"/>
         <w:numPr>
           <w:ilvl w:val="1"/>
-          <w:numId w:val="43"/>
+          <w:numId w:val="44"/>
         </w:numPr>
-        <w:outlineLvl w:val="1"/>
-      </w:pPr>
-      <w:r>
-        <w:t>Phân tích yêu cầu hệ thống</w:t>
+      </w:pPr>
+      <w:r>
+        <w:rPr>
+          <w:bCs w:val="0"/>
+          <w:i/>
+          <w:iCs/>
+        </w:rPr>
+        <w:t xml:space="preserve">Ngưỡng kích hoạt </w:t>
+      </w:r>
+      <w:r>
+        <w:rPr>
+          <w:bCs w:val="0"/>
+          <w:i/>
+          <w:iCs/>
+        </w:rPr>
+        <w:t>(</w:t>
+      </w:r>
+      <w:r>
+        <w:rPr>
+          <w:bCs w:val="0"/>
+          <w:i/>
+          <w:iCs/>
+        </w:rPr>
+        <w:t>H</w:t>
+      </w:r>
+      <w:r>
+        <w:rPr>
+          <w:bCs w:val="0"/>
+          <w:i/>
+          <w:iCs/>
+          <w:vertAlign w:val="subscript"/>
+        </w:rPr>
+        <w:t>min</w:t>
+      </w:r>
+      <w:r>
+        <w:rPr>
+          <w:bCs w:val="0"/>
+          <w:i/>
+          <w:iCs/>
+        </w:rPr>
+        <w:t>)</w:t>
+      </w:r>
+      <w:r>
+        <w:rPr>
+          <w:bCs w:val="0"/>
+          <w:i/>
+          <w:iCs/>
+        </w:rPr>
+        <w:t>:</w:t>
+      </w:r>
+      <w:r>
+        <w:t xml:space="preserve"> Giá trị giới hạn dưới của độ ẩm đất. Khi dữ liệu thực tế rơi xuống dưới ngưỡng này, hệ thống sẽ thực thi lệnh bật bơm.</w:t>
       </w:r>
     </w:p>
     <w:p>
       <w:pPr>
         <w:pStyle w:val="Nidungbi"/>
-      </w:pPr>
-      <w:r>
-        <w:t>Ngày nay, với sự</w:t>
-      </w:r>
-      <w:r>
-        <w:t xml:space="preserve"> phát triển mạnh mẽ của công nghệ Internet vạn vật (IoT), việc ứng dụng các giải pháp tự động hóa vào nông nghiệp đang trở thành xu hướng tất yếu nhằm nâng cao năng suất và tối ưu hóa tài nguyên. Một trong những bài toán quan trọng trong lĩnh vực này là xây dựng hệ thống tưới cây thông minh có khả năng tự động điều chỉnh lượng nước phù hợp với từng loại cây trồng, đồng thời cho phép giám sát và điều khiển từ xa. Do đó, việc phân tích yêu cầu hệ thống đóng vai trò nền tảng, giúp xác định rõ các chức năng cần thiết và định hướng cho quá trình thiết kế, triển khai.</w:t>
+        <w:numPr>
+          <w:ilvl w:val="1"/>
+          <w:numId w:val="44"/>
+        </w:numPr>
+      </w:pPr>
+      <w:r>
+        <w:rPr>
+          <w:bCs w:val="0"/>
+          <w:i/>
+          <w:iCs/>
+        </w:rPr>
+        <w:t xml:space="preserve">Ngưỡng dừng </w:t>
+      </w:r>
+      <w:r>
+        <w:rPr>
+          <w:bCs w:val="0"/>
+          <w:i/>
+          <w:iCs/>
+        </w:rPr>
+        <w:t>(</w:t>
+      </w:r>
+      <w:r>
+        <w:rPr>
+          <w:bCs w:val="0"/>
+          <w:i/>
+          <w:iCs/>
+        </w:rPr>
+        <w:t>H</w:t>
+      </w:r>
+      <w:r>
+        <w:rPr>
+          <w:bCs w:val="0"/>
+          <w:i/>
+          <w:iCs/>
+          <w:vertAlign w:val="subscript"/>
+        </w:rPr>
+        <w:t>max</w:t>
+      </w:r>
+      <w:r>
+        <w:rPr>
+          <w:bCs w:val="0"/>
+          <w:i/>
+          <w:iCs/>
+        </w:rPr>
+        <w:t>):</w:t>
+      </w:r>
+      <w:r>
+        <w:t xml:space="preserve"> </w:t>
+      </w:r>
+      <w:r>
+        <w:t xml:space="preserve">Được thiết lập dựa trên thuật toán </w:t>
+      </w:r>
+      <w:r>
+        <w:t>H</w:t>
+      </w:r>
+      <w:r>
+        <w:rPr>
+          <w:vertAlign w:val="subscript"/>
+        </w:rPr>
+        <w:t>stop</w:t>
+      </w:r>
+      <w:r>
+        <w:t xml:space="preserve"> = H</w:t>
+      </w:r>
+      <w:r>
+        <w:rPr>
+          <w:vertAlign w:val="subscript"/>
+        </w:rPr>
+        <w:t>start</w:t>
+      </w:r>
+      <w:r>
+        <w:t xml:space="preserve"> + 25</w:t>
+      </w:r>
+      <w:r>
+        <w:t>%</w:t>
+      </w:r>
+      <w:r>
+        <w:t>. Việc duy trì khoảng cách (Hysteresis) này nhằm ngăn chặn hiện tượng máy bơm bật/tắt liên tục trong thời gian ngắn, giúp bảo vệ phần cứng và đảm bảo nước thấm đủ sâu tới tầng rễ của cây.</w:t>
       </w:r>
     </w:p>
     <w:p>
@@ -5332,57 +5701,1773 @@
         <w:pStyle w:val="Nidungbi"/>
       </w:pPr>
       <w:r>
-        <w:t>Hệ thống tưới cây thông minh cần đáp ứng các yêu cầu cơ bản bao gồm khả năng lựa chọn giống cây trồng, tự động điều chỉnh ngưỡng kích hoạt tưới dựa trên đặc tính của từng loại cây và hỗ trợ giám sát thông số thông qua nền tảng Cloud. Mỗi chức năng đều đóng vai trò quan trọng trong việc đảm bảo hệ thống hoạt động hiệu quả và ổn định. Việc lựa chọn giống cây giúp cá nhân hóa hệ thống, trong khi cơ chế điều chỉnh ngưỡng tưới giúp tối ưu hóa việc sử dụng nước. Bên cạnh đó, khả năng giám sát từ xa mang lại sự tiện lợi và nâng cao khả năng quản lý.</w:t>
+        <w:rPr>
+          <w:i/>
+          <w:iCs/>
+        </w:rPr>
+        <w:t>Temporal Priority (Khung giờ ưu tiên):</w:t>
+      </w:r>
+      <w:r>
+        <w:t xml:space="preserve"> Tham số thời gian thực (</w:t>
+      </w:r>
+      <w:r>
+        <w:t>Tstart</w:t>
+      </w:r>
+      <w:r>
+        <w:t xml:space="preserve"> đến </w:t>
+      </w:r>
+      <w:r>
+        <w:t>Tstop</w:t>
+      </w:r>
+      <w:r>
+        <w:t>) đóng vai trò là "màng lọc" điều kiện, giúp hệ thống tuân thủ các nguyên tắc sinh học về thời điểm tưới tiêu tối ưu.</w:t>
       </w:r>
     </w:p>
     <w:p>
       <w:pPr>
+        <w:pStyle w:val="MCCP1"/>
+      </w:pPr>
+      <w:r>
+        <w:t>1.2.2. Bảng định nghĩa dữ liệu đặc tính cây trồng (Plant Dictionary)</w:t>
+      </w:r>
+    </w:p>
+    <w:tbl>
+      <w:tblPr>
+        <w:tblStyle w:val="TableGrid"/>
+        <w:tblW w:w="9067" w:type="dxa"/>
+        <w:tblLook w:val="04A0" w:firstRow="1" w:lastRow="0" w:firstColumn="1" w:lastColumn="0" w:noHBand="0" w:noVBand="1"/>
+      </w:tblPr>
+      <w:tblGrid>
+        <w:gridCol w:w="704"/>
+        <w:gridCol w:w="1701"/>
+        <w:gridCol w:w="1559"/>
+        <w:gridCol w:w="1418"/>
+        <w:gridCol w:w="1559"/>
+        <w:gridCol w:w="2126"/>
+      </w:tblGrid>
+      <w:tr>
+        <w:tc>
+          <w:tcPr>
+            <w:tcW w:w="704" w:type="dxa"/>
+            <w:vAlign w:val="center"/>
+          </w:tcPr>
+          <w:p>
+            <w:pPr>
+              <w:pStyle w:val="Nidungbi"/>
+              <w:spacing w:before="0"/>
+              <w:ind w:firstLine="0"/>
+              <w:jc w:val="center"/>
+              <w:rPr>
+                <w:b/>
+                <w:bCs w:val="0"/>
+              </w:rPr>
+            </w:pPr>
+            <w:r>
+              <w:rPr>
+                <w:b/>
+                <w:bCs w:val="0"/>
+              </w:rPr>
+              <w:t>ID</w:t>
+            </w:r>
+          </w:p>
+        </w:tc>
+        <w:tc>
+          <w:tcPr>
+            <w:tcW w:w="1701" w:type="dxa"/>
+            <w:vAlign w:val="center"/>
+          </w:tcPr>
+          <w:p>
+            <w:pPr>
+              <w:pStyle w:val="Nidungbi"/>
+              <w:spacing w:before="0"/>
+              <w:ind w:firstLine="0"/>
+              <w:jc w:val="center"/>
+              <w:rPr>
+                <w:b/>
+                <w:bCs w:val="0"/>
+              </w:rPr>
+            </w:pPr>
+            <w:r>
+              <w:rPr>
+                <w:b/>
+                <w:bCs w:val="0"/>
+              </w:rPr>
+              <w:t>Tên giống cây</w:t>
+            </w:r>
+          </w:p>
+        </w:tc>
+        <w:tc>
+          <w:tcPr>
+            <w:tcW w:w="1559" w:type="dxa"/>
+            <w:vAlign w:val="center"/>
+          </w:tcPr>
+          <w:p>
+            <w:pPr>
+              <w:pStyle w:val="Nidungbi"/>
+              <w:spacing w:before="0"/>
+              <w:ind w:firstLine="0"/>
+              <w:jc w:val="center"/>
+              <w:rPr>
+                <w:b/>
+                <w:bCs w:val="0"/>
+              </w:rPr>
+            </w:pPr>
+            <w:r>
+              <w:rPr>
+                <w:b/>
+                <w:bCs w:val="0"/>
+              </w:rPr>
+              <w:t>Ngưỡng bật (H</w:t>
+            </w:r>
+            <w:r>
+              <w:rPr>
+                <w:b/>
+                <w:bCs w:val="0"/>
+                <w:vertAlign w:val="subscript"/>
+              </w:rPr>
+              <w:t>start</w:t>
+            </w:r>
+            <w:r>
+              <w:rPr>
+                <w:b/>
+                <w:bCs w:val="0"/>
+              </w:rPr>
+              <w:t>​)</w:t>
+            </w:r>
+          </w:p>
+        </w:tc>
+        <w:tc>
+          <w:tcPr>
+            <w:tcW w:w="1418" w:type="dxa"/>
+            <w:vAlign w:val="center"/>
+          </w:tcPr>
+          <w:p>
+            <w:pPr>
+              <w:pStyle w:val="Nidungbi"/>
+              <w:spacing w:before="0"/>
+              <w:ind w:firstLine="0"/>
+              <w:jc w:val="center"/>
+              <w:rPr>
+                <w:b/>
+                <w:bCs w:val="0"/>
+              </w:rPr>
+            </w:pPr>
+            <w:r>
+              <w:rPr>
+                <w:b/>
+                <w:bCs w:val="0"/>
+              </w:rPr>
+              <w:t>Ngưỡng tắt (H</w:t>
+            </w:r>
+            <w:r>
+              <w:rPr>
+                <w:b/>
+                <w:bCs w:val="0"/>
+                <w:vertAlign w:val="subscript"/>
+              </w:rPr>
+              <w:t>stop</w:t>
+            </w:r>
+            <w:r>
+              <w:rPr>
+                <w:b/>
+                <w:bCs w:val="0"/>
+              </w:rPr>
+              <w:t>​)</w:t>
+            </w:r>
+          </w:p>
+        </w:tc>
+        <w:tc>
+          <w:tcPr>
+            <w:tcW w:w="1559" w:type="dxa"/>
+            <w:vAlign w:val="center"/>
+          </w:tcPr>
+          <w:p>
+            <w:pPr>
+              <w:pStyle w:val="Nidungbi"/>
+              <w:spacing w:before="0"/>
+              <w:ind w:firstLine="0"/>
+              <w:jc w:val="center"/>
+              <w:rPr>
+                <w:b/>
+                <w:bCs w:val="0"/>
+              </w:rPr>
+            </w:pPr>
+            <w:r>
+              <w:rPr>
+                <w:b/>
+                <w:bCs w:val="0"/>
+              </w:rPr>
+              <w:t>Khung giờ tưới ưu tiên (Gợi ý)</w:t>
+            </w:r>
+          </w:p>
+        </w:tc>
+        <w:tc>
+          <w:tcPr>
+            <w:tcW w:w="2126" w:type="dxa"/>
+            <w:vAlign w:val="center"/>
+          </w:tcPr>
+          <w:p>
+            <w:pPr>
+              <w:pStyle w:val="Nidungbi"/>
+              <w:spacing w:before="0"/>
+              <w:ind w:firstLine="0"/>
+              <w:jc w:val="center"/>
+              <w:rPr>
+                <w:b/>
+                <w:bCs w:val="0"/>
+              </w:rPr>
+            </w:pPr>
+            <w:r>
+              <w:rPr>
+                <w:b/>
+                <w:bCs w:val="0"/>
+              </w:rPr>
+              <w:t>Ghi chú kỹ thuật</w:t>
+            </w:r>
+          </w:p>
+        </w:tc>
+      </w:tr>
+      <w:tr>
+        <w:tc>
+          <w:tcPr>
+            <w:tcW w:w="704" w:type="dxa"/>
+            <w:vAlign w:val="center"/>
+          </w:tcPr>
+          <w:p>
+            <w:pPr>
+              <w:pStyle w:val="Nidungbi"/>
+              <w:spacing w:before="0"/>
+              <w:ind w:firstLine="0"/>
+              <w:jc w:val="center"/>
+            </w:pPr>
+            <w:r>
+              <w:t>1</w:t>
+            </w:r>
+          </w:p>
+        </w:tc>
+        <w:tc>
+          <w:tcPr>
+            <w:tcW w:w="1701" w:type="dxa"/>
+            <w:vAlign w:val="center"/>
+          </w:tcPr>
+          <w:p>
+            <w:pPr>
+              <w:pStyle w:val="Nidungbi"/>
+              <w:spacing w:before="0"/>
+              <w:ind w:firstLine="0"/>
+              <w:jc w:val="center"/>
+            </w:pPr>
+            <w:r>
+              <w:t>Cam/Quýt</w:t>
+            </w:r>
+          </w:p>
+        </w:tc>
+        <w:tc>
+          <w:tcPr>
+            <w:tcW w:w="1559" w:type="dxa"/>
+            <w:vAlign w:val="center"/>
+          </w:tcPr>
+          <w:p>
+            <w:pPr>
+              <w:pStyle w:val="Nidungbi"/>
+              <w:spacing w:before="0"/>
+              <w:ind w:firstLine="0"/>
+              <w:jc w:val="center"/>
+            </w:pPr>
+            <w:r>
+              <w:t>45%</w:t>
+            </w:r>
+          </w:p>
+        </w:tc>
+        <w:tc>
+          <w:tcPr>
+            <w:tcW w:w="1418" w:type="dxa"/>
+            <w:vAlign w:val="center"/>
+          </w:tcPr>
+          <w:p>
+            <w:pPr>
+              <w:pStyle w:val="Nidungbi"/>
+              <w:spacing w:before="0"/>
+              <w:ind w:firstLine="0"/>
+              <w:jc w:val="center"/>
+            </w:pPr>
+            <w:r>
+              <w:t>70%</w:t>
+            </w:r>
+          </w:p>
+        </w:tc>
+        <w:tc>
+          <w:tcPr>
+            <w:tcW w:w="1559" w:type="dxa"/>
+            <w:vAlign w:val="center"/>
+          </w:tcPr>
+          <w:p>
+            <w:pPr>
+              <w:pStyle w:val="Nidungbi"/>
+              <w:spacing w:before="0"/>
+              <w:ind w:firstLine="0"/>
+              <w:jc w:val="center"/>
+            </w:pPr>
+            <w:r>
+              <w:t>06:00 - 08:30</w:t>
+            </w:r>
+          </w:p>
+        </w:tc>
+        <w:tc>
+          <w:tcPr>
+            <w:tcW w:w="2126" w:type="dxa"/>
+            <w:vAlign w:val="center"/>
+          </w:tcPr>
+          <w:p>
+            <w:pPr>
+              <w:pStyle w:val="Nidungbi"/>
+              <w:spacing w:before="0"/>
+              <w:ind w:firstLine="0"/>
+              <w:jc w:val="center"/>
+            </w:pPr>
+            <w:r>
+              <w:t>Cần độ ẩm ổn định để tránh rụng quả.</w:t>
+            </w:r>
+          </w:p>
+        </w:tc>
+      </w:tr>
+      <w:tr>
+        <w:tc>
+          <w:tcPr>
+            <w:tcW w:w="704" w:type="dxa"/>
+            <w:vAlign w:val="center"/>
+          </w:tcPr>
+          <w:p>
+            <w:pPr>
+              <w:pStyle w:val="Nidungbi"/>
+              <w:spacing w:before="0"/>
+              <w:ind w:firstLine="0"/>
+              <w:jc w:val="center"/>
+            </w:pPr>
+            <w:r>
+              <w:t>2</w:t>
+            </w:r>
+          </w:p>
+        </w:tc>
+        <w:tc>
+          <w:tcPr>
+            <w:tcW w:w="1701" w:type="dxa"/>
+            <w:vAlign w:val="center"/>
+          </w:tcPr>
+          <w:p>
+            <w:pPr>
+              <w:pStyle w:val="Nidungbi"/>
+              <w:spacing w:before="0"/>
+              <w:ind w:firstLine="0"/>
+              <w:jc w:val="center"/>
+            </w:pPr>
+            <w:r>
+              <w:t>Xoài</w:t>
+            </w:r>
+          </w:p>
+        </w:tc>
+        <w:tc>
+          <w:tcPr>
+            <w:tcW w:w="1559" w:type="dxa"/>
+            <w:vAlign w:val="center"/>
+          </w:tcPr>
+          <w:p>
+            <w:pPr>
+              <w:pStyle w:val="Nidungbi"/>
+              <w:spacing w:before="0"/>
+              <w:ind w:firstLine="0"/>
+              <w:jc w:val="center"/>
+            </w:pPr>
+            <w:r>
+              <w:t>40%</w:t>
+            </w:r>
+          </w:p>
+        </w:tc>
+        <w:tc>
+          <w:tcPr>
+            <w:tcW w:w="1418" w:type="dxa"/>
+            <w:vAlign w:val="center"/>
+          </w:tcPr>
+          <w:p>
+            <w:pPr>
+              <w:pStyle w:val="Nidungbi"/>
+              <w:spacing w:before="0"/>
+              <w:ind w:firstLine="0"/>
+              <w:jc w:val="center"/>
+            </w:pPr>
+            <w:r>
+              <w:t>65%</w:t>
+            </w:r>
+          </w:p>
+        </w:tc>
+        <w:tc>
+          <w:tcPr>
+            <w:tcW w:w="1559" w:type="dxa"/>
+            <w:vAlign w:val="center"/>
+          </w:tcPr>
+          <w:p>
+            <w:pPr>
+              <w:pStyle w:val="Nidungbi"/>
+              <w:spacing w:before="0"/>
+              <w:ind w:firstLine="0"/>
+              <w:jc w:val="center"/>
+            </w:pPr>
+            <w:r>
+              <w:t>06:30 - 09:00</w:t>
+            </w:r>
+          </w:p>
+        </w:tc>
+        <w:tc>
+          <w:tcPr>
+            <w:tcW w:w="2126" w:type="dxa"/>
+            <w:vAlign w:val="center"/>
+          </w:tcPr>
+          <w:p>
+            <w:pPr>
+              <w:pStyle w:val="Nidungbi"/>
+              <w:spacing w:before="0"/>
+              <w:ind w:firstLine="0"/>
+              <w:jc w:val="center"/>
+            </w:pPr>
+            <w:r>
+              <w:t>"Chịu hạn khá</w:t>
+            </w:r>
+          </w:p>
+        </w:tc>
+      </w:tr>
+      <w:tr>
+        <w:tc>
+          <w:tcPr>
+            <w:tcW w:w="704" w:type="dxa"/>
+            <w:vAlign w:val="center"/>
+          </w:tcPr>
+          <w:p>
+            <w:pPr>
+              <w:pStyle w:val="Nidungbi"/>
+              <w:spacing w:before="0"/>
+              <w:ind w:firstLine="0"/>
+              <w:jc w:val="center"/>
+            </w:pPr>
+            <w:r>
+              <w:lastRenderedPageBreak/>
+              <w:t>3</w:t>
+            </w:r>
+          </w:p>
+        </w:tc>
+        <w:tc>
+          <w:tcPr>
+            <w:tcW w:w="1701" w:type="dxa"/>
+            <w:vAlign w:val="center"/>
+          </w:tcPr>
+          <w:p>
+            <w:pPr>
+              <w:pStyle w:val="Nidungbi"/>
+              <w:spacing w:before="0"/>
+              <w:ind w:firstLine="0"/>
+              <w:jc w:val="center"/>
+            </w:pPr>
+            <w:r>
+              <w:t>Bưởi</w:t>
+            </w:r>
+          </w:p>
+        </w:tc>
+        <w:tc>
+          <w:tcPr>
+            <w:tcW w:w="1559" w:type="dxa"/>
+            <w:vAlign w:val="center"/>
+          </w:tcPr>
+          <w:p>
+            <w:pPr>
+              <w:pStyle w:val="Nidungbi"/>
+              <w:spacing w:before="0"/>
+              <w:ind w:firstLine="0"/>
+              <w:jc w:val="center"/>
+            </w:pPr>
+            <w:r>
+              <w:t>55%</w:t>
+            </w:r>
+          </w:p>
+        </w:tc>
+        <w:tc>
+          <w:tcPr>
+            <w:tcW w:w="1418" w:type="dxa"/>
+            <w:vAlign w:val="center"/>
+          </w:tcPr>
+          <w:p>
+            <w:pPr>
+              <w:pStyle w:val="Nidungbi"/>
+              <w:spacing w:before="0"/>
+              <w:ind w:firstLine="0"/>
+              <w:jc w:val="center"/>
+            </w:pPr>
+            <w:r>
+              <w:t>80%</w:t>
+            </w:r>
+          </w:p>
+        </w:tc>
+        <w:tc>
+          <w:tcPr>
+            <w:tcW w:w="1559" w:type="dxa"/>
+            <w:vAlign w:val="center"/>
+          </w:tcPr>
+          <w:p>
+            <w:pPr>
+              <w:pStyle w:val="Nidungbi"/>
+              <w:spacing w:before="0"/>
+              <w:ind w:firstLine="0"/>
+              <w:jc w:val="center"/>
+            </w:pPr>
+            <w:r>
+              <w:t>16:00 - 18:00</w:t>
+            </w:r>
+          </w:p>
+        </w:tc>
+        <w:tc>
+          <w:tcPr>
+            <w:tcW w:w="2126" w:type="dxa"/>
+            <w:vAlign w:val="center"/>
+          </w:tcPr>
+          <w:p>
+            <w:pPr>
+              <w:pStyle w:val="Nidungbi"/>
+              <w:spacing w:before="0"/>
+              <w:ind w:firstLine="0"/>
+              <w:jc w:val="center"/>
+            </w:pPr>
+            <w:r>
+              <w:t>Ưa ẩm cao hơn so với các cây cùng họ.</w:t>
+            </w:r>
+          </w:p>
+        </w:tc>
+      </w:tr>
+      <w:tr>
+        <w:tc>
+          <w:tcPr>
+            <w:tcW w:w="704" w:type="dxa"/>
+            <w:vAlign w:val="center"/>
+          </w:tcPr>
+          <w:p>
+            <w:pPr>
+              <w:pStyle w:val="Nidungbi"/>
+              <w:spacing w:before="0"/>
+              <w:ind w:firstLine="0"/>
+              <w:jc w:val="center"/>
+            </w:pPr>
+            <w:r>
+              <w:t>4</w:t>
+            </w:r>
+          </w:p>
+        </w:tc>
+        <w:tc>
+          <w:tcPr>
+            <w:tcW w:w="1701" w:type="dxa"/>
+            <w:vAlign w:val="center"/>
+          </w:tcPr>
+          <w:p>
+            <w:pPr>
+              <w:pStyle w:val="Nidungbi"/>
+              <w:spacing w:before="0"/>
+              <w:ind w:firstLine="0"/>
+              <w:jc w:val="center"/>
+            </w:pPr>
+            <w:r>
+              <w:t>Sầu riêng</w:t>
+            </w:r>
+          </w:p>
+        </w:tc>
+        <w:tc>
+          <w:tcPr>
+            <w:tcW w:w="1559" w:type="dxa"/>
+            <w:vAlign w:val="center"/>
+          </w:tcPr>
+          <w:p>
+            <w:pPr>
+              <w:pStyle w:val="Nidungbi"/>
+              <w:spacing w:before="0"/>
+              <w:ind w:firstLine="0"/>
+              <w:jc w:val="center"/>
+            </w:pPr>
+            <w:r>
+              <w:t>50%</w:t>
+            </w:r>
+          </w:p>
+        </w:tc>
+        <w:tc>
+          <w:tcPr>
+            <w:tcW w:w="1418" w:type="dxa"/>
+            <w:vAlign w:val="center"/>
+          </w:tcPr>
+          <w:p>
+            <w:pPr>
+              <w:pStyle w:val="Nidungbi"/>
+              <w:spacing w:before="0"/>
+              <w:ind w:firstLine="0"/>
+              <w:jc w:val="center"/>
+            </w:pPr>
+            <w:r>
+              <w:t>75%</w:t>
+            </w:r>
+          </w:p>
+        </w:tc>
+        <w:tc>
+          <w:tcPr>
+            <w:tcW w:w="1559" w:type="dxa"/>
+            <w:vAlign w:val="center"/>
+          </w:tcPr>
+          <w:p>
+            <w:pPr>
+              <w:pStyle w:val="Nidungbi"/>
+              <w:spacing w:before="0"/>
+              <w:ind w:firstLine="0"/>
+              <w:jc w:val="center"/>
+            </w:pPr>
+            <w:r>
+              <w:t>05:30 - 08:00</w:t>
+            </w:r>
+          </w:p>
+        </w:tc>
+        <w:tc>
+          <w:tcPr>
+            <w:tcW w:w="2126" w:type="dxa"/>
+            <w:vAlign w:val="center"/>
+          </w:tcPr>
+          <w:p>
+            <w:pPr>
+              <w:pStyle w:val="Nidungbi"/>
+              <w:spacing w:before="0"/>
+              <w:ind w:firstLine="0"/>
+              <w:jc w:val="center"/>
+            </w:pPr>
+            <w:r>
+              <w:t>Cần quản lý nước khắt khe theo mùa.</w:t>
+            </w:r>
+          </w:p>
+        </w:tc>
+      </w:tr>
+      <w:tr>
+        <w:tc>
+          <w:tcPr>
+            <w:tcW w:w="704" w:type="dxa"/>
+            <w:vAlign w:val="center"/>
+          </w:tcPr>
+          <w:p>
+            <w:pPr>
+              <w:pStyle w:val="Nidungbi"/>
+              <w:spacing w:before="0"/>
+              <w:ind w:firstLine="0"/>
+              <w:jc w:val="center"/>
+            </w:pPr>
+            <w:r>
+              <w:t>5</w:t>
+            </w:r>
+          </w:p>
+        </w:tc>
+        <w:tc>
+          <w:tcPr>
+            <w:tcW w:w="1701" w:type="dxa"/>
+            <w:vAlign w:val="center"/>
+          </w:tcPr>
+          <w:p>
+            <w:pPr>
+              <w:pStyle w:val="Nidungbi"/>
+              <w:spacing w:before="0"/>
+              <w:ind w:firstLine="0"/>
+              <w:jc w:val="center"/>
+            </w:pPr>
+            <w:r>
+              <w:t>Rau muống</w:t>
+            </w:r>
+          </w:p>
+        </w:tc>
+        <w:tc>
+          <w:tcPr>
+            <w:tcW w:w="1559" w:type="dxa"/>
+            <w:vAlign w:val="center"/>
+          </w:tcPr>
+          <w:p>
+            <w:pPr>
+              <w:pStyle w:val="Nidungbi"/>
+              <w:spacing w:before="0"/>
+              <w:ind w:firstLine="0"/>
+              <w:jc w:val="center"/>
+            </w:pPr>
+            <w:r>
+              <w:t>65%</w:t>
+            </w:r>
+          </w:p>
+        </w:tc>
+        <w:tc>
+          <w:tcPr>
+            <w:tcW w:w="1418" w:type="dxa"/>
+            <w:vAlign w:val="center"/>
+          </w:tcPr>
+          <w:p>
+            <w:pPr>
+              <w:pStyle w:val="Nidungbi"/>
+              <w:spacing w:before="0"/>
+              <w:ind w:firstLine="0"/>
+              <w:jc w:val="center"/>
+            </w:pPr>
+            <w:r>
+              <w:t>90%</w:t>
+            </w:r>
+          </w:p>
+        </w:tc>
+        <w:tc>
+          <w:tcPr>
+            <w:tcW w:w="1559" w:type="dxa"/>
+            <w:vAlign w:val="center"/>
+          </w:tcPr>
+          <w:p>
+            <w:pPr>
+              <w:pStyle w:val="Nidungbi"/>
+              <w:spacing w:before="0"/>
+              <w:ind w:firstLine="0"/>
+              <w:jc w:val="center"/>
+            </w:pPr>
+            <w:r>
+              <w:t>06:00 - 10:00</w:t>
+            </w:r>
+          </w:p>
+        </w:tc>
+        <w:tc>
+          <w:tcPr>
+            <w:tcW w:w="2126" w:type="dxa"/>
+            <w:vAlign w:val="center"/>
+          </w:tcPr>
+          <w:p>
+            <w:pPr>
+              <w:pStyle w:val="Nidungbi"/>
+              <w:spacing w:before="0"/>
+              <w:ind w:firstLine="0"/>
+              <w:jc w:val="center"/>
+            </w:pPr>
+            <w:r>
+              <w:t>"Nhóm thủy sinh</w:t>
+            </w:r>
+          </w:p>
+        </w:tc>
+      </w:tr>
+      <w:tr>
+        <w:tc>
+          <w:tcPr>
+            <w:tcW w:w="704" w:type="dxa"/>
+            <w:vAlign w:val="center"/>
+          </w:tcPr>
+          <w:p>
+            <w:pPr>
+              <w:pStyle w:val="Nidungbi"/>
+              <w:spacing w:before="0"/>
+              <w:ind w:firstLine="0"/>
+              <w:jc w:val="center"/>
+            </w:pPr>
+            <w:r>
+              <w:t>6</w:t>
+            </w:r>
+          </w:p>
+        </w:tc>
+        <w:tc>
+          <w:tcPr>
+            <w:tcW w:w="1701" w:type="dxa"/>
+            <w:vAlign w:val="center"/>
+          </w:tcPr>
+          <w:p>
+            <w:pPr>
+              <w:pStyle w:val="Nidungbi"/>
+              <w:spacing w:before="0"/>
+              <w:ind w:firstLine="0"/>
+              <w:jc w:val="center"/>
+            </w:pPr>
+            <w:r>
+              <w:t>Rau cải</w:t>
+            </w:r>
+          </w:p>
+        </w:tc>
+        <w:tc>
+          <w:tcPr>
+            <w:tcW w:w="1559" w:type="dxa"/>
+            <w:vAlign w:val="center"/>
+          </w:tcPr>
+          <w:p>
+            <w:pPr>
+              <w:pStyle w:val="Nidungbi"/>
+              <w:spacing w:before="0"/>
+              <w:ind w:firstLine="0"/>
+              <w:jc w:val="center"/>
+            </w:pPr>
+            <w:r>
+              <w:t>45%</w:t>
+            </w:r>
+          </w:p>
+        </w:tc>
+        <w:tc>
+          <w:tcPr>
+            <w:tcW w:w="1418" w:type="dxa"/>
+            <w:vAlign w:val="center"/>
+          </w:tcPr>
+          <w:p>
+            <w:pPr>
+              <w:pStyle w:val="Nidungbi"/>
+              <w:spacing w:before="0"/>
+              <w:ind w:firstLine="0"/>
+              <w:jc w:val="center"/>
+            </w:pPr>
+            <w:r>
+              <w:t>70%</w:t>
+            </w:r>
+          </w:p>
+        </w:tc>
+        <w:tc>
+          <w:tcPr>
+            <w:tcW w:w="1559" w:type="dxa"/>
+            <w:vAlign w:val="center"/>
+          </w:tcPr>
+          <w:p>
+            <w:pPr>
+              <w:pStyle w:val="Nidungbi"/>
+              <w:spacing w:before="0"/>
+              <w:ind w:firstLine="0"/>
+              <w:jc w:val="center"/>
+            </w:pPr>
+            <w:r>
+              <w:t>16:30 - 18:30</w:t>
+            </w:r>
+          </w:p>
+        </w:tc>
+        <w:tc>
+          <w:tcPr>
+            <w:tcW w:w="2126" w:type="dxa"/>
+            <w:vAlign w:val="center"/>
+          </w:tcPr>
+          <w:p>
+            <w:pPr>
+              <w:pStyle w:val="Nidungbi"/>
+              <w:spacing w:before="0"/>
+              <w:ind w:firstLine="0"/>
+              <w:jc w:val="center"/>
+            </w:pPr>
+            <w:r>
+              <w:t>"Rễ chùm nông</w:t>
+            </w:r>
+          </w:p>
+        </w:tc>
+      </w:tr>
+      <w:tr>
+        <w:tc>
+          <w:tcPr>
+            <w:tcW w:w="704" w:type="dxa"/>
+            <w:vAlign w:val="center"/>
+          </w:tcPr>
+          <w:p>
+            <w:pPr>
+              <w:pStyle w:val="Nidungbi"/>
+              <w:spacing w:before="0"/>
+              <w:ind w:firstLine="0"/>
+              <w:jc w:val="center"/>
+            </w:pPr>
+            <w:r>
+              <w:t>7</w:t>
+            </w:r>
+          </w:p>
+        </w:tc>
+        <w:tc>
+          <w:tcPr>
+            <w:tcW w:w="1701" w:type="dxa"/>
+            <w:vAlign w:val="center"/>
+          </w:tcPr>
+          <w:p>
+            <w:pPr>
+              <w:pStyle w:val="Nidungbi"/>
+              <w:spacing w:before="0"/>
+              <w:ind w:firstLine="0"/>
+              <w:jc w:val="center"/>
+            </w:pPr>
+            <w:r>
+              <w:t>Cà chua</w:t>
+            </w:r>
+          </w:p>
+        </w:tc>
+        <w:tc>
+          <w:tcPr>
+            <w:tcW w:w="1559" w:type="dxa"/>
+            <w:vAlign w:val="center"/>
+          </w:tcPr>
+          <w:p>
+            <w:pPr>
+              <w:pStyle w:val="Nidungbi"/>
+              <w:spacing w:before="0"/>
+              <w:ind w:firstLine="0"/>
+              <w:jc w:val="center"/>
+            </w:pPr>
+            <w:r>
+              <w:t>50%</w:t>
+            </w:r>
+          </w:p>
+        </w:tc>
+        <w:tc>
+          <w:tcPr>
+            <w:tcW w:w="1418" w:type="dxa"/>
+            <w:vAlign w:val="center"/>
+          </w:tcPr>
+          <w:p>
+            <w:pPr>
+              <w:pStyle w:val="Nidungbi"/>
+              <w:spacing w:before="0"/>
+              <w:ind w:firstLine="0"/>
+              <w:jc w:val="center"/>
+            </w:pPr>
+            <w:r>
+              <w:t>75%</w:t>
+            </w:r>
+          </w:p>
+        </w:tc>
+        <w:tc>
+          <w:tcPr>
+            <w:tcW w:w="1559" w:type="dxa"/>
+            <w:vAlign w:val="center"/>
+          </w:tcPr>
+          <w:p>
+            <w:pPr>
+              <w:pStyle w:val="Nidungbi"/>
+              <w:spacing w:before="0"/>
+              <w:ind w:firstLine="0"/>
+              <w:jc w:val="center"/>
+            </w:pPr>
+            <w:r>
+              <w:t>07:00 - 09:30</w:t>
+            </w:r>
+          </w:p>
+        </w:tc>
+        <w:tc>
+          <w:tcPr>
+            <w:tcW w:w="2126" w:type="dxa"/>
+            <w:vAlign w:val="center"/>
+          </w:tcPr>
+          <w:p>
+            <w:pPr>
+              <w:pStyle w:val="Nidungbi"/>
+              <w:spacing w:before="0"/>
+              <w:ind w:firstLine="0"/>
+              <w:jc w:val="center"/>
+            </w:pPr>
+            <w:r>
+              <w:t>Tưới đều để tránh nứt quả.</w:t>
+            </w:r>
+          </w:p>
+        </w:tc>
+      </w:tr>
+      <w:tr>
+        <w:tc>
+          <w:tcPr>
+            <w:tcW w:w="704" w:type="dxa"/>
+            <w:vAlign w:val="center"/>
+          </w:tcPr>
+          <w:p>
+            <w:pPr>
+              <w:pStyle w:val="Nidungbi"/>
+              <w:spacing w:before="0"/>
+              <w:ind w:firstLine="0"/>
+              <w:jc w:val="center"/>
+            </w:pPr>
+            <w:r>
+              <w:t>8</w:t>
+            </w:r>
+          </w:p>
+        </w:tc>
+        <w:tc>
+          <w:tcPr>
+            <w:tcW w:w="1701" w:type="dxa"/>
+            <w:vAlign w:val="center"/>
+          </w:tcPr>
+          <w:p>
+            <w:pPr>
+              <w:pStyle w:val="Nidungbi"/>
+              <w:spacing w:before="0"/>
+              <w:ind w:firstLine="0"/>
+              <w:jc w:val="center"/>
+            </w:pPr>
+            <w:r>
+              <w:t>Ớt</w:t>
+            </w:r>
+          </w:p>
+        </w:tc>
+        <w:tc>
+          <w:tcPr>
+            <w:tcW w:w="1559" w:type="dxa"/>
+            <w:vAlign w:val="center"/>
+          </w:tcPr>
+          <w:p>
+            <w:pPr>
+              <w:pStyle w:val="Nidungbi"/>
+              <w:spacing w:before="0"/>
+              <w:ind w:firstLine="0"/>
+              <w:jc w:val="center"/>
+            </w:pPr>
+            <w:r>
+              <w:t>45%</w:t>
+            </w:r>
+          </w:p>
+        </w:tc>
+        <w:tc>
+          <w:tcPr>
+            <w:tcW w:w="1418" w:type="dxa"/>
+            <w:vAlign w:val="center"/>
+          </w:tcPr>
+          <w:p>
+            <w:pPr>
+              <w:pStyle w:val="Nidungbi"/>
+              <w:spacing w:before="0"/>
+              <w:ind w:firstLine="0"/>
+              <w:jc w:val="center"/>
+            </w:pPr>
+            <w:r>
+              <w:t>70%</w:t>
+            </w:r>
+          </w:p>
+        </w:tc>
+        <w:tc>
+          <w:tcPr>
+            <w:tcW w:w="1559" w:type="dxa"/>
+            <w:vAlign w:val="center"/>
+          </w:tcPr>
+          <w:p>
+            <w:pPr>
+              <w:pStyle w:val="Nidungbi"/>
+              <w:spacing w:before="0"/>
+              <w:ind w:firstLine="0"/>
+              <w:jc w:val="center"/>
+            </w:pPr>
+            <w:r>
+              <w:t>06:00 - 08:00</w:t>
+            </w:r>
+          </w:p>
+        </w:tc>
+        <w:tc>
+          <w:tcPr>
+            <w:tcW w:w="2126" w:type="dxa"/>
+            <w:vAlign w:val="center"/>
+          </w:tcPr>
+          <w:p>
+            <w:pPr>
+              <w:pStyle w:val="Nidungbi"/>
+              <w:spacing w:before="0"/>
+              <w:ind w:firstLine="0"/>
+              <w:jc w:val="center"/>
+            </w:pPr>
+            <w:r>
+              <w:t>Không chịu được ngập úng kéo dài.</w:t>
+            </w:r>
+          </w:p>
+        </w:tc>
+      </w:tr>
+      <w:tr>
+        <w:tc>
+          <w:tcPr>
+            <w:tcW w:w="704" w:type="dxa"/>
+            <w:vAlign w:val="center"/>
+          </w:tcPr>
+          <w:p>
+            <w:pPr>
+              <w:pStyle w:val="Nidungbi"/>
+              <w:spacing w:before="0"/>
+              <w:ind w:firstLine="0"/>
+              <w:jc w:val="center"/>
+            </w:pPr>
+            <w:r>
+              <w:t>9</w:t>
+            </w:r>
+          </w:p>
+        </w:tc>
+        <w:tc>
+          <w:tcPr>
+            <w:tcW w:w="1701" w:type="dxa"/>
+            <w:vAlign w:val="center"/>
+          </w:tcPr>
+          <w:p>
+            <w:pPr>
+              <w:pStyle w:val="Nidungbi"/>
+              <w:spacing w:before="0"/>
+              <w:ind w:firstLine="0"/>
+              <w:jc w:val="center"/>
+            </w:pPr>
+            <w:r>
+              <w:t>Xương rồng</w:t>
+            </w:r>
+          </w:p>
+        </w:tc>
+        <w:tc>
+          <w:tcPr>
+            <w:tcW w:w="1559" w:type="dxa"/>
+            <w:vAlign w:val="center"/>
+          </w:tcPr>
+          <w:p>
+            <w:pPr>
+              <w:pStyle w:val="Nidungbi"/>
+              <w:spacing w:before="0"/>
+              <w:ind w:firstLine="0"/>
+              <w:jc w:val="center"/>
+            </w:pPr>
+            <w:r>
+              <w:t>30%</w:t>
+            </w:r>
+          </w:p>
+        </w:tc>
+        <w:tc>
+          <w:tcPr>
+            <w:tcW w:w="1418" w:type="dxa"/>
+            <w:vAlign w:val="center"/>
+          </w:tcPr>
+          <w:p>
+            <w:pPr>
+              <w:pStyle w:val="Nidungbi"/>
+              <w:spacing w:before="0"/>
+              <w:ind w:firstLine="0"/>
+              <w:jc w:val="center"/>
+            </w:pPr>
+            <w:r>
+              <w:t>55%</w:t>
+            </w:r>
+          </w:p>
+        </w:tc>
+        <w:tc>
+          <w:tcPr>
+            <w:tcW w:w="1559" w:type="dxa"/>
+            <w:vAlign w:val="center"/>
+          </w:tcPr>
+          <w:p>
+            <w:pPr>
+              <w:pStyle w:val="Nidungbi"/>
+              <w:spacing w:before="0"/>
+              <w:ind w:firstLine="0"/>
+              <w:jc w:val="center"/>
+            </w:pPr>
+            <w:r>
+              <w:t>17:00 - 19:00</w:t>
+            </w:r>
+          </w:p>
+        </w:tc>
+        <w:tc>
+          <w:tcPr>
+            <w:tcW w:w="2126" w:type="dxa"/>
+            <w:vAlign w:val="center"/>
+          </w:tcPr>
+          <w:p>
+            <w:pPr>
+              <w:pStyle w:val="Nidungbi"/>
+              <w:spacing w:before="0"/>
+              <w:ind w:firstLine="0"/>
+              <w:jc w:val="center"/>
+            </w:pPr>
+            <w:r>
+              <w:t>"Tưới ít</w:t>
+            </w:r>
+          </w:p>
+        </w:tc>
+      </w:tr>
+      <w:tr>
+        <w:tc>
+          <w:tcPr>
+            <w:tcW w:w="704" w:type="dxa"/>
+            <w:vAlign w:val="center"/>
+          </w:tcPr>
+          <w:p>
+            <w:pPr>
+              <w:pStyle w:val="Nidungbi"/>
+              <w:spacing w:before="0"/>
+              <w:ind w:firstLine="0"/>
+              <w:jc w:val="center"/>
+            </w:pPr>
+            <w:r>
+              <w:t>10</w:t>
+            </w:r>
+          </w:p>
+        </w:tc>
+        <w:tc>
+          <w:tcPr>
+            <w:tcW w:w="1701" w:type="dxa"/>
+            <w:vAlign w:val="center"/>
+          </w:tcPr>
+          <w:p>
+            <w:pPr>
+              <w:pStyle w:val="Nidungbi"/>
+              <w:spacing w:before="0"/>
+              <w:ind w:firstLine="0"/>
+              <w:jc w:val="center"/>
+            </w:pPr>
+            <w:r>
+              <w:t>Hoa Hồng</w:t>
+            </w:r>
+          </w:p>
+        </w:tc>
+        <w:tc>
+          <w:tcPr>
+            <w:tcW w:w="1559" w:type="dxa"/>
+            <w:vAlign w:val="center"/>
+          </w:tcPr>
+          <w:p>
+            <w:pPr>
+              <w:pStyle w:val="Nidungbi"/>
+              <w:spacing w:before="0"/>
+              <w:ind w:firstLine="0"/>
+              <w:jc w:val="center"/>
+            </w:pPr>
+            <w:r>
+              <w:t>50%</w:t>
+            </w:r>
+          </w:p>
+        </w:tc>
+        <w:tc>
+          <w:tcPr>
+            <w:tcW w:w="1418" w:type="dxa"/>
+            <w:vAlign w:val="center"/>
+          </w:tcPr>
+          <w:p>
+            <w:pPr>
+              <w:pStyle w:val="Nidungbi"/>
+              <w:spacing w:before="0"/>
+              <w:ind w:firstLine="0"/>
+              <w:jc w:val="center"/>
+            </w:pPr>
+            <w:r>
+              <w:t>75%</w:t>
+            </w:r>
+          </w:p>
+        </w:tc>
+        <w:tc>
+          <w:tcPr>
+            <w:tcW w:w="1559" w:type="dxa"/>
+            <w:vAlign w:val="center"/>
+          </w:tcPr>
+          <w:p>
+            <w:pPr>
+              <w:pStyle w:val="Nidungbi"/>
+              <w:spacing w:before="0"/>
+              <w:ind w:firstLine="0"/>
+              <w:jc w:val="center"/>
+            </w:pPr>
+            <w:r>
+              <w:t>06:30 - 08:30</w:t>
+            </w:r>
+          </w:p>
+        </w:tc>
+        <w:tc>
+          <w:tcPr>
+            <w:tcW w:w="2126" w:type="dxa"/>
+            <w:vAlign w:val="center"/>
+          </w:tcPr>
+          <w:p>
+            <w:pPr>
+              <w:pStyle w:val="Nidungbi"/>
+              <w:spacing w:before="0"/>
+              <w:ind w:firstLine="0"/>
+              <w:jc w:val="center"/>
+            </w:pPr>
+            <w:r>
+              <w:t>"Tưới gốc</w:t>
+            </w:r>
+          </w:p>
+        </w:tc>
+      </w:tr>
+      <w:tr>
+        <w:tc>
+          <w:tcPr>
+            <w:tcW w:w="704" w:type="dxa"/>
+            <w:vAlign w:val="center"/>
+          </w:tcPr>
+          <w:p>
+            <w:pPr>
+              <w:pStyle w:val="Nidungbi"/>
+              <w:spacing w:before="0"/>
+              <w:ind w:firstLine="0"/>
+              <w:jc w:val="center"/>
+            </w:pPr>
+            <w:r>
+              <w:t>11</w:t>
+            </w:r>
+          </w:p>
+        </w:tc>
+        <w:tc>
+          <w:tcPr>
+            <w:tcW w:w="1701" w:type="dxa"/>
+            <w:vAlign w:val="center"/>
+          </w:tcPr>
+          <w:p>
+            <w:pPr>
+              <w:pStyle w:val="Nidungbi"/>
+              <w:spacing w:before="0"/>
+              <w:ind w:firstLine="0"/>
+              <w:jc w:val="center"/>
+            </w:pPr>
+            <w:r>
+              <w:t>Hoa Lan</w:t>
+            </w:r>
+          </w:p>
+        </w:tc>
+        <w:tc>
+          <w:tcPr>
+            <w:tcW w:w="1559" w:type="dxa"/>
+            <w:vAlign w:val="center"/>
+          </w:tcPr>
+          <w:p>
+            <w:pPr>
+              <w:pStyle w:val="Nidungbi"/>
+              <w:spacing w:before="0"/>
+              <w:ind w:firstLine="0"/>
+              <w:jc w:val="center"/>
+            </w:pPr>
+            <w:r>
+              <w:t>60%</w:t>
+            </w:r>
+          </w:p>
+        </w:tc>
+        <w:tc>
+          <w:tcPr>
+            <w:tcW w:w="1418" w:type="dxa"/>
+            <w:vAlign w:val="center"/>
+          </w:tcPr>
+          <w:p>
+            <w:pPr>
+              <w:pStyle w:val="Nidungbi"/>
+              <w:spacing w:before="0"/>
+              <w:ind w:firstLine="0"/>
+              <w:jc w:val="center"/>
+            </w:pPr>
+            <w:r>
+              <w:t>85%</w:t>
+            </w:r>
+          </w:p>
+        </w:tc>
+        <w:tc>
+          <w:tcPr>
+            <w:tcW w:w="1559" w:type="dxa"/>
+            <w:vAlign w:val="center"/>
+          </w:tcPr>
+          <w:p>
+            <w:pPr>
+              <w:pStyle w:val="Nidungbi"/>
+              <w:spacing w:before="0"/>
+              <w:ind w:firstLine="0"/>
+              <w:jc w:val="center"/>
+            </w:pPr>
+            <w:r>
+              <w:t>07:00 - 09:00</w:t>
+            </w:r>
+          </w:p>
+        </w:tc>
+        <w:tc>
+          <w:tcPr>
+            <w:tcW w:w="2126" w:type="dxa"/>
+            <w:vAlign w:val="center"/>
+          </w:tcPr>
+          <w:p>
+            <w:pPr>
+              <w:pStyle w:val="Nidungbi"/>
+              <w:spacing w:before="0"/>
+              <w:ind w:firstLine="0"/>
+              <w:jc w:val="center"/>
+            </w:pPr>
+            <w:r>
+              <w:t>Yêu cầu độ ẩm môi trường rất cao.</w:t>
+            </w:r>
+          </w:p>
+        </w:tc>
+      </w:tr>
+      <w:tr>
+        <w:tc>
+          <w:tcPr>
+            <w:tcW w:w="704" w:type="dxa"/>
+            <w:vAlign w:val="center"/>
+          </w:tcPr>
+          <w:p>
+            <w:pPr>
+              <w:pStyle w:val="Nidungbi"/>
+              <w:spacing w:before="0"/>
+              <w:ind w:firstLine="0"/>
+              <w:jc w:val="center"/>
+            </w:pPr>
+            <w:r>
+              <w:t>12</w:t>
+            </w:r>
+          </w:p>
+        </w:tc>
+        <w:tc>
+          <w:tcPr>
+            <w:tcW w:w="1701" w:type="dxa"/>
+            <w:vAlign w:val="center"/>
+          </w:tcPr>
+          <w:p>
+            <w:pPr>
+              <w:pStyle w:val="Nidungbi"/>
+              <w:spacing w:before="0"/>
+              <w:ind w:firstLine="0"/>
+              <w:jc w:val="center"/>
+            </w:pPr>
+            <w:r>
+              <w:t>Dâu tây</w:t>
+            </w:r>
+          </w:p>
+        </w:tc>
+        <w:tc>
+          <w:tcPr>
+            <w:tcW w:w="1559" w:type="dxa"/>
+            <w:vAlign w:val="center"/>
+          </w:tcPr>
+          <w:p>
+            <w:pPr>
+              <w:pStyle w:val="Nidungbi"/>
+              <w:spacing w:before="0"/>
+              <w:ind w:firstLine="0"/>
+              <w:jc w:val="center"/>
+            </w:pPr>
+            <w:r>
+              <w:t>35%</w:t>
+            </w:r>
+          </w:p>
+        </w:tc>
+        <w:tc>
+          <w:tcPr>
+            <w:tcW w:w="1418" w:type="dxa"/>
+            <w:vAlign w:val="center"/>
+          </w:tcPr>
+          <w:p>
+            <w:pPr>
+              <w:pStyle w:val="Nidungbi"/>
+              <w:spacing w:before="0"/>
+              <w:ind w:firstLine="0"/>
+              <w:jc w:val="center"/>
+            </w:pPr>
+            <w:r>
+              <w:t>60%</w:t>
+            </w:r>
+          </w:p>
+        </w:tc>
+        <w:tc>
+          <w:tcPr>
+            <w:tcW w:w="1559" w:type="dxa"/>
+            <w:vAlign w:val="center"/>
+          </w:tcPr>
+          <w:p>
+            <w:pPr>
+              <w:pStyle w:val="Nidungbi"/>
+              <w:spacing w:before="0"/>
+              <w:ind w:firstLine="0"/>
+              <w:jc w:val="center"/>
+            </w:pPr>
+            <w:r>
+              <w:t>06:00 - 08:30</w:t>
+            </w:r>
+          </w:p>
+        </w:tc>
+        <w:tc>
+          <w:tcPr>
+            <w:tcW w:w="2126" w:type="dxa"/>
+            <w:vAlign w:val="center"/>
+          </w:tcPr>
+          <w:p>
+            <w:pPr>
+              <w:pStyle w:val="Nidungbi"/>
+              <w:spacing w:before="0"/>
+              <w:ind w:firstLine="0"/>
+              <w:jc w:val="center"/>
+            </w:pPr>
+            <w:r>
+              <w:t>Nhạy cảm với nấm men khi quá ẩm.</w:t>
+            </w:r>
+          </w:p>
+        </w:tc>
+      </w:tr>
+      <w:tr>
+        <w:tc>
+          <w:tcPr>
+            <w:tcW w:w="704" w:type="dxa"/>
+            <w:vAlign w:val="center"/>
+          </w:tcPr>
+          <w:p>
+            <w:pPr>
+              <w:pStyle w:val="Nidungbi"/>
+              <w:spacing w:before="0"/>
+              <w:ind w:firstLine="0"/>
+              <w:jc w:val="center"/>
+            </w:pPr>
+            <w:r>
+              <w:t>13</w:t>
+            </w:r>
+          </w:p>
+        </w:tc>
+        <w:tc>
+          <w:tcPr>
+            <w:tcW w:w="1701" w:type="dxa"/>
+            <w:vAlign w:val="center"/>
+          </w:tcPr>
+          <w:p>
+            <w:pPr>
+              <w:pStyle w:val="Nidungbi"/>
+              <w:spacing w:before="0"/>
+              <w:ind w:firstLine="0"/>
+              <w:jc w:val="center"/>
+            </w:pPr>
+            <w:r>
+              <w:t>Tùy chọn (Custom)</w:t>
+            </w:r>
+            <w:r>
+              <w:rPr>
+                <w:rStyle w:val="FootnoteReference"/>
+              </w:rPr>
+              <w:footnoteReference w:id="1"/>
+            </w:r>
+          </w:p>
+        </w:tc>
+        <w:tc>
+          <w:tcPr>
+            <w:tcW w:w="1559" w:type="dxa"/>
+            <w:vAlign w:val="center"/>
+          </w:tcPr>
+          <w:p>
+            <w:pPr>
+              <w:pStyle w:val="Nidungbi"/>
+              <w:spacing w:before="0"/>
+              <w:ind w:firstLine="0"/>
+              <w:jc w:val="center"/>
+              <w:rPr>
+                <w:vertAlign w:val="superscript"/>
+              </w:rPr>
+            </w:pPr>
+            <w:r>
+              <w:t>40%</w:t>
+            </w:r>
+            <w:r>
+              <w:rPr>
+                <w:vertAlign w:val="superscript"/>
+              </w:rPr>
+              <w:t>1</w:t>
+            </w:r>
+          </w:p>
+        </w:tc>
+        <w:tc>
+          <w:tcPr>
+            <w:tcW w:w="1418" w:type="dxa"/>
+            <w:vAlign w:val="center"/>
+          </w:tcPr>
+          <w:p>
+            <w:pPr>
+              <w:pStyle w:val="Nidungbi"/>
+              <w:spacing w:before="0"/>
+              <w:ind w:firstLine="0"/>
+              <w:jc w:val="center"/>
+              <w:rPr>
+                <w:vertAlign w:val="superscript"/>
+              </w:rPr>
+            </w:pPr>
+            <w:r>
+              <w:t>65%</w:t>
+            </w:r>
+            <w:r>
+              <w:rPr>
+                <w:vertAlign w:val="superscript"/>
+              </w:rPr>
+              <w:t>1</w:t>
+            </w:r>
+          </w:p>
+        </w:tc>
+        <w:tc>
+          <w:tcPr>
+            <w:tcW w:w="1559" w:type="dxa"/>
+            <w:vAlign w:val="center"/>
+          </w:tcPr>
+          <w:p>
+            <w:pPr>
+              <w:pStyle w:val="Nidungbi"/>
+              <w:spacing w:before="0"/>
+              <w:ind w:firstLine="0"/>
+              <w:jc w:val="center"/>
+            </w:pPr>
+            <w:r>
+              <w:t>Linh hoạt theo App</w:t>
+            </w:r>
+          </w:p>
+        </w:tc>
+        <w:tc>
+          <w:tcPr>
+            <w:tcW w:w="2126" w:type="dxa"/>
+            <w:vAlign w:val="center"/>
+          </w:tcPr>
+          <w:p>
+            <w:pPr>
+              <w:pStyle w:val="Nidungbi"/>
+              <w:spacing w:before="0"/>
+              <w:ind w:firstLine="0"/>
+              <w:jc w:val="center"/>
+            </w:pPr>
+            <w:r>
+              <w:t>Người dùng tự thiết lập theo thực tế.</w:t>
+            </w:r>
+          </w:p>
+        </w:tc>
+      </w:tr>
+    </w:tbl>
+    <w:p>
+      <w:pPr>
         <w:pStyle w:val="Nidungbi"/>
       </w:pPr>
       <w:r>
-        <w:t>Ngoài ra, hệ thống cũng cần đảm bảo tính linh hoạt và khả năng mở rộng trong tương lai. Điều này bao gồm việc cho phép cập nhật dữ liệu cây trồng, tích hợp thêm các cảm biến mới cũng như nâng cấp thuật toán điều khiển. Việc thiết kế hệ thống theo hướng mở sẽ giúp dễ dàng thích ứng với nhiều môi trường ứng dụng khác nhau, từ quy mô hộ gia đình đến sản xuất nông nghiệp quy mô lớn.</w:t>
+        <w:t>Chú thích:</w:t>
       </w:r>
     </w:p>
     <w:p>
       <w:pPr>
-        <w:pStyle w:val="Style2"/>
-      </w:pPr>
-      <w:r>
-        <w:t xml:space="preserve">1.1.1. </w:t>
-      </w:r>
-      <w:r>
-        <w:t>Chọn giống cây từ danh mục sẵn có</w:t>
+        <w:pStyle w:val="Nidungbi"/>
+        <w:numPr>
+          <w:ilvl w:val="0"/>
+          <w:numId w:val="44"/>
+        </w:numPr>
+        <w:rPr>
+          <w:bCs w:val="0"/>
+        </w:rPr>
+      </w:pPr>
+      <w:r>
+        <w:rPr>
+          <w:bCs w:val="0"/>
+          <w:i/>
+          <w:iCs/>
+        </w:rPr>
+        <w:lastRenderedPageBreak/>
+        <w:t>Cơ sở thiết lập ngưỡng:</w:t>
+      </w:r>
+      <w:r>
+        <w:rPr>
+          <w:bCs w:val="0"/>
+        </w:rPr>
+        <w:t xml:space="preserve"> Các con số </w:t>
+      </w:r>
+      <w:r>
+        <w:rPr>
+          <w:bCs w:val="0"/>
+        </w:rPr>
+        <w:t>H</w:t>
+      </w:r>
+      <w:r>
+        <w:rPr>
+          <w:bCs w:val="0"/>
+          <w:vertAlign w:val="subscript"/>
+        </w:rPr>
+        <w:t>start</w:t>
+      </w:r>
+      <w:r>
+        <w:rPr>
+          <w:bCs w:val="0"/>
+          <w:vertAlign w:val="subscript"/>
+        </w:rPr>
+        <w:t xml:space="preserve"> </w:t>
+      </w:r>
+      <w:r>
+        <w:rPr>
+          <w:bCs w:val="0"/>
+        </w:rPr>
+        <w:t>trong bảng được lấy trực tiếp từ mảng dữ liệu library trong mã nguồn chương trình.</w:t>
       </w:r>
     </w:p>
     <w:p>
       <w:pPr>
         <w:pStyle w:val="Nidungbi"/>
-      </w:pPr>
-      <w:r>
-        <w:t>Hệ thống cần cung cấp một danh mục các loại cây trồng phổ biến để người dùng có thể dễ dàng lựa chọn loại cây phù hợp với nhu cầu thực tế. Mỗi loại cây trong danh mục sẽ được gắn với các thông số kỹ thuật cụ thể như độ ẩm đất tối ưu, ngưỡng kích hoạt tưới và điều kiện môi trường thích hợp. Việc xây dựng danh mục này giúp chuẩn hóa dữ liệu đầu vào và tạo tiền đề cho các chức năng tự động hóa phía sau hoạt động chính xác hơn.</w:t>
+        <w:numPr>
+          <w:ilvl w:val="0"/>
+          <w:numId w:val="44"/>
+        </w:numPr>
+        <w:rPr>
+          <w:bCs w:val="0"/>
+        </w:rPr>
+      </w:pPr>
+      <w:r>
+        <w:rPr>
+          <w:bCs w:val="0"/>
+          <w:i/>
+          <w:iCs/>
+        </w:rPr>
+        <w:t>Logic tính toán tự động:</w:t>
+      </w:r>
+      <w:r>
+        <w:rPr>
+          <w:bCs w:val="0"/>
+        </w:rPr>
+        <w:t xml:space="preserve"> Hệ thống không yêu cầu người dùng nhập ngưỡng tắt (</w:t>
+      </w:r>
+      <w:r>
+        <w:rPr>
+          <w:bCs w:val="0"/>
+        </w:rPr>
+        <w:t>H</w:t>
+      </w:r>
+      <w:r>
+        <w:rPr>
+          <w:bCs w:val="0"/>
+          <w:vertAlign w:val="subscript"/>
+        </w:rPr>
+        <w:t>stop</w:t>
+      </w:r>
+      <w:r>
+        <w:rPr>
+          <w:bCs w:val="0"/>
+        </w:rPr>
+        <w:t>)</w:t>
+      </w:r>
+      <w:r>
+        <w:rPr>
+          <w:bCs w:val="0"/>
+        </w:rPr>
+        <w:t xml:space="preserve">. Để tối ưu hóa quản trị, hệ thống tự động cộng thêm 25% vào giá trị </w:t>
+      </w:r>
+      <w:r>
+        <w:rPr>
+          <w:bCs w:val="0"/>
+        </w:rPr>
+        <w:t>H</w:t>
+      </w:r>
+      <w:r>
+        <w:rPr>
+          <w:bCs w:val="0"/>
+          <w:vertAlign w:val="subscript"/>
+        </w:rPr>
+        <w:t>start</w:t>
+      </w:r>
+      <w:r>
+        <w:rPr>
+          <w:bCs w:val="0"/>
+        </w:rPr>
+        <w:t xml:space="preserve"> để tạo ra "khoảng nghỉ" cho thiết bị, giúp tăng tuổi thọ máy bơm và Relay.</w:t>
       </w:r>
     </w:p>
     <w:p>
       <w:pPr>
         <w:pStyle w:val="Nidungbi"/>
-      </w:pPr>
-      <w:r>
-        <w:t xml:space="preserve">Khi người dùng lựa chọn một loại cây thông qua giao diện ứng dụng hoặc thiết bị, hệ thống sẽ tự động áp dụng các thông số tương ứng mà không cần cấu hình thủ công. Điều này giúp đơn giản hóa quá trình sử dụng, đặc biệt đối với những người không có </w:t>
-      </w:r>
-      <w:r>
-        <w:lastRenderedPageBreak/>
-        <w:t>nhiều kiến thức về kỹ thuật hoặc nông nghiệp. Ngoài ra, danh mục cây trồng có thể được cập nhật linh hoạt thông qua Cloud, cho phép bổ sung thêm các loại cây mới hoặc điều chỉnh thông số khi cần thiết, từ đó nâng cao khả năng mở rộng của hệ thống.</w:t>
+        <w:numPr>
+          <w:ilvl w:val="0"/>
+          <w:numId w:val="44"/>
+        </w:numPr>
+        <w:rPr>
+          <w:bCs w:val="0"/>
+        </w:rPr>
+      </w:pPr>
+      <w:r>
+        <w:rPr>
+          <w:bCs w:val="0"/>
+          <w:i/>
+          <w:iCs/>
+        </w:rPr>
+        <w:t xml:space="preserve">Sự kết hợp giữa Độ ẩm và Thời gian: </w:t>
+      </w:r>
+      <w:r>
+        <w:rPr>
+          <w:bCs w:val="0"/>
+        </w:rPr>
+        <w:t>Việc bổ sung cột "Khung giờ tưới ưu tiên" vào cơ sở dữ liệu giúp hệ thống đảm bảo tính khoa học: Chỉ tưới khi cây thực sự cần (Độ ẩm thấp) và vào thời điểm cây hấp thụ tốt nhất (Thời gian ưu tiên).</w:t>
       </w:r>
     </w:p>
     <w:p>
       <w:pPr>
-        <w:pStyle w:val="Style2"/>
-      </w:pPr>
-      <w:r>
-        <w:t xml:space="preserve">1.1.2. </w:t>
-      </w:r>
-      <w:r>
-        <w:t>Tự động điều chỉnh ngưỡng kích hoạt tưới theo giống cây đã chọn</w:t>
+        <w:pStyle w:val="MCCP1"/>
+      </w:pPr>
+      <w:r>
+        <w:t>1.2.3. Cơ chế Lưu trữ và Tính bền vững dữ liệu (Data Persistence)</w:t>
       </w:r>
     </w:p>
     <w:p>
@@ -5390,7 +7475,7 @@
         <w:pStyle w:val="Nidungbi"/>
       </w:pPr>
       <w:r>
-        <w:t>Sau khi người dùng lựa chọn giống cây, hệ thống sẽ tự động thiết lập các ngưỡng độ ẩm đất phù hợp để điều khiển hoạt động tưới. Cảm biến độ ẩm đất sẽ liên tục thu thập dữ liệu và gửi về bộ xử lý trung tâm. Dựa trên dữ liệu này, hệ thống sẽ so sánh với các giá trị ngưỡng đã được cấu hình sẵn cho từng loại cây để quyết định thời điểm bật hoặc tắt hệ thống tưới</w:t>
+        <w:t>Để giải quyết bài toán quản trị dữ liệu trong môi trường thiết bị nhúng thường xuyên gặp rủi ro mất điện hoặc mất kết nối, hệ thống triển khai mô hình lưu trữ 3 lớp:</w:t>
       </w:r>
     </w:p>
     <w:p>
@@ -5398,18 +7483,15 @@
         <w:pStyle w:val="Nidungbi"/>
       </w:pPr>
       <w:r>
-        <w:t>Cụ thể, khi độ ẩm đất giảm xuống dưới mức tối thiểu, hệ thống sẽ kích hoạt máy bơm để cung cấp nước cho cây. Ngược lại, khi độ ẩm đạt đến mức tối đa cho phép, hệ thống sẽ tự động ngắt tưới để tránh tình trạng dư nước gây ảnh hưởng xấu đến cây trồng. Ngoài ra, hệ thống có thể tích hợp thêm các cơ chế nâng cao như vùng trễ để hạn chế việc bật/tắt liên tục hoặc kết hợp thêm các yếu tố môi trường như nhiệt độ, độ ẩm không khí để điều chỉnh linh hoạt hơn. Nhờ đó, quá trình tưới cây trở nên thông minh, tiết kiệm tài nguyên và đảm bảo cây phát triển ổn định.</w:t>
+        <w:t>Lớp Thư viện Gốc (Flash Memory): Lưu trữ 12 cấu hình mặc định trong mã nguồn. Đây là phương án dự phòng (Fallback) đảm bảo hệ thống luôn vận hành được ngay khi khởi tạo lần đầu.</w:t>
       </w:r>
     </w:p>
     <w:p>
       <w:pPr>
-        <w:pStyle w:val="Style2"/>
-      </w:pPr>
-      <w:r>
-        <w:t xml:space="preserve">1.1.3. </w:t>
-      </w:r>
-      <w:r>
-        <w:t>Giám sát thông số qua Cloud</w:t>
+        <w:pStyle w:val="Nidungbi"/>
+      </w:pPr>
+      <w:r>
+        <w:t>Lớp Tùy biến Cá nhân (EEPROM): Khi người quản trị thay đổi ngưỡng tưới trên App Blynk (V5, V9), giá trị này sẽ được ghi trực tiếp vào bộ nhớ EEPROM của chip ESP8266. Điều này giúp hệ thống "ghi nhớ" vĩnh viễn các thay đổi mà không bị mất đi khi ngắt nguồn điện.</w:t>
       </w:r>
     </w:p>
     <w:p>
@@ -5417,15 +7499,15 @@
         <w:pStyle w:val="Nidungbi"/>
       </w:pPr>
       <w:r>
-        <w:t>Hệ thống cần thu thập các thông số quan trọng như độ ẩm đất… và trạng thái hoạt động của thiết bị, sau đó truyền dữ liệu lên máy chủ thông qua kết nối Internet. Dữ liệu này sẽ được lưu trữ và xử lý trên nền tảng Cloud, cho phép truy xuất và hiển thị thông qua ứng dụng di động hoặc giao diện web. Người dùng có thể theo dõi dữ liệu theo thời gian thực hoặc xem lại lịch sử để đánh giá hiệu quả hoạt động của hệ thống.</w:t>
+        <w:t>Lớp Đồng bộ Cloud (Blynk IoT): Các thông số về thời gian tưới ưu tiên (V2) và chế độ tưới bù (V6) được đồng bộ hóa liên tục với Cloud Server, cho phép quản lý tập trung và điều khiển từ xa thông qua giao thức truyền tin thời gian thực.</w:t>
       </w:r>
     </w:p>
     <w:p>
       <w:pPr>
-        <w:pStyle w:val="Nidungbi"/>
-      </w:pPr>
-      <w:r>
-        <w:t>Ngoài chức năng giám sát, hệ thống còn có thể tích hợp các tính năng cảnh báo khi phát hiện bất thường, chẳng hạn như độ ẩm đất quá thấp hoặc thiết bị gặp sự cố. Đồng thời, người dùng cũng có thể thực hiện các thao tác điều khiển từ xa như bật/tắt hệ thống tưới hoặc thay đổi cấu hình cây trồng. Việc kết hợp giữa giám sát và điều khiển giúp nâng cao tính chủ động và hiệu quả trong quá trình sử dụng hệ thống.</w:t>
+        <w:pStyle w:val="MCCP1"/>
+      </w:pPr>
+      <w:r>
+        <w:t>1.2.4. Giá trị gia tăng của giải pháp quản trị</w:t>
       </w:r>
     </w:p>
     <w:p>
@@ -5433,17 +7515,61 @@
         <w:pStyle w:val="Nidungbi"/>
       </w:pPr>
       <w:r>
-        <w:t>Có thể thấy rằng, chức năng giám sát thông số qua Cloud không chỉ mang lại sự tiện lợi mà còn đóng vai trò quan trọng trong việc nâng cao khả năng quản lý và vận hành hệ thống. Đây là một thành phần không thể thiếu trong việc xây dựng một hệ thống tưới thông minh hiện đại và hiệu quả.</w:t>
+        <w:t>Việc thiết kế cơ sở dữ liệu theo hướng này mang lại 3 giá trị cốt lõi cho hệ thống:</w:t>
       </w:r>
     </w:p>
     <w:p>
       <w:pPr>
         <w:pStyle w:val="Nidungbi"/>
       </w:pPr>
+      <w:r>
+        <w:t>Tính Khoa học: Quy trình tưới dựa hoàn toàn trên số liệu thực tế và đặc tính sinh học của cây trồng, loại bỏ sai số do cảm tính con người.</w:t>
+      </w:r>
     </w:p>
     <w:p>
       <w:pPr>
-        <w:pStyle w:val="Style2"/>
+        <w:pStyle w:val="Nidungbi"/>
+      </w:pPr>
+      <w:r>
+        <w:t>Tính Linh hoạt: Người dùng không cần am hiểu kỹ thuật vẫn có thể tái cấu hình hệ thống (Database Tuning) thông qua giao diện App thân thiện.</w:t>
+      </w:r>
+    </w:p>
+    <w:p>
+      <w:pPr>
+        <w:pStyle w:val="Nidungbi"/>
+      </w:pPr>
+      <w:r>
+        <w:t>Tính Kinh tế: Tối ưu hóa chi phí vận hành (điện, nước) và giảm thiểu rủi ro nông nghiệp nhờ cơ chế cảnh báo nhiệt độ thông minh tích hợp.</w:t>
+      </w:r>
+    </w:p>
+    <w:p>
+      <w:pPr>
+        <w:pStyle w:val="MCCP1"/>
+      </w:pPr>
+    </w:p>
+    <w:p>
+      <w:pPr>
+        <w:pStyle w:val="CCCHNG"/>
+      </w:pPr>
+      <w:r>
+        <w:lastRenderedPageBreak/>
+        <w:t>CHƯƠNG 2: TRIỂN KHAI THI CÔNG VÀ LẬP TRÌNH</w:t>
+      </w:r>
+    </w:p>
+    <w:p>
+      <w:pPr>
+        <w:pStyle w:val="MCCP1"/>
+      </w:pPr>
+      <w:r>
+        <w:t xml:space="preserve">2.1. </w:t>
+      </w:r>
+      <w:r>
+        <w:t>Sơ đồ khối kiến trúc hệ thống</w:t>
+      </w:r>
+    </w:p>
+    <w:p>
+      <w:pPr>
+        <w:pStyle w:val="MCCP1"/>
       </w:pPr>
     </w:p>
     <w:sectPr>
@@ -5458,7 +7584,7 @@
 </file>
 
 <file path=word/endnotes.xml><?xml version="1.0" encoding="utf-8"?>
-<w:endnotes xmlns:wpc="http://schemas.microsoft.com/office/word/2010/wordprocessingCanvas" xmlns:cx="http://schemas.microsoft.com/office/drawing/2014/chartex" xmlns:cx1="http://schemas.microsoft.com/office/drawing/2015/9/8/chartex" xmlns:cx2="http://schemas.microsoft.com/office/drawing/2015/10/21/chartex" xmlns:cx3="http://schemas.microsoft.com/office/drawing/2016/5/9/chartex" xmlns:cx4="http://schemas.microsoft.com/office/drawing/2016/5/10/chartex" xmlns:cx5="http://schemas.microsoft.com/office/drawing/2016/5/11/chartex" xmlns:cx6="http://schemas.microsoft.com/office/drawing/2016/5/12/chartex" xmlns:cx7="http://schemas.microsoft.com/office/drawing/2016/5/13/chartex" xmlns:cx8="http://schemas.microsoft.com/office/drawing/2016/5/14/chartex" xmlns:mc="http://schemas.openxmlformats.org/markup-compatibility/2006" xmlns:aink="http://schemas.microsoft.com/office/drawing/2016/ink" xmlns:am3d="http://schemas.microsoft.com/office/drawing/2017/model3d" xmlns:o="urn:schemas-microsoft-com:office:office" xmlns:r="http://schemas.openxmlformats.org/officeDocument/2006/relationships" xmlns:m="http://schemas.openxmlformats.org/officeDocument/2006/math" xmlns:v="urn:schemas-microsoft-com:vml" xmlns:wp14="http://schemas.microsoft.com/office/word/2010/wordprocessingDrawing" xmlns:wp="http://schemas.openxmlformats.org/drawingml/2006/wordprocessingDrawing" xmlns:w10="urn:schemas-microsoft-com:office:word" xmlns:w="http://schemas.openxmlformats.org/wordprocessingml/2006/main" xmlns:w14="http://schemas.microsoft.com/office/word/2010/wordml" xmlns:w15="http://schemas.microsoft.com/office/word/2012/wordml" xmlns:w16cex="http://schemas.microsoft.com/office/word/2018/wordml/cex" xmlns:w16cid="http://schemas.microsoft.com/office/word/2016/wordml/cid" xmlns:w16="http://schemas.microsoft.com/office/word/2018/wordml" xmlns:w16sdtdh="http://schemas.microsoft.com/office/word/2020/wordml/sdtdatahash" xmlns:w16se="http://schemas.microsoft.com/office/word/2015/wordml/symex" xmlns:wpg="http://schemas.microsoft.com/office/word/2010/wordprocessingGroup" xmlns:wpi="http://schemas.microsoft.com/office/word/2010/wordprocessingInk" xmlns:wne="http://schemas.microsoft.com/office/word/2006/wordml" xmlns:wps="http://schemas.microsoft.com/office/word/2010/wordprocessingShape" mc:Ignorable="w14 w15 w16se w16cid w16 w16cex w16sdtdh wp14">
+<w:endnotes xmlns:wpc="http://schemas.microsoft.com/office/word/2010/wordprocessingCanvas" xmlns:cx="http://schemas.microsoft.com/office/drawing/2014/chartex" xmlns:cx1="http://schemas.microsoft.com/office/drawing/2015/9/8/chartex" xmlns:cx2="http://schemas.microsoft.com/office/drawing/2015/10/21/chartex" xmlns:cx3="http://schemas.microsoft.com/office/drawing/2016/5/9/chartex" xmlns:cx4="http://schemas.microsoft.com/office/drawing/2016/5/10/chartex" xmlns:cx5="http://schemas.microsoft.com/office/drawing/2016/5/11/chartex" xmlns:cx6="http://schemas.microsoft.com/office/drawing/2016/5/12/chartex" xmlns:cx7="http://schemas.microsoft.com/office/drawing/2016/5/13/chartex" xmlns:cx8="http://schemas.microsoft.com/office/drawing/2016/5/14/chartex" xmlns:mc="http://schemas.openxmlformats.org/markup-compatibility/2006" xmlns:aink="http://schemas.microsoft.com/office/drawing/2016/ink" xmlns:am3d="http://schemas.microsoft.com/office/drawing/2017/model3d" xmlns:o="urn:schemas-microsoft-com:office:office" xmlns:oel="http://schemas.microsoft.com/office/2019/extlst" xmlns:r="http://schemas.openxmlformats.org/officeDocument/2006/relationships" xmlns:m="http://schemas.openxmlformats.org/officeDocument/2006/math" xmlns:v="urn:schemas-microsoft-com:vml" xmlns:wp14="http://schemas.microsoft.com/office/word/2010/wordprocessingDrawing" xmlns:wp="http://schemas.openxmlformats.org/drawingml/2006/wordprocessingDrawing" xmlns:w10="urn:schemas-microsoft-com:office:word" xmlns:w="http://schemas.openxmlformats.org/wordprocessingml/2006/main" xmlns:w14="http://schemas.microsoft.com/office/word/2010/wordml" xmlns:w15="http://schemas.microsoft.com/office/word/2012/wordml" xmlns:w16cex="http://schemas.microsoft.com/office/word/2018/wordml/cex" xmlns:w16cid="http://schemas.microsoft.com/office/word/2016/wordml/cid" xmlns:w16="http://schemas.microsoft.com/office/word/2018/wordml" xmlns:w16du="http://schemas.microsoft.com/office/word/2023/wordml/word16du" xmlns:w16sdtdh="http://schemas.microsoft.com/office/word/2020/wordml/sdtdatahash" xmlns:w16sdtfl="http://schemas.microsoft.com/office/word/2024/wordml/sdtformatlock" xmlns:w16se="http://schemas.microsoft.com/office/word/2015/wordml/symex" xmlns:wpg="http://schemas.microsoft.com/office/word/2010/wordprocessingGroup" xmlns:wpi="http://schemas.microsoft.com/office/word/2010/wordprocessingInk" xmlns:wne="http://schemas.microsoft.com/office/word/2006/wordml" xmlns:wps="http://schemas.microsoft.com/office/word/2010/wordprocessingShape" mc:Ignorable="w14 w15 w16se w16cid w16 w16cex w16sdtdh w16sdtfl w16du wp14">
   <w:endnote w:type="separator" w:id="-1">
     <w:p>
       <w:pPr>
@@ -5483,7 +7609,7 @@
 </file>
 
 <file path=word/footer1.xml><?xml version="1.0" encoding="utf-8"?>
-<w:ftr xmlns:wpc="http://schemas.microsoft.com/office/word/2010/wordprocessingCanvas" xmlns:cx="http://schemas.microsoft.com/office/drawing/2014/chartex" xmlns:cx1="http://schemas.microsoft.com/office/drawing/2015/9/8/chartex" xmlns:cx2="http://schemas.microsoft.com/office/drawing/2015/10/21/chartex" xmlns:cx3="http://schemas.microsoft.com/office/drawing/2016/5/9/chartex" xmlns:cx4="http://schemas.microsoft.com/office/drawing/2016/5/10/chartex" xmlns:cx5="http://schemas.microsoft.com/office/drawing/2016/5/11/chartex" xmlns:cx6="http://schemas.microsoft.com/office/drawing/2016/5/12/chartex" xmlns:cx7="http://schemas.microsoft.com/office/drawing/2016/5/13/chartex" xmlns:cx8="http://schemas.microsoft.com/office/drawing/2016/5/14/chartex" xmlns:mc="http://schemas.openxmlformats.org/markup-compatibility/2006" xmlns:aink="http://schemas.microsoft.com/office/drawing/2016/ink" xmlns:am3d="http://schemas.microsoft.com/office/drawing/2017/model3d" xmlns:o="urn:schemas-microsoft-com:office:office" xmlns:r="http://schemas.openxmlformats.org/officeDocument/2006/relationships" xmlns:m="http://schemas.openxmlformats.org/officeDocument/2006/math" xmlns:v="urn:schemas-microsoft-com:vml" xmlns:wp14="http://schemas.microsoft.com/office/word/2010/wordprocessingDrawing" xmlns:wp="http://schemas.openxmlformats.org/drawingml/2006/wordprocessingDrawing" xmlns:w10="urn:schemas-microsoft-com:office:word" xmlns:w="http://schemas.openxmlformats.org/wordprocessingml/2006/main" xmlns:w14="http://schemas.microsoft.com/office/word/2010/wordml" xmlns:w15="http://schemas.microsoft.com/office/word/2012/wordml" xmlns:w16cex="http://schemas.microsoft.com/office/word/2018/wordml/cex" xmlns:w16cid="http://schemas.microsoft.com/office/word/2016/wordml/cid" xmlns:w16="http://schemas.microsoft.com/office/word/2018/wordml" xmlns:w16sdtdh="http://schemas.microsoft.com/office/word/2020/wordml/sdtdatahash" xmlns:w16se="http://schemas.microsoft.com/office/word/2015/wordml/symex" xmlns:wpg="http://schemas.microsoft.com/office/word/2010/wordprocessingGroup" xmlns:wpi="http://schemas.microsoft.com/office/word/2010/wordprocessingInk" xmlns:wne="http://schemas.microsoft.com/office/word/2006/wordml" xmlns:wps="http://schemas.microsoft.com/office/word/2010/wordprocessingShape" mc:Ignorable="w14 w15 w16se w16cid w16 w16cex w16sdtdh wp14">
+<w:ftr xmlns:wpc="http://schemas.microsoft.com/office/word/2010/wordprocessingCanvas" xmlns:cx="http://schemas.microsoft.com/office/drawing/2014/chartex" xmlns:cx1="http://schemas.microsoft.com/office/drawing/2015/9/8/chartex" xmlns:cx2="http://schemas.microsoft.com/office/drawing/2015/10/21/chartex" xmlns:cx3="http://schemas.microsoft.com/office/drawing/2016/5/9/chartex" xmlns:cx4="http://schemas.microsoft.com/office/drawing/2016/5/10/chartex" xmlns:cx5="http://schemas.microsoft.com/office/drawing/2016/5/11/chartex" xmlns:cx6="http://schemas.microsoft.com/office/drawing/2016/5/12/chartex" xmlns:cx7="http://schemas.microsoft.com/office/drawing/2016/5/13/chartex" xmlns:cx8="http://schemas.microsoft.com/office/drawing/2016/5/14/chartex" xmlns:mc="http://schemas.openxmlformats.org/markup-compatibility/2006" xmlns:aink="http://schemas.microsoft.com/office/drawing/2016/ink" xmlns:am3d="http://schemas.microsoft.com/office/drawing/2017/model3d" xmlns:o="urn:schemas-microsoft-com:office:office" xmlns:oel="http://schemas.microsoft.com/office/2019/extlst" xmlns:r="http://schemas.openxmlformats.org/officeDocument/2006/relationships" xmlns:m="http://schemas.openxmlformats.org/officeDocument/2006/math" xmlns:v="urn:schemas-microsoft-com:vml" xmlns:wp14="http://schemas.microsoft.com/office/word/2010/wordprocessingDrawing" xmlns:wp="http://schemas.openxmlformats.org/drawingml/2006/wordprocessingDrawing" xmlns:w10="urn:schemas-microsoft-com:office:word" xmlns:w="http://schemas.openxmlformats.org/wordprocessingml/2006/main" xmlns:w14="http://schemas.microsoft.com/office/word/2010/wordml" xmlns:w15="http://schemas.microsoft.com/office/word/2012/wordml" xmlns:w16cex="http://schemas.microsoft.com/office/word/2018/wordml/cex" xmlns:w16cid="http://schemas.microsoft.com/office/word/2016/wordml/cid" xmlns:w16="http://schemas.microsoft.com/office/word/2018/wordml" xmlns:w16du="http://schemas.microsoft.com/office/word/2023/wordml/word16du" xmlns:w16sdtdh="http://schemas.microsoft.com/office/word/2020/wordml/sdtdatahash" xmlns:w16sdtfl="http://schemas.microsoft.com/office/word/2024/wordml/sdtformatlock" xmlns:w16se="http://schemas.microsoft.com/office/word/2015/wordml/symex" xmlns:wpg="http://schemas.microsoft.com/office/word/2010/wordprocessingGroup" xmlns:wpi="http://schemas.microsoft.com/office/word/2010/wordprocessingInk" xmlns:wne="http://schemas.microsoft.com/office/word/2006/wordml" xmlns:wps="http://schemas.microsoft.com/office/word/2010/wordprocessingShape" mc:Ignorable="w14 w15 w16se w16cid w16 w16cex w16sdtdh w16sdtfl w16du wp14">
   <w:sdt>
     <w:sdtPr>
       <w:id w:val="1664663756"/>
@@ -5557,7 +7683,7 @@
 </file>
 
 <file path=word/footnotes.xml><?xml version="1.0" encoding="utf-8"?>
-<w:footnotes xmlns:wpc="http://schemas.microsoft.com/office/word/2010/wordprocessingCanvas" xmlns:cx="http://schemas.microsoft.com/office/drawing/2014/chartex" xmlns:cx1="http://schemas.microsoft.com/office/drawing/2015/9/8/chartex" xmlns:cx2="http://schemas.microsoft.com/office/drawing/2015/10/21/chartex" xmlns:cx3="http://schemas.microsoft.com/office/drawing/2016/5/9/chartex" xmlns:cx4="http://schemas.microsoft.com/office/drawing/2016/5/10/chartex" xmlns:cx5="http://schemas.microsoft.com/office/drawing/2016/5/11/chartex" xmlns:cx6="http://schemas.microsoft.com/office/drawing/2016/5/12/chartex" xmlns:cx7="http://schemas.microsoft.com/office/drawing/2016/5/13/chartex" xmlns:cx8="http://schemas.microsoft.com/office/drawing/2016/5/14/chartex" xmlns:mc="http://schemas.openxmlformats.org/markup-compatibility/2006" xmlns:aink="http://schemas.microsoft.com/office/drawing/2016/ink" xmlns:am3d="http://schemas.microsoft.com/office/drawing/2017/model3d" xmlns:o="urn:schemas-microsoft-com:office:office" xmlns:r="http://schemas.openxmlformats.org/officeDocument/2006/relationships" xmlns:m="http://schemas.openxmlformats.org/officeDocument/2006/math" xmlns:v="urn:schemas-microsoft-com:vml" xmlns:wp14="http://schemas.microsoft.com/office/word/2010/wordprocessingDrawing" xmlns:wp="http://schemas.openxmlformats.org/drawingml/2006/wordprocessingDrawing" xmlns:w10="urn:schemas-microsoft-com:office:word" xmlns:w="http://schemas.openxmlformats.org/wordprocessingml/2006/main" xmlns:w14="http://schemas.microsoft.com/office/word/2010/wordml" xmlns:w15="http://schemas.microsoft.com/office/word/2012/wordml" xmlns:w16cex="http://schemas.microsoft.com/office/word/2018/wordml/cex" xmlns:w16cid="http://schemas.microsoft.com/office/word/2016/wordml/cid" xmlns:w16="http://schemas.microsoft.com/office/word/2018/wordml" xmlns:w16sdtdh="http://schemas.microsoft.com/office/word/2020/wordml/sdtdatahash" xmlns:w16se="http://schemas.microsoft.com/office/word/2015/wordml/symex" xmlns:wpg="http://schemas.microsoft.com/office/word/2010/wordprocessingGroup" xmlns:wpi="http://schemas.microsoft.com/office/word/2010/wordprocessingInk" xmlns:wne="http://schemas.microsoft.com/office/word/2006/wordml" xmlns:wps="http://schemas.microsoft.com/office/word/2010/wordprocessingShape" mc:Ignorable="w14 w15 w16se w16cid w16 w16cex w16sdtdh wp14">
+<w:footnotes xmlns:wpc="http://schemas.microsoft.com/office/word/2010/wordprocessingCanvas" xmlns:cx="http://schemas.microsoft.com/office/drawing/2014/chartex" xmlns:cx1="http://schemas.microsoft.com/office/drawing/2015/9/8/chartex" xmlns:cx2="http://schemas.microsoft.com/office/drawing/2015/10/21/chartex" xmlns:cx3="http://schemas.microsoft.com/office/drawing/2016/5/9/chartex" xmlns:cx4="http://schemas.microsoft.com/office/drawing/2016/5/10/chartex" xmlns:cx5="http://schemas.microsoft.com/office/drawing/2016/5/11/chartex" xmlns:cx6="http://schemas.microsoft.com/office/drawing/2016/5/12/chartex" xmlns:cx7="http://schemas.microsoft.com/office/drawing/2016/5/13/chartex" xmlns:cx8="http://schemas.microsoft.com/office/drawing/2016/5/14/chartex" xmlns:mc="http://schemas.openxmlformats.org/markup-compatibility/2006" xmlns:aink="http://schemas.microsoft.com/office/drawing/2016/ink" xmlns:am3d="http://schemas.microsoft.com/office/drawing/2017/model3d" xmlns:o="urn:schemas-microsoft-com:office:office" xmlns:oel="http://schemas.microsoft.com/office/2019/extlst" xmlns:r="http://schemas.openxmlformats.org/officeDocument/2006/relationships" xmlns:m="http://schemas.openxmlformats.org/officeDocument/2006/math" xmlns:v="urn:schemas-microsoft-com:vml" xmlns:wp14="http://schemas.microsoft.com/office/word/2010/wordprocessingDrawing" xmlns:wp="http://schemas.openxmlformats.org/drawingml/2006/wordprocessingDrawing" xmlns:w10="urn:schemas-microsoft-com:office:word" xmlns:w="http://schemas.openxmlformats.org/wordprocessingml/2006/main" xmlns:w14="http://schemas.microsoft.com/office/word/2010/wordml" xmlns:w15="http://schemas.microsoft.com/office/word/2012/wordml" xmlns:w16cex="http://schemas.microsoft.com/office/word/2018/wordml/cex" xmlns:w16cid="http://schemas.microsoft.com/office/word/2016/wordml/cid" xmlns:w16="http://schemas.microsoft.com/office/word/2018/wordml" xmlns:w16du="http://schemas.microsoft.com/office/word/2023/wordml/word16du" xmlns:w16sdtdh="http://schemas.microsoft.com/office/word/2020/wordml/sdtdatahash" xmlns:w16sdtfl="http://schemas.microsoft.com/office/word/2024/wordml/sdtformatlock" xmlns:w16se="http://schemas.microsoft.com/office/word/2015/wordml/symex" xmlns:wpg="http://schemas.microsoft.com/office/word/2010/wordprocessingGroup" xmlns:wpi="http://schemas.microsoft.com/office/word/2010/wordprocessingInk" xmlns:wne="http://schemas.microsoft.com/office/word/2006/wordml" xmlns:wps="http://schemas.microsoft.com/office/word/2010/wordprocessingShape" mc:Ignorable="w14 w15 w16se w16cid w16 w16cex w16sdtdh w16sdtfl w16du wp14">
   <w:footnote w:type="separator" w:id="-1">
     <w:p>
       <w:pPr>
@@ -5575,6 +7701,25 @@
       </w:pPr>
       <w:r>
         <w:continuationSeparator/>
+      </w:r>
+    </w:p>
+  </w:footnote>
+  <w:footnote w:id="1">
+    <w:p>
+      <w:pPr>
+        <w:pStyle w:val="FootnoteText"/>
+      </w:pPr>
+      <w:r>
+        <w:rPr>
+          <w:rStyle w:val="FootnoteReference"/>
+        </w:rPr>
+        <w:footnoteRef/>
+      </w:r>
+      <w:r>
+        <w:t xml:space="preserve"> </w:t>
+      </w:r>
+      <w:r>
+        <w:t>Giá trị ngưỡng của cây tùy chọn (ID 13) có thể thay đổi trực tiếp thông qua giao diện điều khiển trên điện thoại và lưu vào EEPROM.</w:t>
       </w:r>
     </w:p>
   </w:footnote>
@@ -5582,7 +7727,7 @@
 </file>
 
 <file path=word/numbering.xml><?xml version="1.0" encoding="utf-8"?>
-<w:numbering xmlns:wpc="http://schemas.microsoft.com/office/word/2010/wordprocessingCanvas" xmlns:cx="http://schemas.microsoft.com/office/drawing/2014/chartex" xmlns:cx1="http://schemas.microsoft.com/office/drawing/2015/9/8/chartex" xmlns:cx2="http://schemas.microsoft.com/office/drawing/2015/10/21/chartex" xmlns:cx3="http://schemas.microsoft.com/office/drawing/2016/5/9/chartex" xmlns:cx4="http://schemas.microsoft.com/office/drawing/2016/5/10/chartex" xmlns:cx5="http://schemas.microsoft.com/office/drawing/2016/5/11/chartex" xmlns:cx6="http://schemas.microsoft.com/office/drawing/2016/5/12/chartex" xmlns:cx7="http://schemas.microsoft.com/office/drawing/2016/5/13/chartex" xmlns:cx8="http://schemas.microsoft.com/office/drawing/2016/5/14/chartex" xmlns:mc="http://schemas.openxmlformats.org/markup-compatibility/2006" xmlns:aink="http://schemas.microsoft.com/office/drawing/2016/ink" xmlns:am3d="http://schemas.microsoft.com/office/drawing/2017/model3d" xmlns:o="urn:schemas-microsoft-com:office:office" xmlns:r="http://schemas.openxmlformats.org/officeDocument/2006/relationships" xmlns:m="http://schemas.openxmlformats.org/officeDocument/2006/math" xmlns:v="urn:schemas-microsoft-com:vml" xmlns:wp14="http://schemas.microsoft.com/office/word/2010/wordprocessingDrawing" xmlns:wp="http://schemas.openxmlformats.org/drawingml/2006/wordprocessingDrawing" xmlns:w10="urn:schemas-microsoft-com:office:word" xmlns:w="http://schemas.openxmlformats.org/wordprocessingml/2006/main" xmlns:w14="http://schemas.microsoft.com/office/word/2010/wordml" xmlns:w15="http://schemas.microsoft.com/office/word/2012/wordml" xmlns:w16cex="http://schemas.microsoft.com/office/word/2018/wordml/cex" xmlns:w16cid="http://schemas.microsoft.com/office/word/2016/wordml/cid" xmlns:w16="http://schemas.microsoft.com/office/word/2018/wordml" xmlns:w16sdtdh="http://schemas.microsoft.com/office/word/2020/wordml/sdtdatahash" xmlns:w16se="http://schemas.microsoft.com/office/word/2015/wordml/symex" xmlns:wpg="http://schemas.microsoft.com/office/word/2010/wordprocessingGroup" xmlns:wpi="http://schemas.microsoft.com/office/word/2010/wordprocessingInk" xmlns:wne="http://schemas.microsoft.com/office/word/2006/wordml" xmlns:wps="http://schemas.microsoft.com/office/word/2010/wordprocessingShape" mc:Ignorable="w14 w15 w16se w16cid w16 w16cex w16sdtdh wp14">
+<w:numbering xmlns:wpc="http://schemas.microsoft.com/office/word/2010/wordprocessingCanvas" xmlns:cx="http://schemas.microsoft.com/office/drawing/2014/chartex" xmlns:cx1="http://schemas.microsoft.com/office/drawing/2015/9/8/chartex" xmlns:cx2="http://schemas.microsoft.com/office/drawing/2015/10/21/chartex" xmlns:cx3="http://schemas.microsoft.com/office/drawing/2016/5/9/chartex" xmlns:cx4="http://schemas.microsoft.com/office/drawing/2016/5/10/chartex" xmlns:cx5="http://schemas.microsoft.com/office/drawing/2016/5/11/chartex" xmlns:cx6="http://schemas.microsoft.com/office/drawing/2016/5/12/chartex" xmlns:cx7="http://schemas.microsoft.com/office/drawing/2016/5/13/chartex" xmlns:cx8="http://schemas.microsoft.com/office/drawing/2016/5/14/chartex" xmlns:mc="http://schemas.openxmlformats.org/markup-compatibility/2006" xmlns:aink="http://schemas.microsoft.com/office/drawing/2016/ink" xmlns:am3d="http://schemas.microsoft.com/office/drawing/2017/model3d" xmlns:o="urn:schemas-microsoft-com:office:office" xmlns:oel="http://schemas.microsoft.com/office/2019/extlst" xmlns:r="http://schemas.openxmlformats.org/officeDocument/2006/relationships" xmlns:m="http://schemas.openxmlformats.org/officeDocument/2006/math" xmlns:v="urn:schemas-microsoft-com:vml" xmlns:wp14="http://schemas.microsoft.com/office/word/2010/wordprocessingDrawing" xmlns:wp="http://schemas.openxmlformats.org/drawingml/2006/wordprocessingDrawing" xmlns:w10="urn:schemas-microsoft-com:office:word" xmlns:w="http://schemas.openxmlformats.org/wordprocessingml/2006/main" xmlns:w14="http://schemas.microsoft.com/office/word/2010/wordml" xmlns:w15="http://schemas.microsoft.com/office/word/2012/wordml" xmlns:w16cex="http://schemas.microsoft.com/office/word/2018/wordml/cex" xmlns:w16cid="http://schemas.microsoft.com/office/word/2016/wordml/cid" xmlns:w16="http://schemas.microsoft.com/office/word/2018/wordml" xmlns:w16du="http://schemas.microsoft.com/office/word/2023/wordml/word16du" xmlns:w16sdtdh="http://schemas.microsoft.com/office/word/2020/wordml/sdtdatahash" xmlns:w16sdtfl="http://schemas.microsoft.com/office/word/2024/wordml/sdtformatlock" xmlns:w16se="http://schemas.microsoft.com/office/word/2015/wordml/symex" xmlns:wpg="http://schemas.microsoft.com/office/word/2010/wordprocessingGroup" xmlns:wpi="http://schemas.microsoft.com/office/word/2010/wordprocessingInk" xmlns:wne="http://schemas.microsoft.com/office/word/2006/wordml" xmlns:wps="http://schemas.microsoft.com/office/word/2010/wordprocessingShape" mc:Ignorable="w14 w15 w16se w16cid w16 w16cex w16sdtdh w16sdtfl w16du wp14">
   <w:abstractNum w:abstractNumId="0" w15:restartNumberingAfterBreak="0">
     <w:nsid w:val="021A4F1F"/>
     <w:multiLevelType w:val="hybridMultilevel"/>
@@ -5959,6 +8104,119 @@
     </w:lvl>
   </w:abstractNum>
   <w:abstractNum w:abstractNumId="3" w15:restartNumberingAfterBreak="0">
+    <w:nsid w:val="07560F99"/>
+    <w:multiLevelType w:val="hybridMultilevel"/>
+    <w:tmpl w:val="1B304D6C"/>
+    <w:lvl w:ilvl="0" w:tplc="04090001">
+      <w:start w:val="1"/>
+      <w:numFmt w:val="bullet"/>
+      <w:lvlText w:val=""/>
+      <w:lvlJc w:val="left"/>
+      <w:pPr>
+        <w:ind w:left="1440" w:hanging="360"/>
+      </w:pPr>
+      <w:rPr>
+        <w:rFonts w:ascii="Symbol" w:hAnsi="Symbol" w:hint="default"/>
+      </w:rPr>
+    </w:lvl>
+    <w:lvl w:ilvl="1" w:tplc="04090003" w:tentative="1">
+      <w:start w:val="1"/>
+      <w:numFmt w:val="bullet"/>
+      <w:lvlText w:val="o"/>
+      <w:lvlJc w:val="left"/>
+      <w:pPr>
+        <w:ind w:left="2160" w:hanging="360"/>
+      </w:pPr>
+      <w:rPr>
+        <w:rFonts w:ascii="Courier New" w:hAnsi="Courier New" w:cs="Courier New" w:hint="default"/>
+      </w:rPr>
+    </w:lvl>
+    <w:lvl w:ilvl="2" w:tplc="04090005" w:tentative="1">
+      <w:start w:val="1"/>
+      <w:numFmt w:val="bullet"/>
+      <w:lvlText w:val=""/>
+      <w:lvlJc w:val="left"/>
+      <w:pPr>
+        <w:ind w:left="2880" w:hanging="360"/>
+      </w:pPr>
+      <w:rPr>
+        <w:rFonts w:ascii="Wingdings" w:hAnsi="Wingdings" w:hint="default"/>
+      </w:rPr>
+    </w:lvl>
+    <w:lvl w:ilvl="3" w:tplc="04090001" w:tentative="1">
+      <w:start w:val="1"/>
+      <w:numFmt w:val="bullet"/>
+      <w:lvlText w:val=""/>
+      <w:lvlJc w:val="left"/>
+      <w:pPr>
+        <w:ind w:left="3600" w:hanging="360"/>
+      </w:pPr>
+      <w:rPr>
+        <w:rFonts w:ascii="Symbol" w:hAnsi="Symbol" w:hint="default"/>
+      </w:rPr>
+    </w:lvl>
+    <w:lvl w:ilvl="4" w:tplc="04090003" w:tentative="1">
+      <w:start w:val="1"/>
+      <w:numFmt w:val="bullet"/>
+      <w:lvlText w:val="o"/>
+      <w:lvlJc w:val="left"/>
+      <w:pPr>
+        <w:ind w:left="4320" w:hanging="360"/>
+      </w:pPr>
+      <w:rPr>
+        <w:rFonts w:ascii="Courier New" w:hAnsi="Courier New" w:cs="Courier New" w:hint="default"/>
+      </w:rPr>
+    </w:lvl>
+    <w:lvl w:ilvl="5" w:tplc="04090005" w:tentative="1">
+      <w:start w:val="1"/>
+      <w:numFmt w:val="bullet"/>
+      <w:lvlText w:val=""/>
+      <w:lvlJc w:val="left"/>
+      <w:pPr>
+        <w:ind w:left="5040" w:hanging="360"/>
+      </w:pPr>
+      <w:rPr>
+        <w:rFonts w:ascii="Wingdings" w:hAnsi="Wingdings" w:hint="default"/>
+      </w:rPr>
+    </w:lvl>
+    <w:lvl w:ilvl="6" w:tplc="04090001" w:tentative="1">
+      <w:start w:val="1"/>
+      <w:numFmt w:val="bullet"/>
+      <w:lvlText w:val=""/>
+      <w:lvlJc w:val="left"/>
+      <w:pPr>
+        <w:ind w:left="5760" w:hanging="360"/>
+      </w:pPr>
+      <w:rPr>
+        <w:rFonts w:ascii="Symbol" w:hAnsi="Symbol" w:hint="default"/>
+      </w:rPr>
+    </w:lvl>
+    <w:lvl w:ilvl="7" w:tplc="04090003" w:tentative="1">
+      <w:start w:val="1"/>
+      <w:numFmt w:val="bullet"/>
+      <w:lvlText w:val="o"/>
+      <w:lvlJc w:val="left"/>
+      <w:pPr>
+        <w:ind w:left="6480" w:hanging="360"/>
+      </w:pPr>
+      <w:rPr>
+        <w:rFonts w:ascii="Courier New" w:hAnsi="Courier New" w:cs="Courier New" w:hint="default"/>
+      </w:rPr>
+    </w:lvl>
+    <w:lvl w:ilvl="8" w:tplc="04090005" w:tentative="1">
+      <w:start w:val="1"/>
+      <w:numFmt w:val="bullet"/>
+      <w:lvlText w:val=""/>
+      <w:lvlJc w:val="left"/>
+      <w:pPr>
+        <w:ind w:left="7200" w:hanging="360"/>
+      </w:pPr>
+      <w:rPr>
+        <w:rFonts w:ascii="Wingdings" w:hAnsi="Wingdings" w:hint="default"/>
+      </w:rPr>
+    </w:lvl>
+  </w:abstractNum>
+  <w:abstractNum w:abstractNumId="4" w15:restartNumberingAfterBreak="0">
     <w:nsid w:val="0953570B"/>
     <w:multiLevelType w:val="multilevel"/>
     <w:tmpl w:val="0932FEAE"/>
@@ -6107,7 +8365,7 @@
       </w:rPr>
     </w:lvl>
   </w:abstractNum>
-  <w:abstractNum w:abstractNumId="4" w15:restartNumberingAfterBreak="0">
+  <w:abstractNum w:abstractNumId="5" w15:restartNumberingAfterBreak="0">
     <w:nsid w:val="0A7B49EB"/>
     <w:multiLevelType w:val="multilevel"/>
     <w:tmpl w:val="EA625B5C"/>
@@ -6256,7 +8514,7 @@
       </w:rPr>
     </w:lvl>
   </w:abstractNum>
-  <w:abstractNum w:abstractNumId="5" w15:restartNumberingAfterBreak="0">
+  <w:abstractNum w:abstractNumId="6" w15:restartNumberingAfterBreak="0">
     <w:nsid w:val="0ECD0A67"/>
     <w:multiLevelType w:val="hybridMultilevel"/>
     <w:tmpl w:val="6BF65100"/>
@@ -6369,7 +8627,7 @@
       </w:rPr>
     </w:lvl>
   </w:abstractNum>
-  <w:abstractNum w:abstractNumId="6" w15:restartNumberingAfterBreak="0">
+  <w:abstractNum w:abstractNumId="7" w15:restartNumberingAfterBreak="0">
     <w:nsid w:val="11CA18A5"/>
     <w:multiLevelType w:val="multilevel"/>
     <w:tmpl w:val="7160CF6E"/>
@@ -6518,7 +8776,7 @@
       </w:rPr>
     </w:lvl>
   </w:abstractNum>
-  <w:abstractNum w:abstractNumId="7" w15:restartNumberingAfterBreak="0">
+  <w:abstractNum w:abstractNumId="8" w15:restartNumberingAfterBreak="0">
     <w:nsid w:val="14C27E1A"/>
     <w:multiLevelType w:val="multilevel"/>
     <w:tmpl w:val="0B284A52"/>
@@ -6667,7 +8925,7 @@
       </w:rPr>
     </w:lvl>
   </w:abstractNum>
-  <w:abstractNum w:abstractNumId="8" w15:restartNumberingAfterBreak="0">
+  <w:abstractNum w:abstractNumId="9" w15:restartNumberingAfterBreak="0">
     <w:nsid w:val="171F3599"/>
     <w:multiLevelType w:val="multilevel"/>
     <w:tmpl w:val="CBB0BE38"/>
@@ -6816,7 +9074,7 @@
       </w:rPr>
     </w:lvl>
   </w:abstractNum>
-  <w:abstractNum w:abstractNumId="9" w15:restartNumberingAfterBreak="0">
+  <w:abstractNum w:abstractNumId="10" w15:restartNumberingAfterBreak="0">
     <w:nsid w:val="19F744D0"/>
     <w:multiLevelType w:val="multilevel"/>
     <w:tmpl w:val="372875D6"/>
@@ -6965,7 +9223,7 @@
       </w:rPr>
     </w:lvl>
   </w:abstractNum>
-  <w:abstractNum w:abstractNumId="10" w15:restartNumberingAfterBreak="0">
+  <w:abstractNum w:abstractNumId="11" w15:restartNumberingAfterBreak="0">
     <w:nsid w:val="1F680A28"/>
     <w:multiLevelType w:val="multilevel"/>
     <w:tmpl w:val="876E0E48"/>
@@ -7114,7 +9372,7 @@
       </w:rPr>
     </w:lvl>
   </w:abstractNum>
-  <w:abstractNum w:abstractNumId="11" w15:restartNumberingAfterBreak="0">
+  <w:abstractNum w:abstractNumId="12" w15:restartNumberingAfterBreak="0">
     <w:nsid w:val="22710621"/>
     <w:multiLevelType w:val="hybridMultilevel"/>
     <w:tmpl w:val="AE7663CA"/>
@@ -7227,7 +9485,7 @@
       </w:rPr>
     </w:lvl>
   </w:abstractNum>
-  <w:abstractNum w:abstractNumId="12" w15:restartNumberingAfterBreak="0">
+  <w:abstractNum w:abstractNumId="13" w15:restartNumberingAfterBreak="0">
     <w:nsid w:val="22DC01B8"/>
     <w:multiLevelType w:val="multilevel"/>
     <w:tmpl w:val="3334E346"/>
@@ -7376,7 +9634,7 @@
       </w:rPr>
     </w:lvl>
   </w:abstractNum>
-  <w:abstractNum w:abstractNumId="13" w15:restartNumberingAfterBreak="0">
+  <w:abstractNum w:abstractNumId="14" w15:restartNumberingAfterBreak="0">
     <w:nsid w:val="23844A19"/>
     <w:multiLevelType w:val="hybridMultilevel"/>
     <w:tmpl w:val="D3086F42"/>
@@ -7489,7 +9747,7 @@
       </w:rPr>
     </w:lvl>
   </w:abstractNum>
-  <w:abstractNum w:abstractNumId="14" w15:restartNumberingAfterBreak="0">
+  <w:abstractNum w:abstractNumId="15" w15:restartNumberingAfterBreak="0">
     <w:nsid w:val="2427205C"/>
     <w:multiLevelType w:val="hybridMultilevel"/>
     <w:tmpl w:val="5BBCAA84"/>
@@ -7602,7 +9860,7 @@
       </w:rPr>
     </w:lvl>
   </w:abstractNum>
-  <w:abstractNum w:abstractNumId="15" w15:restartNumberingAfterBreak="0">
+  <w:abstractNum w:abstractNumId="16" w15:restartNumberingAfterBreak="0">
     <w:nsid w:val="2A8E5788"/>
     <w:multiLevelType w:val="hybridMultilevel"/>
     <w:tmpl w:val="3494663E"/>
@@ -7691,7 +9949,7 @@
       </w:pPr>
     </w:lvl>
   </w:abstractNum>
-  <w:abstractNum w:abstractNumId="16" w15:restartNumberingAfterBreak="0">
+  <w:abstractNum w:abstractNumId="17" w15:restartNumberingAfterBreak="0">
     <w:nsid w:val="2B494D1D"/>
     <w:multiLevelType w:val="hybridMultilevel"/>
     <w:tmpl w:val="13DE79FA"/>
@@ -7804,7 +10062,7 @@
       </w:rPr>
     </w:lvl>
   </w:abstractNum>
-  <w:abstractNum w:abstractNumId="17" w15:restartNumberingAfterBreak="0">
+  <w:abstractNum w:abstractNumId="18" w15:restartNumberingAfterBreak="0">
     <w:nsid w:val="2B6C16CA"/>
     <w:multiLevelType w:val="hybridMultilevel"/>
     <w:tmpl w:val="ECC29790"/>
@@ -7917,7 +10175,7 @@
       </w:rPr>
     </w:lvl>
   </w:abstractNum>
-  <w:abstractNum w:abstractNumId="18" w15:restartNumberingAfterBreak="0">
+  <w:abstractNum w:abstractNumId="19" w15:restartNumberingAfterBreak="0">
     <w:nsid w:val="2C8E74E5"/>
     <w:multiLevelType w:val="multilevel"/>
     <w:tmpl w:val="74AA2A00"/>
@@ -8030,7 +10288,7 @@
       </w:rPr>
     </w:lvl>
   </w:abstractNum>
-  <w:abstractNum w:abstractNumId="19" w15:restartNumberingAfterBreak="0">
+  <w:abstractNum w:abstractNumId="20" w15:restartNumberingAfterBreak="0">
     <w:nsid w:val="31484647"/>
     <w:multiLevelType w:val="hybridMultilevel"/>
     <w:tmpl w:val="910AA24E"/>
@@ -8143,7 +10401,7 @@
       </w:rPr>
     </w:lvl>
   </w:abstractNum>
-  <w:abstractNum w:abstractNumId="20" w15:restartNumberingAfterBreak="0">
+  <w:abstractNum w:abstractNumId="21" w15:restartNumberingAfterBreak="0">
     <w:nsid w:val="359141F0"/>
     <w:multiLevelType w:val="multilevel"/>
     <w:tmpl w:val="A6F44FFC"/>
@@ -8256,7 +10514,7 @@
       </w:rPr>
     </w:lvl>
   </w:abstractNum>
-  <w:abstractNum w:abstractNumId="21" w15:restartNumberingAfterBreak="0">
+  <w:abstractNum w:abstractNumId="22" w15:restartNumberingAfterBreak="0">
     <w:nsid w:val="35B81639"/>
     <w:multiLevelType w:val="multilevel"/>
     <w:tmpl w:val="92A8C1A4"/>
@@ -8405,7 +10663,7 @@
       </w:rPr>
     </w:lvl>
   </w:abstractNum>
-  <w:abstractNum w:abstractNumId="22" w15:restartNumberingAfterBreak="0">
+  <w:abstractNum w:abstractNumId="23" w15:restartNumberingAfterBreak="0">
     <w:nsid w:val="35C45846"/>
     <w:multiLevelType w:val="hybridMultilevel"/>
     <w:tmpl w:val="B32630B6"/>
@@ -8494,7 +10752,7 @@
       </w:pPr>
     </w:lvl>
   </w:abstractNum>
-  <w:abstractNum w:abstractNumId="23" w15:restartNumberingAfterBreak="0">
+  <w:abstractNum w:abstractNumId="24" w15:restartNumberingAfterBreak="0">
     <w:nsid w:val="379B7BBB"/>
     <w:multiLevelType w:val="multilevel"/>
     <w:tmpl w:val="022C95B8"/>
@@ -8643,7 +10901,7 @@
       </w:rPr>
     </w:lvl>
   </w:abstractNum>
-  <w:abstractNum w:abstractNumId="24" w15:restartNumberingAfterBreak="0">
+  <w:abstractNum w:abstractNumId="25" w15:restartNumberingAfterBreak="0">
     <w:nsid w:val="397B645F"/>
     <w:multiLevelType w:val="hybridMultilevel"/>
     <w:tmpl w:val="AB1241E8"/>
@@ -8756,7 +11014,156 @@
       </w:rPr>
     </w:lvl>
   </w:abstractNum>
-  <w:abstractNum w:abstractNumId="25" w15:restartNumberingAfterBreak="0">
+  <w:abstractNum w:abstractNumId="26" w15:restartNumberingAfterBreak="0">
+    <w:nsid w:val="3A464E8D"/>
+    <w:multiLevelType w:val="multilevel"/>
+    <w:tmpl w:val="7B40A834"/>
+    <w:lvl w:ilvl="0">
+      <w:start w:val="1"/>
+      <w:numFmt w:val="bullet"/>
+      <w:lvlText w:val=""/>
+      <w:lvlJc w:val="left"/>
+      <w:pPr>
+        <w:tabs>
+          <w:tab w:val="num" w:pos="720"/>
+        </w:tabs>
+        <w:ind w:left="720" w:hanging="360"/>
+      </w:pPr>
+      <w:rPr>
+        <w:rFonts w:ascii="Symbol" w:hAnsi="Symbol" w:hint="default"/>
+        <w:sz w:val="20"/>
+      </w:rPr>
+    </w:lvl>
+    <w:lvl w:ilvl="1">
+      <w:start w:val="1"/>
+      <w:numFmt w:val="bullet"/>
+      <w:lvlText w:val="o"/>
+      <w:lvlJc w:val="left"/>
+      <w:pPr>
+        <w:tabs>
+          <w:tab w:val="num" w:pos="1440"/>
+        </w:tabs>
+        <w:ind w:left="1440" w:hanging="360"/>
+      </w:pPr>
+      <w:rPr>
+        <w:rFonts w:ascii="Courier New" w:hAnsi="Courier New" w:hint="default"/>
+        <w:sz w:val="20"/>
+      </w:rPr>
+    </w:lvl>
+    <w:lvl w:ilvl="2" w:tentative="1">
+      <w:start w:val="1"/>
+      <w:numFmt w:val="bullet"/>
+      <w:lvlText w:val=""/>
+      <w:lvlJc w:val="left"/>
+      <w:pPr>
+        <w:tabs>
+          <w:tab w:val="num" w:pos="2160"/>
+        </w:tabs>
+        <w:ind w:left="2160" w:hanging="360"/>
+      </w:pPr>
+      <w:rPr>
+        <w:rFonts w:ascii="Wingdings" w:hAnsi="Wingdings" w:hint="default"/>
+        <w:sz w:val="20"/>
+      </w:rPr>
+    </w:lvl>
+    <w:lvl w:ilvl="3" w:tentative="1">
+      <w:start w:val="1"/>
+      <w:numFmt w:val="bullet"/>
+      <w:lvlText w:val=""/>
+      <w:lvlJc w:val="left"/>
+      <w:pPr>
+        <w:tabs>
+          <w:tab w:val="num" w:pos="2880"/>
+        </w:tabs>
+        <w:ind w:left="2880" w:hanging="360"/>
+      </w:pPr>
+      <w:rPr>
+        <w:rFonts w:ascii="Wingdings" w:hAnsi="Wingdings" w:hint="default"/>
+        <w:sz w:val="20"/>
+      </w:rPr>
+    </w:lvl>
+    <w:lvl w:ilvl="4" w:tentative="1">
+      <w:start w:val="1"/>
+      <w:numFmt w:val="bullet"/>
+      <w:lvlText w:val=""/>
+      <w:lvlJc w:val="left"/>
+      <w:pPr>
+        <w:tabs>
+          <w:tab w:val="num" w:pos="3600"/>
+        </w:tabs>
+        <w:ind w:left="3600" w:hanging="360"/>
+      </w:pPr>
+      <w:rPr>
+        <w:rFonts w:ascii="Wingdings" w:hAnsi="Wingdings" w:hint="default"/>
+        <w:sz w:val="20"/>
+      </w:rPr>
+    </w:lvl>
+    <w:lvl w:ilvl="5" w:tentative="1">
+      <w:start w:val="1"/>
+      <w:numFmt w:val="bullet"/>
+      <w:lvlText w:val=""/>
+      <w:lvlJc w:val="left"/>
+      <w:pPr>
+        <w:tabs>
+          <w:tab w:val="num" w:pos="4320"/>
+        </w:tabs>
+        <w:ind w:left="4320" w:hanging="360"/>
+      </w:pPr>
+      <w:rPr>
+        <w:rFonts w:ascii="Wingdings" w:hAnsi="Wingdings" w:hint="default"/>
+        <w:sz w:val="20"/>
+      </w:rPr>
+    </w:lvl>
+    <w:lvl w:ilvl="6" w:tentative="1">
+      <w:start w:val="1"/>
+      <w:numFmt w:val="bullet"/>
+      <w:lvlText w:val=""/>
+      <w:lvlJc w:val="left"/>
+      <w:pPr>
+        <w:tabs>
+          <w:tab w:val="num" w:pos="5040"/>
+        </w:tabs>
+        <w:ind w:left="5040" w:hanging="360"/>
+      </w:pPr>
+      <w:rPr>
+        <w:rFonts w:ascii="Wingdings" w:hAnsi="Wingdings" w:hint="default"/>
+        <w:sz w:val="20"/>
+      </w:rPr>
+    </w:lvl>
+    <w:lvl w:ilvl="7" w:tentative="1">
+      <w:start w:val="1"/>
+      <w:numFmt w:val="bullet"/>
+      <w:lvlText w:val=""/>
+      <w:lvlJc w:val="left"/>
+      <w:pPr>
+        <w:tabs>
+          <w:tab w:val="num" w:pos="5760"/>
+        </w:tabs>
+        <w:ind w:left="5760" w:hanging="360"/>
+      </w:pPr>
+      <w:rPr>
+        <w:rFonts w:ascii="Wingdings" w:hAnsi="Wingdings" w:hint="default"/>
+        <w:sz w:val="20"/>
+      </w:rPr>
+    </w:lvl>
+    <w:lvl w:ilvl="8" w:tentative="1">
+      <w:start w:val="1"/>
+      <w:numFmt w:val="bullet"/>
+      <w:lvlText w:val=""/>
+      <w:lvlJc w:val="left"/>
+      <w:pPr>
+        <w:tabs>
+          <w:tab w:val="num" w:pos="6480"/>
+        </w:tabs>
+        <w:ind w:left="6480" w:hanging="360"/>
+      </w:pPr>
+      <w:rPr>
+        <w:rFonts w:ascii="Wingdings" w:hAnsi="Wingdings" w:hint="default"/>
+        <w:sz w:val="20"/>
+      </w:rPr>
+    </w:lvl>
+  </w:abstractNum>
+  <w:abstractNum w:abstractNumId="27" w15:restartNumberingAfterBreak="0">
     <w:nsid w:val="3B6A1BBD"/>
     <w:multiLevelType w:val="hybridMultilevel"/>
     <w:tmpl w:val="CEF878B4"/>
@@ -8869,7 +11276,7 @@
       </w:rPr>
     </w:lvl>
   </w:abstractNum>
-  <w:abstractNum w:abstractNumId="26" w15:restartNumberingAfterBreak="0">
+  <w:abstractNum w:abstractNumId="28" w15:restartNumberingAfterBreak="0">
     <w:nsid w:val="44C02D3D"/>
     <w:multiLevelType w:val="hybridMultilevel"/>
     <w:tmpl w:val="96CA6B46"/>
@@ -8982,7 +11389,156 @@
       </w:rPr>
     </w:lvl>
   </w:abstractNum>
-  <w:abstractNum w:abstractNumId="27" w15:restartNumberingAfterBreak="0">
+  <w:abstractNum w:abstractNumId="29" w15:restartNumberingAfterBreak="0">
+    <w:nsid w:val="48C90413"/>
+    <w:multiLevelType w:val="multilevel"/>
+    <w:tmpl w:val="09E0511A"/>
+    <w:lvl w:ilvl="0">
+      <w:start w:val="1"/>
+      <w:numFmt w:val="bullet"/>
+      <w:lvlText w:val=""/>
+      <w:lvlJc w:val="left"/>
+      <w:pPr>
+        <w:tabs>
+          <w:tab w:val="num" w:pos="720"/>
+        </w:tabs>
+        <w:ind w:left="720" w:hanging="360"/>
+      </w:pPr>
+      <w:rPr>
+        <w:rFonts w:ascii="Symbol" w:hAnsi="Symbol" w:hint="default"/>
+        <w:sz w:val="20"/>
+      </w:rPr>
+    </w:lvl>
+    <w:lvl w:ilvl="1" w:tentative="1">
+      <w:start w:val="1"/>
+      <w:numFmt w:val="bullet"/>
+      <w:lvlText w:val="o"/>
+      <w:lvlJc w:val="left"/>
+      <w:pPr>
+        <w:tabs>
+          <w:tab w:val="num" w:pos="1440"/>
+        </w:tabs>
+        <w:ind w:left="1440" w:hanging="360"/>
+      </w:pPr>
+      <w:rPr>
+        <w:rFonts w:ascii="Courier New" w:hAnsi="Courier New" w:hint="default"/>
+        <w:sz w:val="20"/>
+      </w:rPr>
+    </w:lvl>
+    <w:lvl w:ilvl="2" w:tentative="1">
+      <w:start w:val="1"/>
+      <w:numFmt w:val="bullet"/>
+      <w:lvlText w:val=""/>
+      <w:lvlJc w:val="left"/>
+      <w:pPr>
+        <w:tabs>
+          <w:tab w:val="num" w:pos="2160"/>
+        </w:tabs>
+        <w:ind w:left="2160" w:hanging="360"/>
+      </w:pPr>
+      <w:rPr>
+        <w:rFonts w:ascii="Wingdings" w:hAnsi="Wingdings" w:hint="default"/>
+        <w:sz w:val="20"/>
+      </w:rPr>
+    </w:lvl>
+    <w:lvl w:ilvl="3" w:tentative="1">
+      <w:start w:val="1"/>
+      <w:numFmt w:val="bullet"/>
+      <w:lvlText w:val=""/>
+      <w:lvlJc w:val="left"/>
+      <w:pPr>
+        <w:tabs>
+          <w:tab w:val="num" w:pos="2880"/>
+        </w:tabs>
+        <w:ind w:left="2880" w:hanging="360"/>
+      </w:pPr>
+      <w:rPr>
+        <w:rFonts w:ascii="Wingdings" w:hAnsi="Wingdings" w:hint="default"/>
+        <w:sz w:val="20"/>
+      </w:rPr>
+    </w:lvl>
+    <w:lvl w:ilvl="4" w:tentative="1">
+      <w:start w:val="1"/>
+      <w:numFmt w:val="bullet"/>
+      <w:lvlText w:val=""/>
+      <w:lvlJc w:val="left"/>
+      <w:pPr>
+        <w:tabs>
+          <w:tab w:val="num" w:pos="3600"/>
+        </w:tabs>
+        <w:ind w:left="3600" w:hanging="360"/>
+      </w:pPr>
+      <w:rPr>
+        <w:rFonts w:ascii="Wingdings" w:hAnsi="Wingdings" w:hint="default"/>
+        <w:sz w:val="20"/>
+      </w:rPr>
+    </w:lvl>
+    <w:lvl w:ilvl="5" w:tentative="1">
+      <w:start w:val="1"/>
+      <w:numFmt w:val="bullet"/>
+      <w:lvlText w:val=""/>
+      <w:lvlJc w:val="left"/>
+      <w:pPr>
+        <w:tabs>
+          <w:tab w:val="num" w:pos="4320"/>
+        </w:tabs>
+        <w:ind w:left="4320" w:hanging="360"/>
+      </w:pPr>
+      <w:rPr>
+        <w:rFonts w:ascii="Wingdings" w:hAnsi="Wingdings" w:hint="default"/>
+        <w:sz w:val="20"/>
+      </w:rPr>
+    </w:lvl>
+    <w:lvl w:ilvl="6" w:tentative="1">
+      <w:start w:val="1"/>
+      <w:numFmt w:val="bullet"/>
+      <w:lvlText w:val=""/>
+      <w:lvlJc w:val="left"/>
+      <w:pPr>
+        <w:tabs>
+          <w:tab w:val="num" w:pos="5040"/>
+        </w:tabs>
+        <w:ind w:left="5040" w:hanging="360"/>
+      </w:pPr>
+      <w:rPr>
+        <w:rFonts w:ascii="Wingdings" w:hAnsi="Wingdings" w:hint="default"/>
+        <w:sz w:val="20"/>
+      </w:rPr>
+    </w:lvl>
+    <w:lvl w:ilvl="7" w:tentative="1">
+      <w:start w:val="1"/>
+      <w:numFmt w:val="bullet"/>
+      <w:lvlText w:val=""/>
+      <w:lvlJc w:val="left"/>
+      <w:pPr>
+        <w:tabs>
+          <w:tab w:val="num" w:pos="5760"/>
+        </w:tabs>
+        <w:ind w:left="5760" w:hanging="360"/>
+      </w:pPr>
+      <w:rPr>
+        <w:rFonts w:ascii="Wingdings" w:hAnsi="Wingdings" w:hint="default"/>
+        <w:sz w:val="20"/>
+      </w:rPr>
+    </w:lvl>
+    <w:lvl w:ilvl="8" w:tentative="1">
+      <w:start w:val="1"/>
+      <w:numFmt w:val="bullet"/>
+      <w:lvlText w:val=""/>
+      <w:lvlJc w:val="left"/>
+      <w:pPr>
+        <w:tabs>
+          <w:tab w:val="num" w:pos="6480"/>
+        </w:tabs>
+        <w:ind w:left="6480" w:hanging="360"/>
+      </w:pPr>
+      <w:rPr>
+        <w:rFonts w:ascii="Wingdings" w:hAnsi="Wingdings" w:hint="default"/>
+        <w:sz w:val="20"/>
+      </w:rPr>
+    </w:lvl>
+  </w:abstractNum>
+  <w:abstractNum w:abstractNumId="30" w15:restartNumberingAfterBreak="0">
     <w:nsid w:val="4A8468EE"/>
     <w:multiLevelType w:val="multilevel"/>
     <w:tmpl w:val="94F63894"/>
@@ -9131,7 +11687,7 @@
       </w:rPr>
     </w:lvl>
   </w:abstractNum>
-  <w:abstractNum w:abstractNumId="28" w15:restartNumberingAfterBreak="0">
+  <w:abstractNum w:abstractNumId="31" w15:restartNumberingAfterBreak="0">
     <w:nsid w:val="4D8641C0"/>
     <w:multiLevelType w:val="multilevel"/>
     <w:tmpl w:val="63004CB2"/>
@@ -9280,7 +11836,7 @@
       </w:rPr>
     </w:lvl>
   </w:abstractNum>
-  <w:abstractNum w:abstractNumId="29" w15:restartNumberingAfterBreak="0">
+  <w:abstractNum w:abstractNumId="32" w15:restartNumberingAfterBreak="0">
     <w:nsid w:val="4EDD2D5E"/>
     <w:multiLevelType w:val="multilevel"/>
     <w:tmpl w:val="7B9C7C8C"/>
@@ -9429,7 +11985,7 @@
       </w:rPr>
     </w:lvl>
   </w:abstractNum>
-  <w:abstractNum w:abstractNumId="30" w15:restartNumberingAfterBreak="0">
+  <w:abstractNum w:abstractNumId="33" w15:restartNumberingAfterBreak="0">
     <w:nsid w:val="50CB4AB9"/>
     <w:multiLevelType w:val="hybridMultilevel"/>
     <w:tmpl w:val="AD1E0AF4"/>
@@ -9542,7 +12098,7 @@
       </w:rPr>
     </w:lvl>
   </w:abstractNum>
-  <w:abstractNum w:abstractNumId="31" w15:restartNumberingAfterBreak="0">
+  <w:abstractNum w:abstractNumId="34" w15:restartNumberingAfterBreak="0">
     <w:nsid w:val="547310A6"/>
     <w:multiLevelType w:val="multilevel"/>
     <w:tmpl w:val="E10E8CD4"/>
@@ -9691,7 +12247,7 @@
       </w:rPr>
     </w:lvl>
   </w:abstractNum>
-  <w:abstractNum w:abstractNumId="32" w15:restartNumberingAfterBreak="0">
+  <w:abstractNum w:abstractNumId="35" w15:restartNumberingAfterBreak="0">
     <w:nsid w:val="56E4344C"/>
     <w:multiLevelType w:val="hybridMultilevel"/>
     <w:tmpl w:val="0D862C2E"/>
@@ -9804,7 +12360,120 @@
       </w:rPr>
     </w:lvl>
   </w:abstractNum>
-  <w:abstractNum w:abstractNumId="33" w15:restartNumberingAfterBreak="0">
+  <w:abstractNum w:abstractNumId="36" w15:restartNumberingAfterBreak="0">
+    <w:nsid w:val="58297706"/>
+    <w:multiLevelType w:val="multilevel"/>
+    <w:tmpl w:val="EE722808"/>
+    <w:lvl w:ilvl="0">
+      <w:start w:val="1"/>
+      <w:numFmt w:val="decimal"/>
+      <w:lvlText w:val="%1."/>
+      <w:lvlJc w:val="left"/>
+      <w:pPr>
+        <w:tabs>
+          <w:tab w:val="num" w:pos="720"/>
+        </w:tabs>
+        <w:ind w:left="720" w:hanging="360"/>
+      </w:pPr>
+    </w:lvl>
+    <w:lvl w:ilvl="1" w:tentative="1">
+      <w:start w:val="1"/>
+      <w:numFmt w:val="decimal"/>
+      <w:lvlText w:val="%2."/>
+      <w:lvlJc w:val="left"/>
+      <w:pPr>
+        <w:tabs>
+          <w:tab w:val="num" w:pos="1440"/>
+        </w:tabs>
+        <w:ind w:left="1440" w:hanging="360"/>
+      </w:pPr>
+    </w:lvl>
+    <w:lvl w:ilvl="2" w:tentative="1">
+      <w:start w:val="1"/>
+      <w:numFmt w:val="decimal"/>
+      <w:lvlText w:val="%3."/>
+      <w:lvlJc w:val="left"/>
+      <w:pPr>
+        <w:tabs>
+          <w:tab w:val="num" w:pos="2160"/>
+        </w:tabs>
+        <w:ind w:left="2160" w:hanging="360"/>
+      </w:pPr>
+    </w:lvl>
+    <w:lvl w:ilvl="3" w:tentative="1">
+      <w:start w:val="1"/>
+      <w:numFmt w:val="decimal"/>
+      <w:lvlText w:val="%4."/>
+      <w:lvlJc w:val="left"/>
+      <w:pPr>
+        <w:tabs>
+          <w:tab w:val="num" w:pos="2880"/>
+        </w:tabs>
+        <w:ind w:left="2880" w:hanging="360"/>
+      </w:pPr>
+    </w:lvl>
+    <w:lvl w:ilvl="4" w:tentative="1">
+      <w:start w:val="1"/>
+      <w:numFmt w:val="decimal"/>
+      <w:lvlText w:val="%5."/>
+      <w:lvlJc w:val="left"/>
+      <w:pPr>
+        <w:tabs>
+          <w:tab w:val="num" w:pos="3600"/>
+        </w:tabs>
+        <w:ind w:left="3600" w:hanging="360"/>
+      </w:pPr>
+    </w:lvl>
+    <w:lvl w:ilvl="5" w:tentative="1">
+      <w:start w:val="1"/>
+      <w:numFmt w:val="decimal"/>
+      <w:lvlText w:val="%6."/>
+      <w:lvlJc w:val="left"/>
+      <w:pPr>
+        <w:tabs>
+          <w:tab w:val="num" w:pos="4320"/>
+        </w:tabs>
+        <w:ind w:left="4320" w:hanging="360"/>
+      </w:pPr>
+    </w:lvl>
+    <w:lvl w:ilvl="6" w:tentative="1">
+      <w:start w:val="1"/>
+      <w:numFmt w:val="decimal"/>
+      <w:lvlText w:val="%7."/>
+      <w:lvlJc w:val="left"/>
+      <w:pPr>
+        <w:tabs>
+          <w:tab w:val="num" w:pos="5040"/>
+        </w:tabs>
+        <w:ind w:left="5040" w:hanging="360"/>
+      </w:pPr>
+    </w:lvl>
+    <w:lvl w:ilvl="7" w:tentative="1">
+      <w:start w:val="1"/>
+      <w:numFmt w:val="decimal"/>
+      <w:lvlText w:val="%8."/>
+      <w:lvlJc w:val="left"/>
+      <w:pPr>
+        <w:tabs>
+          <w:tab w:val="num" w:pos="5760"/>
+        </w:tabs>
+        <w:ind w:left="5760" w:hanging="360"/>
+      </w:pPr>
+    </w:lvl>
+    <w:lvl w:ilvl="8" w:tentative="1">
+      <w:start w:val="1"/>
+      <w:numFmt w:val="decimal"/>
+      <w:lvlText w:val="%9."/>
+      <w:lvlJc w:val="left"/>
+      <w:pPr>
+        <w:tabs>
+          <w:tab w:val="num" w:pos="6480"/>
+        </w:tabs>
+        <w:ind w:left="6480" w:hanging="360"/>
+      </w:pPr>
+    </w:lvl>
+  </w:abstractNum>
+  <w:abstractNum w:abstractNumId="37" w15:restartNumberingAfterBreak="0">
     <w:nsid w:val="586971C0"/>
     <w:multiLevelType w:val="hybridMultilevel"/>
     <w:tmpl w:val="67468382"/>
@@ -9917,7 +12586,7 @@
       </w:rPr>
     </w:lvl>
   </w:abstractNum>
-  <w:abstractNum w:abstractNumId="34" w15:restartNumberingAfterBreak="0">
+  <w:abstractNum w:abstractNumId="38" w15:restartNumberingAfterBreak="0">
     <w:nsid w:val="5E326F1C"/>
     <w:multiLevelType w:val="hybridMultilevel"/>
     <w:tmpl w:val="A60CC558"/>
@@ -10030,7 +12699,7 @@
       </w:rPr>
     </w:lvl>
   </w:abstractNum>
-  <w:abstractNum w:abstractNumId="35" w15:restartNumberingAfterBreak="0">
+  <w:abstractNum w:abstractNumId="39" w15:restartNumberingAfterBreak="0">
     <w:nsid w:val="61A1292E"/>
     <w:multiLevelType w:val="multilevel"/>
     <w:tmpl w:val="E84E9436"/>
@@ -10179,7 +12848,7 @@
       </w:rPr>
     </w:lvl>
   </w:abstractNum>
-  <w:abstractNum w:abstractNumId="36" w15:restartNumberingAfterBreak="0">
+  <w:abstractNum w:abstractNumId="40" w15:restartNumberingAfterBreak="0">
     <w:nsid w:val="62C03197"/>
     <w:multiLevelType w:val="hybridMultilevel"/>
     <w:tmpl w:val="4D64587C"/>
@@ -10292,7 +12961,7 @@
       </w:rPr>
     </w:lvl>
   </w:abstractNum>
-  <w:abstractNum w:abstractNumId="37" w15:restartNumberingAfterBreak="0">
+  <w:abstractNum w:abstractNumId="41" w15:restartNumberingAfterBreak="0">
     <w:nsid w:val="641B28AB"/>
     <w:multiLevelType w:val="multilevel"/>
     <w:tmpl w:val="C178D4FC"/>
@@ -10441,7 +13110,7 @@
       </w:rPr>
     </w:lvl>
   </w:abstractNum>
-  <w:abstractNum w:abstractNumId="38" w15:restartNumberingAfterBreak="0">
+  <w:abstractNum w:abstractNumId="42" w15:restartNumberingAfterBreak="0">
     <w:nsid w:val="689439F6"/>
     <w:multiLevelType w:val="hybridMultilevel"/>
     <w:tmpl w:val="9B20B13A"/>
@@ -10554,7 +13223,7 @@
       </w:rPr>
     </w:lvl>
   </w:abstractNum>
-  <w:abstractNum w:abstractNumId="39" w15:restartNumberingAfterBreak="0">
+  <w:abstractNum w:abstractNumId="43" w15:restartNumberingAfterBreak="0">
     <w:nsid w:val="6B63129A"/>
     <w:multiLevelType w:val="multilevel"/>
     <w:tmpl w:val="923C99B8"/>
@@ -10703,7 +13372,7 @@
       </w:rPr>
     </w:lvl>
   </w:abstractNum>
-  <w:abstractNum w:abstractNumId="40" w15:restartNumberingAfterBreak="0">
+  <w:abstractNum w:abstractNumId="44" w15:restartNumberingAfterBreak="0">
     <w:nsid w:val="75DF48FE"/>
     <w:multiLevelType w:val="hybridMultilevel"/>
     <w:tmpl w:val="D2743ABA"/>
@@ -10816,7 +13485,7 @@
       </w:rPr>
     </w:lvl>
   </w:abstractNum>
-  <w:abstractNum w:abstractNumId="41" w15:restartNumberingAfterBreak="0">
+  <w:abstractNum w:abstractNumId="45" w15:restartNumberingAfterBreak="0">
     <w:nsid w:val="7BFF48AA"/>
     <w:multiLevelType w:val="hybridMultilevel"/>
     <w:tmpl w:val="CE7C1EEE"/>
@@ -10929,7 +13598,7 @@
       </w:rPr>
     </w:lvl>
   </w:abstractNum>
-  <w:abstractNum w:abstractNumId="42" w15:restartNumberingAfterBreak="0">
+  <w:abstractNum w:abstractNumId="46" w15:restartNumberingAfterBreak="0">
     <w:nsid w:val="7C841D4F"/>
     <w:multiLevelType w:val="hybridMultilevel"/>
     <w:tmpl w:val="073E1FFE"/>
@@ -11042,140 +13711,152 @@
       </w:rPr>
     </w:lvl>
   </w:abstractNum>
-  <w:num w:numId="1">
+  <w:num w:numId="1" w16cid:durableId="1047873926">
+    <w:abstractNumId w:val="16"/>
+  </w:num>
+  <w:num w:numId="2" w16cid:durableId="1008630989">
+    <w:abstractNumId w:val="23"/>
+  </w:num>
+  <w:num w:numId="3" w16cid:durableId="624970245">
+    <w:abstractNumId w:val="0"/>
+  </w:num>
+  <w:num w:numId="4" w16cid:durableId="640767825">
+    <w:abstractNumId w:val="40"/>
+  </w:num>
+  <w:num w:numId="5" w16cid:durableId="2063483650">
+    <w:abstractNumId w:val="9"/>
+  </w:num>
+  <w:num w:numId="6" w16cid:durableId="1695695519">
+    <w:abstractNumId w:val="32"/>
+  </w:num>
+  <w:num w:numId="7" w16cid:durableId="2134134680">
+    <w:abstractNumId w:val="10"/>
+  </w:num>
+  <w:num w:numId="8" w16cid:durableId="1028333057">
+    <w:abstractNumId w:val="41"/>
+  </w:num>
+  <w:num w:numId="9" w16cid:durableId="534805753">
+    <w:abstractNumId w:val="39"/>
+  </w:num>
+  <w:num w:numId="10" w16cid:durableId="1551261779">
+    <w:abstractNumId w:val="11"/>
+  </w:num>
+  <w:num w:numId="11" w16cid:durableId="362828503">
+    <w:abstractNumId w:val="13"/>
+  </w:num>
+  <w:num w:numId="12" w16cid:durableId="825902956">
+    <w:abstractNumId w:val="5"/>
+  </w:num>
+  <w:num w:numId="13" w16cid:durableId="1498426661">
+    <w:abstractNumId w:val="8"/>
+  </w:num>
+  <w:num w:numId="14" w16cid:durableId="440993773">
+    <w:abstractNumId w:val="2"/>
+  </w:num>
+  <w:num w:numId="15" w16cid:durableId="1090203296">
+    <w:abstractNumId w:val="22"/>
+  </w:num>
+  <w:num w:numId="16" w16cid:durableId="1829058187">
     <w:abstractNumId w:val="15"/>
   </w:num>
-  <w:num w:numId="2">
-    <w:abstractNumId w:val="22"/>
+  <w:num w:numId="17" w16cid:durableId="1030301892">
+    <w:abstractNumId w:val="33"/>
   </w:num>
-  <w:num w:numId="3">
-    <w:abstractNumId w:val="0"/>
+  <w:num w:numId="18" w16cid:durableId="1546987900">
+    <w:abstractNumId w:val="31"/>
   </w:num>
-  <w:num w:numId="4">
+  <w:num w:numId="19" w16cid:durableId="1003706374">
+    <w:abstractNumId w:val="30"/>
+  </w:num>
+  <w:num w:numId="20" w16cid:durableId="1189413011">
+    <w:abstractNumId w:val="7"/>
+  </w:num>
+  <w:num w:numId="21" w16cid:durableId="1451706471">
+    <w:abstractNumId w:val="34"/>
+  </w:num>
+  <w:num w:numId="22" w16cid:durableId="248662623">
+    <w:abstractNumId w:val="37"/>
+  </w:num>
+  <w:num w:numId="23" w16cid:durableId="188108859">
+    <w:abstractNumId w:val="14"/>
+  </w:num>
+  <w:num w:numId="24" w16cid:durableId="217860588">
+    <w:abstractNumId w:val="20"/>
+  </w:num>
+  <w:num w:numId="25" w16cid:durableId="710416915">
+    <w:abstractNumId w:val="38"/>
+  </w:num>
+  <w:num w:numId="26" w16cid:durableId="1051032947">
+    <w:abstractNumId w:val="28"/>
+  </w:num>
+  <w:num w:numId="27" w16cid:durableId="1829055803">
+    <w:abstractNumId w:val="42"/>
+  </w:num>
+  <w:num w:numId="28" w16cid:durableId="407659091">
+    <w:abstractNumId w:val="35"/>
+  </w:num>
+  <w:num w:numId="29" w16cid:durableId="1304581040">
+    <w:abstractNumId w:val="44"/>
+  </w:num>
+  <w:num w:numId="30" w16cid:durableId="1899364888">
+    <w:abstractNumId w:val="45"/>
+  </w:num>
+  <w:num w:numId="31" w16cid:durableId="790442002">
+    <w:abstractNumId w:val="27"/>
+  </w:num>
+  <w:num w:numId="32" w16cid:durableId="20790465">
+    <w:abstractNumId w:val="6"/>
+  </w:num>
+  <w:num w:numId="33" w16cid:durableId="1682393586">
+    <w:abstractNumId w:val="25"/>
+  </w:num>
+  <w:num w:numId="34" w16cid:durableId="625544500">
+    <w:abstractNumId w:val="17"/>
+  </w:num>
+  <w:num w:numId="35" w16cid:durableId="560483622">
+    <w:abstractNumId w:val="12"/>
+  </w:num>
+  <w:num w:numId="36" w16cid:durableId="1216434257">
+    <w:abstractNumId w:val="46"/>
+  </w:num>
+  <w:num w:numId="37" w16cid:durableId="2139838788">
+    <w:abstractNumId w:val="18"/>
+  </w:num>
+  <w:num w:numId="38" w16cid:durableId="1723216475">
+    <w:abstractNumId w:val="4"/>
+  </w:num>
+  <w:num w:numId="39" w16cid:durableId="748191380">
+    <w:abstractNumId w:val="43"/>
+  </w:num>
+  <w:num w:numId="40" w16cid:durableId="620964783">
+    <w:abstractNumId w:val="19"/>
+  </w:num>
+  <w:num w:numId="41" w16cid:durableId="143277944">
+    <w:abstractNumId w:val="24"/>
+  </w:num>
+  <w:num w:numId="42" w16cid:durableId="2072384811">
+    <w:abstractNumId w:val="1"/>
+  </w:num>
+  <w:num w:numId="43" w16cid:durableId="1064989692">
+    <w:abstractNumId w:val="21"/>
+  </w:num>
+  <w:num w:numId="44" w16cid:durableId="658072939">
+    <w:abstractNumId w:val="26"/>
+  </w:num>
+  <w:num w:numId="45" w16cid:durableId="1788231353">
+    <w:abstractNumId w:val="3"/>
+  </w:num>
+  <w:num w:numId="46" w16cid:durableId="325012906">
     <w:abstractNumId w:val="36"/>
   </w:num>
-  <w:num w:numId="5">
-    <w:abstractNumId w:val="8"/>
-  </w:num>
-  <w:num w:numId="6">
+  <w:num w:numId="47" w16cid:durableId="1585456595">
     <w:abstractNumId w:val="29"/>
-  </w:num>
-  <w:num w:numId="7">
-    <w:abstractNumId w:val="9"/>
-  </w:num>
-  <w:num w:numId="8">
-    <w:abstractNumId w:val="37"/>
-  </w:num>
-  <w:num w:numId="9">
-    <w:abstractNumId w:val="35"/>
-  </w:num>
-  <w:num w:numId="10">
-    <w:abstractNumId w:val="10"/>
-  </w:num>
-  <w:num w:numId="11">
-    <w:abstractNumId w:val="12"/>
-  </w:num>
-  <w:num w:numId="12">
-    <w:abstractNumId w:val="4"/>
-  </w:num>
-  <w:num w:numId="13">
-    <w:abstractNumId w:val="7"/>
-  </w:num>
-  <w:num w:numId="14">
-    <w:abstractNumId w:val="2"/>
-  </w:num>
-  <w:num w:numId="15">
-    <w:abstractNumId w:val="21"/>
-  </w:num>
-  <w:num w:numId="16">
-    <w:abstractNumId w:val="14"/>
-  </w:num>
-  <w:num w:numId="17">
-    <w:abstractNumId w:val="30"/>
-  </w:num>
-  <w:num w:numId="18">
-    <w:abstractNumId w:val="28"/>
-  </w:num>
-  <w:num w:numId="19">
-    <w:abstractNumId w:val="27"/>
-  </w:num>
-  <w:num w:numId="20">
-    <w:abstractNumId w:val="6"/>
-  </w:num>
-  <w:num w:numId="21">
-    <w:abstractNumId w:val="31"/>
-  </w:num>
-  <w:num w:numId="22">
-    <w:abstractNumId w:val="33"/>
-  </w:num>
-  <w:num w:numId="23">
-    <w:abstractNumId w:val="13"/>
-  </w:num>
-  <w:num w:numId="24">
-    <w:abstractNumId w:val="19"/>
-  </w:num>
-  <w:num w:numId="25">
-    <w:abstractNumId w:val="34"/>
-  </w:num>
-  <w:num w:numId="26">
-    <w:abstractNumId w:val="26"/>
-  </w:num>
-  <w:num w:numId="27">
-    <w:abstractNumId w:val="38"/>
-  </w:num>
-  <w:num w:numId="28">
-    <w:abstractNumId w:val="32"/>
-  </w:num>
-  <w:num w:numId="29">
-    <w:abstractNumId w:val="40"/>
-  </w:num>
-  <w:num w:numId="30">
-    <w:abstractNumId w:val="41"/>
-  </w:num>
-  <w:num w:numId="31">
-    <w:abstractNumId w:val="25"/>
-  </w:num>
-  <w:num w:numId="32">
-    <w:abstractNumId w:val="5"/>
-  </w:num>
-  <w:num w:numId="33">
-    <w:abstractNumId w:val="24"/>
-  </w:num>
-  <w:num w:numId="34">
-    <w:abstractNumId w:val="16"/>
-  </w:num>
-  <w:num w:numId="35">
-    <w:abstractNumId w:val="11"/>
-  </w:num>
-  <w:num w:numId="36">
-    <w:abstractNumId w:val="42"/>
-  </w:num>
-  <w:num w:numId="37">
-    <w:abstractNumId w:val="17"/>
-  </w:num>
-  <w:num w:numId="38">
-    <w:abstractNumId w:val="3"/>
-  </w:num>
-  <w:num w:numId="39">
-    <w:abstractNumId w:val="39"/>
-  </w:num>
-  <w:num w:numId="40">
-    <w:abstractNumId w:val="18"/>
-  </w:num>
-  <w:num w:numId="41">
-    <w:abstractNumId w:val="23"/>
-  </w:num>
-  <w:num w:numId="42">
-    <w:abstractNumId w:val="1"/>
-  </w:num>
-  <w:num w:numId="43">
-    <w:abstractNumId w:val="20"/>
   </w:num>
 </w:numbering>
 </file>
 
 <file path=word/styles.xml><?xml version="1.0" encoding="utf-8"?>
-<w:styles xmlns:mc="http://schemas.openxmlformats.org/markup-compatibility/2006" xmlns:r="http://schemas.openxmlformats.org/officeDocument/2006/relationships" xmlns:w="http://schemas.openxmlformats.org/wordprocessingml/2006/main" xmlns:w14="http://schemas.microsoft.com/office/word/2010/wordml" xmlns:w15="http://schemas.microsoft.com/office/word/2012/wordml" xmlns:w16cex="http://schemas.microsoft.com/office/word/2018/wordml/cex" xmlns:w16cid="http://schemas.microsoft.com/office/word/2016/wordml/cid" xmlns:w16="http://schemas.microsoft.com/office/word/2018/wordml" xmlns:w16sdtdh="http://schemas.microsoft.com/office/word/2020/wordml/sdtdatahash" xmlns:w16se="http://schemas.microsoft.com/office/word/2015/wordml/symex" mc:Ignorable="w14 w15 w16se w16cid w16 w16cex w16sdtdh">
+<w:styles xmlns:mc="http://schemas.openxmlformats.org/markup-compatibility/2006" xmlns:r="http://schemas.openxmlformats.org/officeDocument/2006/relationships" xmlns:w="http://schemas.openxmlformats.org/wordprocessingml/2006/main" xmlns:w14="http://schemas.microsoft.com/office/word/2010/wordml" xmlns:w15="http://schemas.microsoft.com/office/word/2012/wordml" xmlns:w16cex="http://schemas.microsoft.com/office/word/2018/wordml/cex" xmlns:w16cid="http://schemas.microsoft.com/office/word/2016/wordml/cid" xmlns:w16="http://schemas.microsoft.com/office/word/2018/wordml" xmlns:w16du="http://schemas.microsoft.com/office/word/2023/wordml/word16du" xmlns:w16sdtdh="http://schemas.microsoft.com/office/word/2020/wordml/sdtdatahash" xmlns:w16sdtfl="http://schemas.microsoft.com/office/word/2024/wordml/sdtformatlock" xmlns:w16se="http://schemas.microsoft.com/office/word/2015/wordml/symex" mc:Ignorable="w14 w15 w16se w16cid w16 w16cex w16sdtdh w16sdtfl w16du">
   <w:docDefaults>
     <w:rPrDefault>
       <w:rPr>
@@ -11778,7 +14459,6 @@
   <w:style w:type="character" w:default="1" w:styleId="DefaultParagraphFont">
     <w:name w:val="Default Paragraph Font"/>
     <w:uiPriority w:val="1"/>
-    <w:semiHidden/>
     <w:unhideWhenUsed/>
   </w:style>
   <w:style w:type="table" w:default="1" w:styleId="TableNormal">
@@ -12688,6 +15368,45 @@
       </w:tblBorders>
     </w:tblPr>
   </w:style>
+  <w:style w:type="paragraph" w:styleId="EndnoteText">
+    <w:name w:val="endnote text"/>
+    <w:basedOn w:val="Normal"/>
+    <w:link w:val="EndnoteTextChar"/>
+    <w:uiPriority w:val="99"/>
+    <w:semiHidden/>
+    <w:unhideWhenUsed/>
+    <w:rsid w:val="00430D02"/>
+    <w:pPr>
+      <w:spacing w:after="0" w:line="240" w:lineRule="auto"/>
+    </w:pPr>
+    <w:rPr>
+      <w:sz w:val="20"/>
+      <w:szCs w:val="20"/>
+    </w:rPr>
+  </w:style>
+  <w:style w:type="character" w:customStyle="1" w:styleId="EndnoteTextChar">
+    <w:name w:val="Endnote Text Char"/>
+    <w:basedOn w:val="DefaultParagraphFont"/>
+    <w:link w:val="EndnoteText"/>
+    <w:uiPriority w:val="99"/>
+    <w:semiHidden/>
+    <w:rsid w:val="00430D02"/>
+    <w:rPr>
+      <w:sz w:val="20"/>
+      <w:szCs w:val="20"/>
+    </w:rPr>
+  </w:style>
+  <w:style w:type="character" w:styleId="EndnoteReference">
+    <w:name w:val="endnote reference"/>
+    <w:basedOn w:val="DefaultParagraphFont"/>
+    <w:uiPriority w:val="99"/>
+    <w:semiHidden/>
+    <w:unhideWhenUsed/>
+    <w:rsid w:val="00430D02"/>
+    <w:rPr>
+      <w:vertAlign w:val="superscript"/>
+    </w:rPr>
+  </w:style>
 </w:styles>
 </file>
 

--- a/CHUYÊN ĐỀ TỐT NGHIỆP 2.docx
+++ b/CHUYÊN ĐỀ TỐT NGHIỆP 2.docx
@@ -194,7 +194,7 @@
           <w:color w:val="000000" w:themeColor="text1"/>
         </w:rPr>
         <w:drawing>
-          <wp:inline distT="0" distB="0" distL="0" distR="0" wp14:anchorId="29E18876" wp14:editId="5D1D0762">
+          <wp:inline distT="0" distB="0" distL="0" distR="0" wp14:anchorId="29E18876" wp14:editId="6D0BD0B1">
             <wp:extent cx="1802130" cy="1804670"/>
             <wp:effectExtent l="0" t="0" r="7620" b="5080"/>
             <wp:docPr id="1895141473" name="Picture 1" descr="A blue and white circle with text and a star&#10;&#10;AI-generated content may be incorrect."/>
@@ -726,7 +726,7 @@
           <w:color w:val="000000" w:themeColor="text1"/>
         </w:rPr>
         <w:drawing>
-          <wp:inline distT="0" distB="0" distL="0" distR="0" wp14:anchorId="55590A8D" wp14:editId="580F46D4">
+          <wp:inline distT="0" distB="0" distL="0" distR="0" wp14:anchorId="55590A8D" wp14:editId="2AB140B3">
             <wp:extent cx="1802130" cy="1804670"/>
             <wp:effectExtent l="0" t="0" r="7620" b="5080"/>
             <wp:docPr id="104818083" name="Picture 1" descr="A blue and white circle with text and a star&#10;&#10;AI-generated content may be incorrect."/>
@@ -4140,7 +4140,7 @@
               <w:jc w:val="center"/>
             </w:pPr>
             <w:r>
-              <w:t>ARM</w:t>
+              <w:t>ID</w:t>
             </w:r>
           </w:p>
         </w:tc>
@@ -4155,7 +4155,7 @@
               <w:jc w:val="center"/>
             </w:pPr>
             <w:r>
-              <w:t>Advanced RISC Machine</w:t>
+              <w:t>Identification</w:t>
             </w:r>
           </w:p>
         </w:tc>
@@ -4170,10 +4170,7 @@
               <w:jc w:val="both"/>
             </w:pPr>
             <w:r>
-              <w:t>K</w:t>
-            </w:r>
-            <w:r>
-              <w:t>iến trúc bộ xử lý dựa trên RISC (Reduced Instruction Set Computer - Máy tính có tập lệnh đơn giản hóa)</w:t>
+              <w:t>Mã nhận dạng, định danh</w:t>
             </w:r>
           </w:p>
         </w:tc>
@@ -4190,7 +4187,7 @@
               <w:jc w:val="center"/>
             </w:pPr>
             <w:r>
-              <w:t>AC</w:t>
+              <w:t>H</w:t>
             </w:r>
           </w:p>
         </w:tc>
@@ -4205,7 +4202,7 @@
               <w:jc w:val="center"/>
             </w:pPr>
             <w:r>
-              <w:t>Alternating Current</w:t>
+              <w:t>Hysteresis</w:t>
             </w:r>
           </w:p>
         </w:tc>
@@ -4220,7 +4217,7 @@
               <w:jc w:val="both"/>
             </w:pPr>
             <w:r>
-              <w:t>Dòng điện xoay chiều</w:t>
+              <w:t>Ngưỡng, mức độ</w:t>
             </w:r>
           </w:p>
         </w:tc>
@@ -5505,14 +5502,7 @@
           <w:i/>
           <w:iCs/>
         </w:rPr>
-        <w:t>Threshold Settings (</w:t>
-      </w:r>
-      <w:r>
-        <w:rPr>
-          <w:i/>
-          <w:iCs/>
-        </w:rPr>
-        <w:t>H</w:t>
+        <w:t>Threshold Settings (H</w:t>
       </w:r>
       <w:r>
         <w:rPr>
@@ -5527,14 +5517,7 @@
           <w:i/>
           <w:iCs/>
         </w:rPr>
-        <w:t xml:space="preserve"> và </w:t>
-      </w:r>
-      <w:r>
-        <w:rPr>
-          <w:i/>
-          <w:iCs/>
-        </w:rPr>
-        <w:t>H</w:t>
+        <w:t xml:space="preserve"> và H</w:t>
       </w:r>
       <w:r>
         <w:rPr>
@@ -5574,15 +5557,7 @@
           <w:i/>
           <w:iCs/>
         </w:rPr>
-        <w:t>(</w:t>
-      </w:r>
-      <w:r>
-        <w:rPr>
-          <w:bCs w:val="0"/>
-          <w:i/>
-          <w:iCs/>
-        </w:rPr>
-        <w:t>H</w:t>
+        <w:t>(H</w:t>
       </w:r>
       <w:r>
         <w:rPr>
@@ -5711,13 +5686,25 @@
         <w:t xml:space="preserve"> Tham số thời gian thực (</w:t>
       </w:r>
       <w:r>
-        <w:t>Tstart</w:t>
+        <w:t>T</w:t>
+      </w:r>
+      <w:r>
+        <w:rPr>
+          <w:vertAlign w:val="subscript"/>
+        </w:rPr>
+        <w:t>start</w:t>
       </w:r>
       <w:r>
         <w:t xml:space="preserve"> đến </w:t>
       </w:r>
       <w:r>
-        <w:t>Tstop</w:t>
+        <w:t>T</w:t>
+      </w:r>
+      <w:r>
+        <w:rPr>
+          <w:vertAlign w:val="subscript"/>
+        </w:rPr>
+        <w:t>stop</w:t>
       </w:r>
       <w:r>
         <w:t>) đóng vai trò là "màng lọc" điều kiện, giúp hệ thống tuân thủ các nguyên tắc sinh học về thời điểm tưới tiêu tối ưu.</w:t>
@@ -7337,27 +7324,14 @@
         <w:rPr>
           <w:bCs w:val="0"/>
         </w:rPr>
-        <w:t xml:space="preserve"> Các con số </w:t>
-      </w:r>
-      <w:r>
-        <w:rPr>
-          <w:bCs w:val="0"/>
-        </w:rPr>
-        <w:t>H</w:t>
+        <w:t xml:space="preserve"> Các con số H</w:t>
       </w:r>
       <w:r>
         <w:rPr>
           <w:bCs w:val="0"/>
           <w:vertAlign w:val="subscript"/>
         </w:rPr>
-        <w:t>start</w:t>
-      </w:r>
-      <w:r>
-        <w:rPr>
-          <w:bCs w:val="0"/>
-          <w:vertAlign w:val="subscript"/>
-        </w:rPr>
-        <w:t xml:space="preserve"> </w:t>
+        <w:t xml:space="preserve">start </w:t>
       </w:r>
       <w:r>
         <w:rPr>
@@ -7389,13 +7363,7 @@
         <w:rPr>
           <w:bCs w:val="0"/>
         </w:rPr>
-        <w:t xml:space="preserve"> Hệ thống không yêu cầu người dùng nhập ngưỡng tắt (</w:t>
-      </w:r>
-      <w:r>
-        <w:rPr>
-          <w:bCs w:val="0"/>
-        </w:rPr>
-        <w:t>H</w:t>
+        <w:t xml:space="preserve"> Hệ thống không yêu cầu người dùng nhập ngưỡng tắt (H</w:t>
       </w:r>
       <w:r>
         <w:rPr>
@@ -7408,19 +7376,7 @@
         <w:rPr>
           <w:bCs w:val="0"/>
         </w:rPr>
-        <w:t>)</w:t>
-      </w:r>
-      <w:r>
-        <w:rPr>
-          <w:bCs w:val="0"/>
-        </w:rPr>
-        <w:t xml:space="preserve">. Để tối ưu hóa quản trị, hệ thống tự động cộng thêm 25% vào giá trị </w:t>
-      </w:r>
-      <w:r>
-        <w:rPr>
-          <w:bCs w:val="0"/>
-        </w:rPr>
-        <w:t>H</w:t>
+        <w:t>). Để tối ưu hóa quản trị, hệ thống tự động cộng thêm 25% vào giá trị H</w:t>
       </w:r>
       <w:r>
         <w:rPr>
@@ -7513,6 +7469,7 @@
     <w:p>
       <w:pPr>
         <w:pStyle w:val="Nidungbi"/>
+        <w:ind w:firstLine="709"/>
       </w:pPr>
       <w:r>
         <w:t>Việc thiết kế cơ sở dữ liệu theo hướng này mang lại 3 giá trị cốt lõi cho hệ thống:</w:t>
@@ -7521,6 +7478,11 @@
     <w:p>
       <w:pPr>
         <w:pStyle w:val="Nidungbi"/>
+        <w:numPr>
+          <w:ilvl w:val="0"/>
+          <w:numId w:val="48"/>
+        </w:numPr>
+        <w:ind w:left="1434" w:hanging="357"/>
       </w:pPr>
       <w:r>
         <w:t>Tính Khoa học: Quy trình tưới dựa hoàn toàn trên số liệu thực tế và đặc tính sinh học của cây trồng, loại bỏ sai số do cảm tính con người.</w:t>
@@ -7529,6 +7491,11 @@
     <w:p>
       <w:pPr>
         <w:pStyle w:val="Nidungbi"/>
+        <w:numPr>
+          <w:ilvl w:val="0"/>
+          <w:numId w:val="48"/>
+        </w:numPr>
+        <w:ind w:left="1434" w:hanging="357"/>
       </w:pPr>
       <w:r>
         <w:t>Tính Linh hoạt: Người dùng không cần am hiểu kỹ thuật vẫn có thể tái cấu hình hệ thống (Database Tuning) thông qua giao diện App thân thiện.</w:t>
@@ -7537,6 +7504,11 @@
     <w:p>
       <w:pPr>
         <w:pStyle w:val="Nidungbi"/>
+        <w:numPr>
+          <w:ilvl w:val="0"/>
+          <w:numId w:val="48"/>
+        </w:numPr>
+        <w:ind w:left="1434" w:hanging="357"/>
       </w:pPr>
       <w:r>
         <w:t>Tính Kinh tế: Tối ưu hóa chi phí vận hành (điện, nước) và giảm thiểu rủi ro nông nghiệp nhờ cơ chế cảnh báo nhiệt độ thông minh tích hợp.</w:t>
@@ -7565,6 +7537,130 @@
       </w:r>
       <w:r>
         <w:t>Sơ đồ khối kiến trúc hệ thống</w:t>
+      </w:r>
+    </w:p>
+    <w:p>
+      <w:pPr>
+        <w:pStyle w:val="MCCP1"/>
+      </w:pPr>
+      <w:r>
+        <w:t>2.2. Lắp dặt hệ thống</w:t>
+      </w:r>
+    </w:p>
+    <w:p>
+      <w:pPr>
+        <w:pStyle w:val="MCCP1"/>
+      </w:pPr>
+      <w:r>
+        <w:t>2.3. Lập trình hệ thống</w:t>
+      </w:r>
+    </w:p>
+    <w:p>
+      <w:pPr>
+        <w:pStyle w:val="MCCP1"/>
+      </w:pPr>
+      <w:r>
+        <w:t xml:space="preserve">2.4. </w:t>
+      </w:r>
+      <w:r>
+        <w:t>Xây dựng Dashboard quản lý</w:t>
+      </w:r>
+      <w:r>
+        <w:t xml:space="preserve"> trên môi trường Cloud</w:t>
+      </w:r>
+    </w:p>
+    <w:p>
+      <w:pPr>
+        <w:pStyle w:val="MCCP1"/>
+      </w:pPr>
+      <w:r>
+        <w:t>2.5. Phát triển ứng dụng di động</w:t>
+      </w:r>
+    </w:p>
+    <w:p>
+      <w:pPr>
+        <w:rPr>
+          <w:rFonts w:cs="Times New Roman"/>
+          <w:b/>
+          <w:bCs/>
+          <w:color w:val="0D0D0D" w:themeColor="text1" w:themeTint="F2"/>
+          <w:szCs w:val="26"/>
+        </w:rPr>
+      </w:pPr>
+      <w:r>
+        <w:br w:type="page"/>
+      </w:r>
+    </w:p>
+    <w:p>
+      <w:pPr>
+        <w:pStyle w:val="CCCHNG"/>
+      </w:pPr>
+      <w:r>
+        <w:lastRenderedPageBreak/>
+        <w:t>CHƯƠNG 3: THỬ NGHIỆM VÀ ĐÁNH GIÁ</w:t>
+      </w:r>
+    </w:p>
+    <w:p>
+      <w:pPr>
+        <w:pStyle w:val="MCCP1"/>
+      </w:pPr>
+      <w:r>
+        <w:t>3.1. Thử nghiệm khả năng đáp ứng của hệ thống khi thay đổi loại cây trồng (thay đổi ngưỡng kích hoạt).</w:t>
+      </w:r>
+    </w:p>
+    <w:p>
+      <w:pPr>
+        <w:pStyle w:val="MCCP1"/>
+      </w:pPr>
+      <w:r>
+        <w:t>3.2. Đánh giá độ ổn định của cảm biến độ ẩm đất trong các loại giá thể khác nhau.</w:t>
+      </w:r>
+    </w:p>
+    <w:p>
+      <w:pPr>
+        <w:pStyle w:val="MCCP1"/>
+      </w:pPr>
+      <w:r>
+        <w:t>3.3. Kiểm chứng hiệu quả tiết kiệm nước so với phương pháp tưới hẹn giờ truyền thống.</w:t>
+      </w:r>
+    </w:p>
+    <w:p>
+      <w:pPr>
+        <w:rPr>
+          <w:rFonts w:cs="Times New Roman"/>
+          <w:b/>
+          <w:bCs/>
+          <w:color w:val="0D0D0D" w:themeColor="text1" w:themeTint="F2"/>
+          <w:szCs w:val="26"/>
+        </w:rPr>
+      </w:pPr>
+      <w:r>
+        <w:br w:type="page"/>
+      </w:r>
+    </w:p>
+    <w:p>
+      <w:pPr>
+        <w:pStyle w:val="CCCHNG"/>
+      </w:pPr>
+      <w:r>
+        <w:lastRenderedPageBreak/>
+        <w:t>CHƯƠNG 4: KẾT LUẬN VÀ HƯỚNG PHÁT TRIỂN</w:t>
+      </w:r>
+    </w:p>
+    <w:p>
+      <w:pPr>
+        <w:pStyle w:val="MCCP1"/>
+      </w:pPr>
+      <w:r>
+        <w:t>4.1. Tổng kết khả năng ứng dụng thực tế của mô hình "tưới theo nhu cầu cây".</w:t>
+      </w:r>
+    </w:p>
+    <w:p>
+      <w:pPr>
+        <w:pStyle w:val="MCCP1"/>
+      </w:pPr>
+      <w:r>
+        <w:t>4.2. Hướng phát triển: Tích hợp dữ liệu dự báo thời tiết từ Internet để tạm dừng tưới nếu trời sắp mưa (Weather API integration).</w:t>
       </w:r>
     </w:p>
     <w:p>
@@ -12587,6 +12683,119 @@
     </w:lvl>
   </w:abstractNum>
   <w:abstractNum w:abstractNumId="38" w15:restartNumberingAfterBreak="0">
+    <w:nsid w:val="5A0C34AA"/>
+    <w:multiLevelType w:val="hybridMultilevel"/>
+    <w:tmpl w:val="46AEEB78"/>
+    <w:lvl w:ilvl="0" w:tplc="04090001">
+      <w:start w:val="1"/>
+      <w:numFmt w:val="bullet"/>
+      <w:lvlText w:val=""/>
+      <w:lvlJc w:val="left"/>
+      <w:pPr>
+        <w:ind w:left="1440" w:hanging="360"/>
+      </w:pPr>
+      <w:rPr>
+        <w:rFonts w:ascii="Symbol" w:hAnsi="Symbol" w:hint="default"/>
+      </w:rPr>
+    </w:lvl>
+    <w:lvl w:ilvl="1" w:tplc="04090003" w:tentative="1">
+      <w:start w:val="1"/>
+      <w:numFmt w:val="bullet"/>
+      <w:lvlText w:val="o"/>
+      <w:lvlJc w:val="left"/>
+      <w:pPr>
+        <w:ind w:left="2160" w:hanging="360"/>
+      </w:pPr>
+      <w:rPr>
+        <w:rFonts w:ascii="Courier New" w:hAnsi="Courier New" w:cs="Courier New" w:hint="default"/>
+      </w:rPr>
+    </w:lvl>
+    <w:lvl w:ilvl="2" w:tplc="04090005" w:tentative="1">
+      <w:start w:val="1"/>
+      <w:numFmt w:val="bullet"/>
+      <w:lvlText w:val=""/>
+      <w:lvlJc w:val="left"/>
+      <w:pPr>
+        <w:ind w:left="2880" w:hanging="360"/>
+      </w:pPr>
+      <w:rPr>
+        <w:rFonts w:ascii="Wingdings" w:hAnsi="Wingdings" w:hint="default"/>
+      </w:rPr>
+    </w:lvl>
+    <w:lvl w:ilvl="3" w:tplc="04090001" w:tentative="1">
+      <w:start w:val="1"/>
+      <w:numFmt w:val="bullet"/>
+      <w:lvlText w:val=""/>
+      <w:lvlJc w:val="left"/>
+      <w:pPr>
+        <w:ind w:left="3600" w:hanging="360"/>
+      </w:pPr>
+      <w:rPr>
+        <w:rFonts w:ascii="Symbol" w:hAnsi="Symbol" w:hint="default"/>
+      </w:rPr>
+    </w:lvl>
+    <w:lvl w:ilvl="4" w:tplc="04090003" w:tentative="1">
+      <w:start w:val="1"/>
+      <w:numFmt w:val="bullet"/>
+      <w:lvlText w:val="o"/>
+      <w:lvlJc w:val="left"/>
+      <w:pPr>
+        <w:ind w:left="4320" w:hanging="360"/>
+      </w:pPr>
+      <w:rPr>
+        <w:rFonts w:ascii="Courier New" w:hAnsi="Courier New" w:cs="Courier New" w:hint="default"/>
+      </w:rPr>
+    </w:lvl>
+    <w:lvl w:ilvl="5" w:tplc="04090005" w:tentative="1">
+      <w:start w:val="1"/>
+      <w:numFmt w:val="bullet"/>
+      <w:lvlText w:val=""/>
+      <w:lvlJc w:val="left"/>
+      <w:pPr>
+        <w:ind w:left="5040" w:hanging="360"/>
+      </w:pPr>
+      <w:rPr>
+        <w:rFonts w:ascii="Wingdings" w:hAnsi="Wingdings" w:hint="default"/>
+      </w:rPr>
+    </w:lvl>
+    <w:lvl w:ilvl="6" w:tplc="04090001" w:tentative="1">
+      <w:start w:val="1"/>
+      <w:numFmt w:val="bullet"/>
+      <w:lvlText w:val=""/>
+      <w:lvlJc w:val="left"/>
+      <w:pPr>
+        <w:ind w:left="5760" w:hanging="360"/>
+      </w:pPr>
+      <w:rPr>
+        <w:rFonts w:ascii="Symbol" w:hAnsi="Symbol" w:hint="default"/>
+      </w:rPr>
+    </w:lvl>
+    <w:lvl w:ilvl="7" w:tplc="04090003" w:tentative="1">
+      <w:start w:val="1"/>
+      <w:numFmt w:val="bullet"/>
+      <w:lvlText w:val="o"/>
+      <w:lvlJc w:val="left"/>
+      <w:pPr>
+        <w:ind w:left="6480" w:hanging="360"/>
+      </w:pPr>
+      <w:rPr>
+        <w:rFonts w:ascii="Courier New" w:hAnsi="Courier New" w:cs="Courier New" w:hint="default"/>
+      </w:rPr>
+    </w:lvl>
+    <w:lvl w:ilvl="8" w:tplc="04090005" w:tentative="1">
+      <w:start w:val="1"/>
+      <w:numFmt w:val="bullet"/>
+      <w:lvlText w:val=""/>
+      <w:lvlJc w:val="left"/>
+      <w:pPr>
+        <w:ind w:left="7200" w:hanging="360"/>
+      </w:pPr>
+      <w:rPr>
+        <w:rFonts w:ascii="Wingdings" w:hAnsi="Wingdings" w:hint="default"/>
+      </w:rPr>
+    </w:lvl>
+  </w:abstractNum>
+  <w:abstractNum w:abstractNumId="39" w15:restartNumberingAfterBreak="0">
     <w:nsid w:val="5E326F1C"/>
     <w:multiLevelType w:val="hybridMultilevel"/>
     <w:tmpl w:val="A60CC558"/>
@@ -12699,7 +12908,7 @@
       </w:rPr>
     </w:lvl>
   </w:abstractNum>
-  <w:abstractNum w:abstractNumId="39" w15:restartNumberingAfterBreak="0">
+  <w:abstractNum w:abstractNumId="40" w15:restartNumberingAfterBreak="0">
     <w:nsid w:val="61A1292E"/>
     <w:multiLevelType w:val="multilevel"/>
     <w:tmpl w:val="E84E9436"/>
@@ -12848,7 +13057,7 @@
       </w:rPr>
     </w:lvl>
   </w:abstractNum>
-  <w:abstractNum w:abstractNumId="40" w15:restartNumberingAfterBreak="0">
+  <w:abstractNum w:abstractNumId="41" w15:restartNumberingAfterBreak="0">
     <w:nsid w:val="62C03197"/>
     <w:multiLevelType w:val="hybridMultilevel"/>
     <w:tmpl w:val="4D64587C"/>
@@ -12961,7 +13170,7 @@
       </w:rPr>
     </w:lvl>
   </w:abstractNum>
-  <w:abstractNum w:abstractNumId="41" w15:restartNumberingAfterBreak="0">
+  <w:abstractNum w:abstractNumId="42" w15:restartNumberingAfterBreak="0">
     <w:nsid w:val="641B28AB"/>
     <w:multiLevelType w:val="multilevel"/>
     <w:tmpl w:val="C178D4FC"/>
@@ -13110,7 +13319,7 @@
       </w:rPr>
     </w:lvl>
   </w:abstractNum>
-  <w:abstractNum w:abstractNumId="42" w15:restartNumberingAfterBreak="0">
+  <w:abstractNum w:abstractNumId="43" w15:restartNumberingAfterBreak="0">
     <w:nsid w:val="689439F6"/>
     <w:multiLevelType w:val="hybridMultilevel"/>
     <w:tmpl w:val="9B20B13A"/>
@@ -13223,7 +13432,7 @@
       </w:rPr>
     </w:lvl>
   </w:abstractNum>
-  <w:abstractNum w:abstractNumId="43" w15:restartNumberingAfterBreak="0">
+  <w:abstractNum w:abstractNumId="44" w15:restartNumberingAfterBreak="0">
     <w:nsid w:val="6B63129A"/>
     <w:multiLevelType w:val="multilevel"/>
     <w:tmpl w:val="923C99B8"/>
@@ -13372,7 +13581,7 @@
       </w:rPr>
     </w:lvl>
   </w:abstractNum>
-  <w:abstractNum w:abstractNumId="44" w15:restartNumberingAfterBreak="0">
+  <w:abstractNum w:abstractNumId="45" w15:restartNumberingAfterBreak="0">
     <w:nsid w:val="75DF48FE"/>
     <w:multiLevelType w:val="hybridMultilevel"/>
     <w:tmpl w:val="D2743ABA"/>
@@ -13485,7 +13694,7 @@
       </w:rPr>
     </w:lvl>
   </w:abstractNum>
-  <w:abstractNum w:abstractNumId="45" w15:restartNumberingAfterBreak="0">
+  <w:abstractNum w:abstractNumId="46" w15:restartNumberingAfterBreak="0">
     <w:nsid w:val="7BFF48AA"/>
     <w:multiLevelType w:val="hybridMultilevel"/>
     <w:tmpl w:val="CE7C1EEE"/>
@@ -13598,7 +13807,7 @@
       </w:rPr>
     </w:lvl>
   </w:abstractNum>
-  <w:abstractNum w:abstractNumId="46" w15:restartNumberingAfterBreak="0">
+  <w:abstractNum w:abstractNumId="47" w15:restartNumberingAfterBreak="0">
     <w:nsid w:val="7C841D4F"/>
     <w:multiLevelType w:val="hybridMultilevel"/>
     <w:tmpl w:val="073E1FFE"/>
@@ -13721,7 +13930,7 @@
     <w:abstractNumId w:val="0"/>
   </w:num>
   <w:num w:numId="4" w16cid:durableId="640767825">
-    <w:abstractNumId w:val="40"/>
+    <w:abstractNumId w:val="41"/>
   </w:num>
   <w:num w:numId="5" w16cid:durableId="2063483650">
     <w:abstractNumId w:val="9"/>
@@ -13733,10 +13942,10 @@
     <w:abstractNumId w:val="10"/>
   </w:num>
   <w:num w:numId="8" w16cid:durableId="1028333057">
-    <w:abstractNumId w:val="41"/>
+    <w:abstractNumId w:val="42"/>
   </w:num>
   <w:num w:numId="9" w16cid:durableId="534805753">
-    <w:abstractNumId w:val="39"/>
+    <w:abstractNumId w:val="40"/>
   </w:num>
   <w:num w:numId="10" w16cid:durableId="1551261779">
     <w:abstractNumId w:val="11"/>
@@ -13784,22 +13993,22 @@
     <w:abstractNumId w:val="20"/>
   </w:num>
   <w:num w:numId="25" w16cid:durableId="710416915">
-    <w:abstractNumId w:val="38"/>
+    <w:abstractNumId w:val="39"/>
   </w:num>
   <w:num w:numId="26" w16cid:durableId="1051032947">
     <w:abstractNumId w:val="28"/>
   </w:num>
   <w:num w:numId="27" w16cid:durableId="1829055803">
-    <w:abstractNumId w:val="42"/>
+    <w:abstractNumId w:val="43"/>
   </w:num>
   <w:num w:numId="28" w16cid:durableId="407659091">
     <w:abstractNumId w:val="35"/>
   </w:num>
   <w:num w:numId="29" w16cid:durableId="1304581040">
-    <w:abstractNumId w:val="44"/>
+    <w:abstractNumId w:val="45"/>
   </w:num>
   <w:num w:numId="30" w16cid:durableId="1899364888">
-    <w:abstractNumId w:val="45"/>
+    <w:abstractNumId w:val="46"/>
   </w:num>
   <w:num w:numId="31" w16cid:durableId="790442002">
     <w:abstractNumId w:val="27"/>
@@ -13817,7 +14026,7 @@
     <w:abstractNumId w:val="12"/>
   </w:num>
   <w:num w:numId="36" w16cid:durableId="1216434257">
-    <w:abstractNumId w:val="46"/>
+    <w:abstractNumId w:val="47"/>
   </w:num>
   <w:num w:numId="37" w16cid:durableId="2139838788">
     <w:abstractNumId w:val="18"/>
@@ -13826,7 +14035,7 @@
     <w:abstractNumId w:val="4"/>
   </w:num>
   <w:num w:numId="39" w16cid:durableId="748191380">
-    <w:abstractNumId w:val="43"/>
+    <w:abstractNumId w:val="44"/>
   </w:num>
   <w:num w:numId="40" w16cid:durableId="620964783">
     <w:abstractNumId w:val="19"/>
@@ -13851,6 +14060,9 @@
   </w:num>
   <w:num w:numId="47" w16cid:durableId="1585456595">
     <w:abstractNumId w:val="29"/>
+  </w:num>
+  <w:num w:numId="48" w16cid:durableId="1581136261">
+    <w:abstractNumId w:val="38"/>
   </w:num>
 </w:numbering>
 </file>
@@ -14459,6 +14671,7 @@
   <w:style w:type="character" w:default="1" w:styleId="DefaultParagraphFont">
     <w:name w:val="Default Paragraph Font"/>
     <w:uiPriority w:val="1"/>
+    <w:semiHidden/>
     <w:unhideWhenUsed/>
   </w:style>
   <w:style w:type="table" w:default="1" w:styleId="TableNormal">
